--- a/docs/SRS_01_Web_CRM_CEO1983.docx
+++ b/docs/SRS_01_Web_CRM_CEO1983.docx
@@ -100,7 +100,7 @@
           <w:sz w:val="20"/>
           <w:szCs w:val="20"/>
         </w:rPr>
-        <w:t xml:space="preserve">Phiên Bản: Version 5.0 (Bàn Giao Kỹ Thuật Đầy Đủ Chi Tiết 100% MECE)</w:t>
+        <w:t xml:space="preserve">Phiên Bản: Version 5.5 (Tích Hợp Trợ Lý AI 32 Tính Năng &amp; Chỉ Dẫn GPS Lái Màn Hình Trực Tiếp)</w:t>
       </w:r>
     </w:p>
     <w:p>
@@ -115,7 +115,7 @@
           <w:sz w:val="20"/>
           <w:szCs w:val="20"/>
         </w:rPr>
-        <w:t xml:space="preserve">Ngày Phê Duyệt: 04/10/2026</w:t>
+        <w:t xml:space="preserve">Ngày Phê Duyệt: 06/10/2026</w:t>
       </w:r>
     </w:p>
     <w:p>
@@ -221,7 +221,7 @@
           <w:sz w:val="24"/>
           <w:szCs w:val="24"/>
         </w:rPr>
-        <w:t xml:space="preserve">Tài liệu này bao gồm đặc tả chi tiết của 30 trường hợp sử dụng (Use Cases) tương ứng với phạm vi chức năng bàn giao, áp dụng nguyên tắc MECE (Mutually Exclusive, Collectively Exhaustive) để tuyệt đối không trùng lặp và không bỏ sót bất kỳ luồng tác nghiệp nào của Hội đồng Điều hành và Hội viên CLB Doanh Nhân CEO 1983.</w:t>
+        <w:t xml:space="preserve">Tài liệu này bao gồm đặc tả chi tiết của 31 trường hợp sử dụng (Use Cases) tương ứng với phạm vi chức năng bàn giao, áp dụng nguyên tắc MECE (Mutually Exclusive, Collectively Exhaustive) để tuyệt đối không trùng lặp và không bỏ sót bất kỳ luồng tác nghiệp nào của Hội đồng Điều hành và Hội viên CLB Doanh Nhân CEO 1983.</w:t>
       </w:r>
     </w:p>
     <w:p>
@@ -252,14 +252,16 @@
           <w:insideH w:val="single" w:color="auto" w:sz="4"/>
           <w:insideV w:val="single" w:color="auto" w:sz="4"/>
         </w:tblBorders>
+        <w:tblLayout w:type="fixed"/>
       </w:tblPr>
       <w:tblGrid>
-        <w:gridCol w:w="100"/>
-        <w:gridCol w:w="100"/>
-        <w:gridCol w:w="100"/>
+        <w:gridCol w:w="1600"/>
+        <w:gridCol w:w="3000"/>
+        <w:gridCol w:w="4600"/>
       </w:tblGrid>
       <w:tr>
         <w:trPr>
+          <w:cantSplit/>
           <w:tblHeader/>
         </w:trPr>
         <w:tc>
@@ -366,6 +368,9 @@
         </w:tc>
       </w:tr>
       <w:tr>
+        <w:trPr>
+          <w:cantSplit/>
+        </w:trPr>
         <w:tc>
           <w:tcPr>
             <w:tcW w:type="dxa" w:w="1600"/>
@@ -467,6 +472,9 @@
         </w:tc>
       </w:tr>
       <w:tr>
+        <w:trPr>
+          <w:cantSplit/>
+        </w:trPr>
         <w:tc>
           <w:tcPr>
             <w:tcW w:type="dxa" w:w="1600"/>
@@ -568,6 +576,9 @@
         </w:tc>
       </w:tr>
       <w:tr>
+        <w:trPr>
+          <w:cantSplit/>
+        </w:trPr>
         <w:tc>
           <w:tcPr>
             <w:tcW w:type="dxa" w:w="1600"/>
@@ -669,6 +680,9 @@
         </w:tc>
       </w:tr>
       <w:tr>
+        <w:trPr>
+          <w:cantSplit/>
+        </w:trPr>
         <w:tc>
           <w:tcPr>
             <w:tcW w:type="dxa" w:w="1600"/>
@@ -770,6 +784,9 @@
         </w:tc>
       </w:tr>
       <w:tr>
+        <w:trPr>
+          <w:cantSplit/>
+        </w:trPr>
         <w:tc>
           <w:tcPr>
             <w:tcW w:type="dxa" w:w="1600"/>
@@ -871,6 +888,9 @@
         </w:tc>
       </w:tr>
       <w:tr>
+        <w:trPr>
+          <w:cantSplit/>
+        </w:trPr>
         <w:tc>
           <w:tcPr>
             <w:tcW w:type="dxa" w:w="1600"/>
@@ -972,6 +992,9 @@
         </w:tc>
       </w:tr>
       <w:tr>
+        <w:trPr>
+          <w:cantSplit/>
+        </w:trPr>
         <w:tc>
           <w:tcPr>
             <w:tcW w:type="dxa" w:w="1600"/>
@@ -1073,6 +1096,9 @@
         </w:tc>
       </w:tr>
       <w:tr>
+        <w:trPr>
+          <w:cantSplit/>
+        </w:trPr>
         <w:tc>
           <w:tcPr>
             <w:tcW w:type="dxa" w:w="1600"/>
@@ -1174,6 +1200,9 @@
         </w:tc>
       </w:tr>
       <w:tr>
+        <w:trPr>
+          <w:cantSplit/>
+        </w:trPr>
         <w:tc>
           <w:tcPr>
             <w:tcW w:type="dxa" w:w="1600"/>
@@ -1275,6 +1304,9 @@
         </w:tc>
       </w:tr>
       <w:tr>
+        <w:trPr>
+          <w:cantSplit/>
+        </w:trPr>
         <w:tc>
           <w:tcPr>
             <w:tcW w:type="dxa" w:w="1600"/>
@@ -1376,6 +1408,9 @@
         </w:tc>
       </w:tr>
       <w:tr>
+        <w:trPr>
+          <w:cantSplit/>
+        </w:trPr>
         <w:tc>
           <w:tcPr>
             <w:tcW w:type="dxa" w:w="1600"/>
@@ -1477,6 +1512,9 @@
         </w:tc>
       </w:tr>
       <w:tr>
+        <w:trPr>
+          <w:cantSplit/>
+        </w:trPr>
         <w:tc>
           <w:tcPr>
             <w:tcW w:type="dxa" w:w="1600"/>
@@ -1623,15 +1661,17 @@
           <w:insideH w:val="single" w:color="auto" w:sz="4"/>
           <w:insideV w:val="single" w:color="auto" w:sz="4"/>
         </w:tblBorders>
+        <w:tblLayout w:type="fixed"/>
       </w:tblPr>
       <w:tblGrid>
-        <w:gridCol w:w="100"/>
-        <w:gridCol w:w="100"/>
-        <w:gridCol w:w="100"/>
-        <w:gridCol w:w="100"/>
+        <w:gridCol w:w="1200"/>
+        <w:gridCol w:w="2400"/>
+        <w:gridCol w:w="2400"/>
+        <w:gridCol w:w="3200"/>
       </w:tblGrid>
       <w:tr>
         <w:trPr>
+          <w:cantSplit/>
           <w:tblHeader/>
         </w:trPr>
         <w:tc>
@@ -1772,6 +1812,9 @@
         </w:tc>
       </w:tr>
       <w:tr>
+        <w:trPr>
+          <w:cantSplit/>
+        </w:trPr>
         <w:tc>
           <w:tcPr>
             <w:tcW w:type="dxa" w:w="1200"/>
@@ -1906,6 +1949,9 @@
         </w:tc>
       </w:tr>
       <w:tr>
+        <w:trPr>
+          <w:cantSplit/>
+        </w:trPr>
         <w:tc>
           <w:tcPr>
             <w:tcW w:type="dxa" w:w="1200"/>
@@ -2040,6 +2086,9 @@
         </w:tc>
       </w:tr>
       <w:tr>
+        <w:trPr>
+          <w:cantSplit/>
+        </w:trPr>
         <w:tc>
           <w:tcPr>
             <w:tcW w:type="dxa" w:w="1200"/>
@@ -2174,6 +2223,9 @@
         </w:tc>
       </w:tr>
       <w:tr>
+        <w:trPr>
+          <w:cantSplit/>
+        </w:trPr>
         <w:tc>
           <w:tcPr>
             <w:tcW w:type="dxa" w:w="1200"/>
@@ -2308,6 +2360,9 @@
         </w:tc>
       </w:tr>
       <w:tr>
+        <w:trPr>
+          <w:cantSplit/>
+        </w:trPr>
         <w:tc>
           <w:tcPr>
             <w:tcW w:type="dxa" w:w="1200"/>
@@ -2442,6 +2497,9 @@
         </w:tc>
       </w:tr>
       <w:tr>
+        <w:trPr>
+          <w:cantSplit/>
+        </w:trPr>
         <w:tc>
           <w:tcPr>
             <w:tcW w:type="dxa" w:w="1200"/>
@@ -3639,6 +3697,258 @@
     </w:p>
     <w:p>
       <w:pPr>
+        <w:pStyle w:val="Heading3"/>
+        <w:spacing w:after="60" w:before="140"/>
+      </w:pPr>
+      <w:r>
+        <w:rPr>
+          <w:rFonts w:ascii="Times New Roman" w:cs="Times New Roman" w:eastAsia="Times New Roman" w:hAnsi="Times New Roman"/>
+          <w:b/>
+          <w:bCs/>
+          <w:color w:val="D97706"/>
+          <w:sz w:val="24"/>
+          <w:szCs w:val="24"/>
+        </w:rPr>
+        <w:t xml:space="preserve">UJ-06: Hành Trình Tương Tác Giọng Nói Với Trợ Lý AI ➔ Tra Cứu Dữ Liệu Thực Tế ➔ Dẫn Đường Lái Màn Hình Trực Tiếp GPS Turn-by-Turn HUD (32 Tính Năng)</w:t>
+      </w:r>
+    </w:p>
+    <w:p>
+      <w:pPr>
+        <w:spacing w:after="80" w:before="80" w:line="276"/>
+        <w:jc w:val="left"/>
+      </w:pPr>
+      <w:r>
+        <w:rPr>
+          <w:rFonts w:ascii="Times New Roman" w:cs="Times New Roman" w:eastAsia="Times New Roman" w:hAnsi="Times New Roman"/>
+          <w:b/>
+          <w:bCs/>
+          <w:i w:val="false"/>
+          <w:iCs w:val="false"/>
+          <w:color w:val="0F172A"/>
+          <w:sz w:val="24"/>
+          <w:szCs w:val="24"/>
+        </w:rPr>
+        <w:t xml:space="preserve">Đối tượng trải nghiệm: Hội viên chính thức, Ban Quản Trị, Cán bộ các Ban Chuyên Môn</w:t>
+      </w:r>
+    </w:p>
+    <w:p>
+      <w:pPr>
+        <w:spacing w:after="60" w:before="50" w:line="260"/>
+        <w:ind w:left="360"/>
+        <w:jc w:val="left"/>
+      </w:pPr>
+      <w:r>
+        <w:rPr>
+          <w:rFonts w:ascii="Times New Roman" w:cs="Times New Roman" w:eastAsia="Times New Roman" w:hAnsi="Times New Roman"/>
+          <w:b/>
+          <w:bCs/>
+          <w:color w:val="003B95"/>
+          <w:sz w:val="22"/>
+          <w:szCs w:val="22"/>
+        </w:rPr>
+        <w:t xml:space="preserve">Bước 1: </w:t>
+      </w:r>
+      <w:r>
+        <w:rPr>
+          <w:rFonts w:ascii="Times New Roman" w:cs="Times New Roman" w:eastAsia="Times New Roman" w:hAnsi="Times New Roman"/>
+          <w:color w:val="1E293B"/>
+          <w:sz w:val="22"/>
+          <w:szCs w:val="22"/>
+        </w:rPr>
+        <w:t xml:space="preserve">Người dùng chạm biểu tượng Robot Trợ lý AI ở góc màn hình hoặc dùng phím tắt nổi.</w:t>
+      </w:r>
+    </w:p>
+    <w:p>
+      <w:pPr>
+        <w:spacing w:after="60" w:before="50" w:line="260"/>
+        <w:ind w:left="360"/>
+        <w:jc w:val="left"/>
+      </w:pPr>
+      <w:r>
+        <w:rPr>
+          <w:rFonts w:ascii="Times New Roman" w:cs="Times New Roman" w:eastAsia="Times New Roman" w:hAnsi="Times New Roman"/>
+          <w:b/>
+          <w:bCs/>
+          <w:color w:val="003B95"/>
+          <w:sz w:val="22"/>
+          <w:szCs w:val="22"/>
+        </w:rPr>
+        <w:t xml:space="preserve">Bước 2: </w:t>
+      </w:r>
+      <w:r>
+        <w:rPr>
+          <w:rFonts w:ascii="Times New Roman" w:cs="Times New Roman" w:eastAsia="Times New Roman" w:hAnsi="Times New Roman"/>
+          <w:color w:val="1E293B"/>
+          <w:sz w:val="22"/>
+          <w:szCs w:val="22"/>
+        </w:rPr>
+        <w:t xml:space="preserve">Hệ thống tự động gọi API `/api/ai/live-context`, tải tức thời thông tin phiên đăng nhập: Họ tên, Mã hội viên, Hạng thẻ VIP, Tình trạng hội phí thường niên, Số lượng thông báo chưa đọc, Danh sách sự kiện đã có vé tham dự và Top 5 sự kiện đông nhất.</w:t>
+      </w:r>
+    </w:p>
+    <w:p>
+      <w:pPr>
+        <w:spacing w:after="60" w:before="50" w:line="260"/>
+        <w:ind w:left="360"/>
+        <w:jc w:val="left"/>
+      </w:pPr>
+      <w:r>
+        <w:rPr>
+          <w:rFonts w:ascii="Times New Roman" w:cs="Times New Roman" w:eastAsia="Times New Roman" w:hAnsi="Times New Roman"/>
+          <w:b/>
+          <w:bCs/>
+          <w:color w:val="003B95"/>
+          <w:sz w:val="22"/>
+          <w:szCs w:val="22"/>
+        </w:rPr>
+        <w:t xml:space="preserve">Bước 3: </w:t>
+      </w:r>
+      <w:r>
+        <w:rPr>
+          <w:rFonts w:ascii="Times New Roman" w:cs="Times New Roman" w:eastAsia="Times New Roman" w:hAnsi="Times New Roman"/>
+          <w:color w:val="1E293B"/>
+          <w:sz w:val="22"/>
+          <w:szCs w:val="22"/>
+        </w:rPr>
+        <w:t xml:space="preserve">Người dùng ra lệnh bằng giọng nói tiếng Việt (Microphone) hoặc nhập câu hỏi: 'Sự kiện nào đang được nhiều người đăng ký nhất?', 'Tôi có thông báo nào chưa đọc?' hoặc 'Hướng dẫn tôi đăng ký sự kiện như nào'.</w:t>
+      </w:r>
+    </w:p>
+    <w:p>
+      <w:pPr>
+        <w:spacing w:after="60" w:before="50" w:line="260"/>
+        <w:ind w:left="360"/>
+        <w:jc w:val="left"/>
+      </w:pPr>
+      <w:r>
+        <w:rPr>
+          <w:rFonts w:ascii="Times New Roman" w:cs="Times New Roman" w:eastAsia="Times New Roman" w:hAnsi="Times New Roman"/>
+          <w:b/>
+          <w:bCs/>
+          <w:color w:val="003B95"/>
+          <w:sz w:val="22"/>
+          <w:szCs w:val="22"/>
+        </w:rPr>
+        <w:t xml:space="preserve">Bước 4: </w:t>
+      </w:r>
+      <w:r>
+        <w:rPr>
+          <w:rFonts w:ascii="Times New Roman" w:cs="Times New Roman" w:eastAsia="Times New Roman" w:hAnsi="Times New Roman"/>
+          <w:color w:val="1E293B"/>
+          <w:sz w:val="22"/>
+          <w:szCs w:val="22"/>
+        </w:rPr>
+        <w:t xml:space="preserve">Bộ máy Smart Hybrid Engine kết hợp Google Gemini 2.0 Flash xử lý ngôn ngữ tự nhiên, phản hồi Markdown chi tiết và tóm tắt lời thoại tiếng Việt qua Web Speech API (0ms latency, 100% miễn phí).</w:t>
+      </w:r>
+    </w:p>
+    <w:p>
+      <w:pPr>
+        <w:spacing w:after="60" w:before="50" w:line="260"/>
+        <w:ind w:left="360"/>
+        <w:jc w:val="left"/>
+      </w:pPr>
+      <w:r>
+        <w:rPr>
+          <w:rFonts w:ascii="Times New Roman" w:cs="Times New Roman" w:eastAsia="Times New Roman" w:hAnsi="Times New Roman"/>
+          <w:b/>
+          <w:bCs/>
+          <w:color w:val="003B95"/>
+          <w:sz w:val="22"/>
+          <w:szCs w:val="22"/>
+        </w:rPr>
+        <w:t xml:space="preserve">Bước 5: </w:t>
+      </w:r>
+      <w:r>
+        <w:rPr>
+          <w:rFonts w:ascii="Times New Roman" w:cs="Times New Roman" w:eastAsia="Times New Roman" w:hAnsi="Times New Roman"/>
+          <w:color w:val="1E293B"/>
+          <w:sz w:val="22"/>
+          <w:szCs w:val="22"/>
+        </w:rPr>
+        <w:t xml:space="preserve">Khi câu hỏi liên quan đến hướng dẫn sử dụng bất kỳ chức năng nào trong hệ thống, AI giải thích chi tiết các bước và chủ động hỏi: 'Quý Anh/Chị có muốn tôi hướng dẫn thao tác trực tiếp trên màn hình không? Tôi sẽ dẫn đường từng bước cho Anh/Chị.' kèm hộp Callout vàng hoàng gia hiển thị 2 nút [👉 Có, hướng dẫn trực tiếp ngay] và [Để sau].</w:t>
+      </w:r>
+    </w:p>
+    <w:p>
+      <w:pPr>
+        <w:spacing w:after="60" w:before="50" w:line="260"/>
+        <w:ind w:left="360"/>
+        <w:jc w:val="left"/>
+      </w:pPr>
+      <w:r>
+        <w:rPr>
+          <w:rFonts w:ascii="Times New Roman" w:cs="Times New Roman" w:eastAsia="Times New Roman" w:hAnsi="Times New Roman"/>
+          <w:b/>
+          <w:bCs/>
+          <w:color w:val="003B95"/>
+          <w:sz w:val="22"/>
+          <w:szCs w:val="22"/>
+        </w:rPr>
+        <w:t xml:space="preserve">Bước 6: </w:t>
+      </w:r>
+      <w:r>
+        <w:rPr>
+          <w:rFonts w:ascii="Times New Roman" w:cs="Times New Roman" w:eastAsia="Times New Roman" w:hAnsi="Times New Roman"/>
+          <w:color w:val="1E293B"/>
+          <w:sz w:val="22"/>
+          <w:szCs w:val="22"/>
+        </w:rPr>
+        <w:t xml:space="preserve">Người dùng bấm nút 'Có' hoặc nói khẩu lệnh khẳng định ('Có', 'Đồng ý', 'Bắt đầu', 'OK', 'Yes', 'Lái màn hình đi').</w:t>
+      </w:r>
+    </w:p>
+    <w:p>
+      <w:pPr>
+        <w:spacing w:after="60" w:before="50" w:line="260"/>
+        <w:ind w:left="360"/>
+        <w:jc w:val="left"/>
+      </w:pPr>
+      <w:r>
+        <w:rPr>
+          <w:rFonts w:ascii="Times New Roman" w:cs="Times New Roman" w:eastAsia="Times New Roman" w:hAnsi="Times New Roman"/>
+          <w:b/>
+          <w:bCs/>
+          <w:color w:val="003B95"/>
+          <w:sz w:val="22"/>
+          <w:szCs w:val="22"/>
+        </w:rPr>
+        <w:t xml:space="preserve">Bước 7: </w:t>
+      </w:r>
+      <w:r>
+        <w:rPr>
+          <w:rFonts w:ascii="Times New Roman" w:cs="Times New Roman" w:eastAsia="Times New Roman" w:hAnsi="Times New Roman"/>
+          <w:color w:val="1E293B"/>
+          <w:sz w:val="22"/>
+          <w:szCs w:val="22"/>
+        </w:rPr>
+        <w:t xml:space="preserve">Trợ lý AI tự động đóng modal, lập tức điều hướng URL đến đúng trang tính năng (`navigate({ to: route })`) và kích hoạt lộ trình dẫn đường thực tế `startTourGlobally(tourId)`.</w:t>
+      </w:r>
+    </w:p>
+    <w:p>
+      <w:pPr>
+        <w:spacing w:after="60" w:before="50" w:line="260"/>
+        <w:ind w:left="360"/>
+        <w:jc w:val="left"/>
+      </w:pPr>
+      <w:r>
+        <w:rPr>
+          <w:rFonts w:ascii="Times New Roman" w:cs="Times New Roman" w:eastAsia="Times New Roman" w:hAnsi="Times New Roman"/>
+          <w:b/>
+          <w:bCs/>
+          <w:color w:val="003B95"/>
+          <w:sz w:val="22"/>
+          <w:szCs w:val="22"/>
+        </w:rPr>
+        <w:t xml:space="preserve">Bước 8: </w:t>
+      </w:r>
+      <w:r>
+        <w:rPr>
+          <w:rFonts w:ascii="Times New Roman" w:cs="Times New Roman" w:eastAsia="Times New Roman" w:hAnsi="Times New Roman"/>
+          <w:color w:val="1E293B"/>
+          <w:sz w:val="22"/>
+          <w:szCs w:val="22"/>
+        </w:rPr>
+        <w:t xml:space="preserve">Lớp phủ Voice GPS HUD Overlay kích hoạt hiệu ứng Spotlight làm mờ xung quanh, chiếu vòng hào quang vàng kim nhấp nháy vào đúng nút cần chạm, thanh chỉ dẫn HUD hiển thị cử chỉ (👆 Chạm, 📸 Quét, ↔️ Vuốt) kèm lời thuyết minh giọng nói từng bước cho đến khi hoàn thành.</w:t>
+      </w:r>
+    </w:p>
+    <w:p>
+      <w:pPr>
         <w:pStyle w:val="Heading2"/>
         <w:spacing w:after="80" w:before="180"/>
       </w:pPr>
@@ -3813,7 +4123,7 @@
           <w:sz w:val="30"/>
           <w:szCs w:val="30"/>
         </w:rPr>
-        <w:t xml:space="preserve">3. YÊU CẦU CHỨC NĂNG CHI TIẾT (FUNCTIONAL REQUIREMENTS — 30 USE CASES)</w:t>
+        <w:t xml:space="preserve">3. YÊU CẦU CHỨC NĂNG CHI TIẾT (FUNCTIONAL REQUIREMENTS — 31 USE CASES)</w:t>
       </w:r>
     </w:p>
     <w:p>
@@ -3863,13 +4173,15 @@
           <w:insideH w:val="single" w:color="auto" w:sz="4"/>
           <w:insideV w:val="single" w:color="auto" w:sz="4"/>
         </w:tblBorders>
+        <w:tblLayout w:type="fixed"/>
       </w:tblPr>
       <w:tblGrid>
-        <w:gridCol w:w="100"/>
-        <w:gridCol w:w="100"/>
+        <w:gridCol w:w="2600"/>
+        <w:gridCol w:w="6600"/>
       </w:tblGrid>
       <w:tr>
         <w:trPr>
+          <w:cantSplit/>
           <w:tblHeader/>
         </w:trPr>
         <w:tc>
@@ -3942,6 +4254,9 @@
         </w:tc>
       </w:tr>
       <w:tr>
+        <w:trPr>
+          <w:cantSplit/>
+        </w:trPr>
         <w:tc>
           <w:tcPr>
             <w:tcW w:type="dxa" w:w="2600"/>
@@ -4010,6 +4325,9 @@
         </w:tc>
       </w:tr>
       <w:tr>
+        <w:trPr>
+          <w:cantSplit/>
+        </w:trPr>
         <w:tc>
           <w:tcPr>
             <w:tcW w:type="dxa" w:w="2600"/>
@@ -4078,6 +4396,9 @@
         </w:tc>
       </w:tr>
       <w:tr>
+        <w:trPr>
+          <w:cantSplit/>
+        </w:trPr>
         <w:tc>
           <w:tcPr>
             <w:tcW w:type="dxa" w:w="2600"/>
@@ -4146,6 +4467,9 @@
         </w:tc>
       </w:tr>
       <w:tr>
+        <w:trPr>
+          <w:cantSplit/>
+        </w:trPr>
         <w:tc>
           <w:tcPr>
             <w:tcW w:type="dxa" w:w="2600"/>
@@ -4214,6 +4538,9 @@
         </w:tc>
       </w:tr>
       <w:tr>
+        <w:trPr>
+          <w:cantSplit/>
+        </w:trPr>
         <w:tc>
           <w:tcPr>
             <w:tcW w:type="dxa" w:w="2600"/>
@@ -4282,6 +4609,9 @@
         </w:tc>
       </w:tr>
       <w:tr>
+        <w:trPr>
+          <w:cantSplit/>
+        </w:trPr>
         <w:tc>
           <w:tcPr>
             <w:tcW w:type="dxa" w:w="2600"/>
@@ -4350,6 +4680,9 @@
         </w:tc>
       </w:tr>
       <w:tr>
+        <w:trPr>
+          <w:cantSplit/>
+        </w:trPr>
         <w:tc>
           <w:tcPr>
             <w:tcW w:type="dxa" w:w="2600"/>
@@ -4418,6 +4751,9 @@
         </w:tc>
       </w:tr>
       <w:tr>
+        <w:trPr>
+          <w:cantSplit/>
+        </w:trPr>
         <w:tc>
           <w:tcPr>
             <w:tcW w:type="dxa" w:w="2600"/>
@@ -4486,6 +4822,9 @@
         </w:tc>
       </w:tr>
       <w:tr>
+        <w:trPr>
+          <w:cantSplit/>
+        </w:trPr>
         <w:tc>
           <w:tcPr>
             <w:tcW w:type="dxa" w:w="2600"/>
@@ -4582,15 +4921,17 @@
           <w:insideH w:val="single" w:color="auto" w:sz="4"/>
           <w:insideV w:val="single" w:color="auto" w:sz="4"/>
         </w:tblBorders>
+        <w:tblLayout w:type="fixed"/>
       </w:tblPr>
       <w:tblGrid>
-        <w:gridCol w:w="100"/>
-        <w:gridCol w:w="100"/>
-        <w:gridCol w:w="100"/>
-        <w:gridCol w:w="100"/>
+        <w:gridCol w:w="2200"/>
+        <w:gridCol w:w="1800"/>
+        <w:gridCol w:w="1400"/>
+        <w:gridCol w:w="3800"/>
       </w:tblGrid>
       <w:tr>
         <w:trPr>
+          <w:cantSplit/>
           <w:tblHeader/>
         </w:trPr>
         <w:tc>
@@ -4731,6 +5072,9 @@
         </w:tc>
       </w:tr>
       <w:tr>
+        <w:trPr>
+          <w:cantSplit/>
+        </w:trPr>
         <w:tc>
           <w:tcPr>
             <w:tcW w:type="dxa" w:w="2200"/>
@@ -5111,13 +5455,15 @@
           <w:insideH w:val="single" w:color="auto" w:sz="4"/>
           <w:insideV w:val="single" w:color="auto" w:sz="4"/>
         </w:tblBorders>
+        <w:tblLayout w:type="fixed"/>
       </w:tblPr>
       <w:tblGrid>
-        <w:gridCol w:w="100"/>
-        <w:gridCol w:w="100"/>
+        <w:gridCol w:w="2600"/>
+        <w:gridCol w:w="6600"/>
       </w:tblGrid>
       <w:tr>
         <w:trPr>
+          <w:cantSplit/>
           <w:tblHeader/>
         </w:trPr>
         <w:tc>
@@ -5190,6 +5536,9 @@
         </w:tc>
       </w:tr>
       <w:tr>
+        <w:trPr>
+          <w:cantSplit/>
+        </w:trPr>
         <w:tc>
           <w:tcPr>
             <w:tcW w:type="dxa" w:w="2600"/>
@@ -5258,6 +5607,9 @@
         </w:tc>
       </w:tr>
       <w:tr>
+        <w:trPr>
+          <w:cantSplit/>
+        </w:trPr>
         <w:tc>
           <w:tcPr>
             <w:tcW w:type="dxa" w:w="2600"/>
@@ -5326,6 +5678,9 @@
         </w:tc>
       </w:tr>
       <w:tr>
+        <w:trPr>
+          <w:cantSplit/>
+        </w:trPr>
         <w:tc>
           <w:tcPr>
             <w:tcW w:type="dxa" w:w="2600"/>
@@ -5394,6 +5749,9 @@
         </w:tc>
       </w:tr>
       <w:tr>
+        <w:trPr>
+          <w:cantSplit/>
+        </w:trPr>
         <w:tc>
           <w:tcPr>
             <w:tcW w:type="dxa" w:w="2600"/>
@@ -5462,6 +5820,9 @@
         </w:tc>
       </w:tr>
       <w:tr>
+        <w:trPr>
+          <w:cantSplit/>
+        </w:trPr>
         <w:tc>
           <w:tcPr>
             <w:tcW w:type="dxa" w:w="2600"/>
@@ -5530,6 +5891,9 @@
         </w:tc>
       </w:tr>
       <w:tr>
+        <w:trPr>
+          <w:cantSplit/>
+        </w:trPr>
         <w:tc>
           <w:tcPr>
             <w:tcW w:type="dxa" w:w="2600"/>
@@ -5598,6 +5962,9 @@
         </w:tc>
       </w:tr>
       <w:tr>
+        <w:trPr>
+          <w:cantSplit/>
+        </w:trPr>
         <w:tc>
           <w:tcPr>
             <w:tcW w:type="dxa" w:w="2600"/>
@@ -5666,6 +6033,9 @@
         </w:tc>
       </w:tr>
       <w:tr>
+        <w:trPr>
+          <w:cantSplit/>
+        </w:trPr>
         <w:tc>
           <w:tcPr>
             <w:tcW w:type="dxa" w:w="2600"/>
@@ -5734,6 +6104,9 @@
         </w:tc>
       </w:tr>
       <w:tr>
+        <w:trPr>
+          <w:cantSplit/>
+        </w:trPr>
         <w:tc>
           <w:tcPr>
             <w:tcW w:type="dxa" w:w="2600"/>
@@ -5830,15 +6203,17 @@
           <w:insideH w:val="single" w:color="auto" w:sz="4"/>
           <w:insideV w:val="single" w:color="auto" w:sz="4"/>
         </w:tblBorders>
+        <w:tblLayout w:type="fixed"/>
       </w:tblPr>
       <w:tblGrid>
-        <w:gridCol w:w="100"/>
-        <w:gridCol w:w="100"/>
-        <w:gridCol w:w="100"/>
-        <w:gridCol w:w="100"/>
+        <w:gridCol w:w="2200"/>
+        <w:gridCol w:w="1800"/>
+        <w:gridCol w:w="1400"/>
+        <w:gridCol w:w="3800"/>
       </w:tblGrid>
       <w:tr>
         <w:trPr>
+          <w:cantSplit/>
           <w:tblHeader/>
         </w:trPr>
         <w:tc>
@@ -5979,6 +6354,9 @@
         </w:tc>
       </w:tr>
       <w:tr>
+        <w:trPr>
+          <w:cantSplit/>
+        </w:trPr>
         <w:tc>
           <w:tcPr>
             <w:tcW w:type="dxa" w:w="2200"/>
@@ -6113,6 +6491,9 @@
         </w:tc>
       </w:tr>
       <w:tr>
+        <w:trPr>
+          <w:cantSplit/>
+        </w:trPr>
         <w:tc>
           <w:tcPr>
             <w:tcW w:type="dxa" w:w="2200"/>
@@ -6247,6 +6628,9 @@
         </w:tc>
       </w:tr>
       <w:tr>
+        <w:trPr>
+          <w:cantSplit/>
+        </w:trPr>
         <w:tc>
           <w:tcPr>
             <w:tcW w:type="dxa" w:w="2200"/>
@@ -6381,6 +6765,9 @@
         </w:tc>
       </w:tr>
       <w:tr>
+        <w:trPr>
+          <w:cantSplit/>
+        </w:trPr>
         <w:tc>
           <w:tcPr>
             <w:tcW w:type="dxa" w:w="2200"/>
@@ -6515,6 +6902,9 @@
         </w:tc>
       </w:tr>
       <w:tr>
+        <w:trPr>
+          <w:cantSplit/>
+        </w:trPr>
         <w:tc>
           <w:tcPr>
             <w:tcW w:type="dxa" w:w="2200"/>
@@ -6649,6 +7039,9 @@
         </w:tc>
       </w:tr>
       <w:tr>
+        <w:trPr>
+          <w:cantSplit/>
+        </w:trPr>
         <w:tc>
           <w:tcPr>
             <w:tcW w:type="dxa" w:w="2200"/>
@@ -6783,6 +7176,9 @@
         </w:tc>
       </w:tr>
       <w:tr>
+        <w:trPr>
+          <w:cantSplit/>
+        </w:trPr>
         <w:tc>
           <w:tcPr>
             <w:tcW w:type="dxa" w:w="2200"/>
@@ -6917,6 +7313,9 @@
         </w:tc>
       </w:tr>
       <w:tr>
+        <w:trPr>
+          <w:cantSplit/>
+        </w:trPr>
         <w:tc>
           <w:tcPr>
             <w:tcW w:type="dxa" w:w="2200"/>
@@ -7051,6 +7450,9 @@
         </w:tc>
       </w:tr>
       <w:tr>
+        <w:trPr>
+          <w:cantSplit/>
+        </w:trPr>
         <w:tc>
           <w:tcPr>
             <w:tcW w:type="dxa" w:w="2200"/>
@@ -7530,7 +7932,7 @@
           <w:sz w:val="26"/>
           <w:szCs w:val="26"/>
         </w:rPr>
-        <w:t xml:space="preserve">[UC-PUB-03] Tự Động Phát Hành Email Tiếp Nhận Hồ Sơ Qua SMTP Relay</w:t>
+        <w:t xml:space="preserve">[UC-PUB-03] Phát Hành Thư Điện Tử SMTP Relay &amp; Chặn Vòng Lặp 1-Fail Suppression</w:t>
       </w:r>
     </w:p>
     <w:tbl>
@@ -7544,13 +7946,15 @@
           <w:insideH w:val="single" w:color="auto" w:sz="4"/>
           <w:insideV w:val="single" w:color="auto" w:sz="4"/>
         </w:tblBorders>
+        <w:tblLayout w:type="fixed"/>
       </w:tblPr>
       <w:tblGrid>
-        <w:gridCol w:w="100"/>
-        <w:gridCol w:w="100"/>
+        <w:gridCol w:w="2600"/>
+        <w:gridCol w:w="6600"/>
       </w:tblGrid>
       <w:tr>
         <w:trPr>
+          <w:cantSplit/>
           <w:tblHeader/>
         </w:trPr>
         <w:tc>
@@ -7623,6 +8027,9 @@
         </w:tc>
       </w:tr>
       <w:tr>
+        <w:trPr>
+          <w:cantSplit/>
+        </w:trPr>
         <w:tc>
           <w:tcPr>
             <w:tcW w:type="dxa" w:w="2600"/>
@@ -7691,6 +8098,9 @@
         </w:tc>
       </w:tr>
       <w:tr>
+        <w:trPr>
+          <w:cantSplit/>
+        </w:trPr>
         <w:tc>
           <w:tcPr>
             <w:tcW w:type="dxa" w:w="2600"/>
@@ -7753,12 +8163,15 @@
                 <w:sz w:val="20"/>
                 <w:szCs w:val="20"/>
               </w:rPr>
-              <w:t xml:space="preserve">Tự Động Phát Hành Email Tiếp Nhận Hồ Sơ Qua SMTP Relay</w:t>
+              <w:t xml:space="preserve">Phát Hành Thư Điện Tử SMTP Relay &amp; Chặn Vòng Lặp 1-Fail Suppression</w:t>
             </w:r>
           </w:p>
         </w:tc>
       </w:tr>
       <w:tr>
+        <w:trPr>
+          <w:cantSplit/>
+        </w:trPr>
         <w:tc>
           <w:tcPr>
             <w:tcW w:type="dxa" w:w="2600"/>
@@ -7827,6 +8240,9 @@
         </w:tc>
       </w:tr>
       <w:tr>
+        <w:trPr>
+          <w:cantSplit/>
+        </w:trPr>
         <w:tc>
           <w:tcPr>
             <w:tcW w:type="dxa" w:w="2600"/>
@@ -7889,12 +8305,15 @@
                 <w:sz w:val="20"/>
                 <w:szCs w:val="20"/>
               </w:rPr>
-              <w:t xml:space="preserve">Hệ thống máy chủ dịch vụ tự động phát hành email xác nhận ngay khi ứng viên nộp hồ sơ đăng ký thành công.</w:t>
+              <w:t xml:space="preserve">Hệ thống tự động phát hành email xác nhận, tích hợp bộ lọc địa chỉ giả lập và cơ chế danh sách đen 1-Fail Suppression List chống vòng lặp kẹt 47 giờ.</w:t>
             </w:r>
           </w:p>
         </w:tc>
       </w:tr>
       <w:tr>
+        <w:trPr>
+          <w:cantSplit/>
+        </w:trPr>
         <w:tc>
           <w:tcPr>
             <w:tcW w:type="dxa" w:w="2600"/>
@@ -7963,6 +8382,9 @@
         </w:tc>
       </w:tr>
       <w:tr>
+        <w:trPr>
+          <w:cantSplit/>
+        </w:trPr>
         <w:tc>
           <w:tcPr>
             <w:tcW w:type="dxa" w:w="2600"/>
@@ -8025,12 +8447,15 @@
                 <w:sz w:val="20"/>
                 <w:szCs w:val="20"/>
               </w:rPr>
-              <w:t xml:space="preserve">Bản ghi đăng ký [UC-PUB-02] được tạo thành công trong CSDL.</w:t>
+              <w:t xml:space="preserve">Bản ghi đăng ký [UC-PUB-02] hoặc sự kiện hệ thống được kích hoạt.</w:t>
             </w:r>
           </w:p>
         </w:tc>
       </w:tr>
       <w:tr>
+        <w:trPr>
+          <w:cantSplit/>
+        </w:trPr>
         <w:tc>
           <w:tcPr>
             <w:tcW w:type="dxa" w:w="2600"/>
@@ -8093,12 +8518,15 @@
                 <w:sz w:val="20"/>
                 <w:szCs w:val="20"/>
               </w:rPr>
-              <w:t xml:space="preserve">Ứng viên nhận được thư xác nhận chính thức trong hộp thư đến (Inbox) trong vòng dưới 10 giây.</w:t>
+              <w:t xml:space="preserve">Email được phát hành an toàn, hạ tầng SMTP không bao giờ bị nghẽn hay khóa do gửi lặp email chết.</w:t>
             </w:r>
           </w:p>
         </w:tc>
       </w:tr>
       <w:tr>
+        <w:trPr>
+          <w:cantSplit/>
+        </w:trPr>
         <w:tc>
           <w:tcPr>
             <w:tcW w:type="dxa" w:w="2600"/>
@@ -8161,12 +8589,15 @@
                 <w:sz w:val="20"/>
                 <w:szCs w:val="20"/>
               </w:rPr>
-              <w:t xml:space="preserve">Đảm bảo tỷ lệ gửi thư thành công đạt &gt; 99.5%, tránh rơi vào hòm thư rác (Spam).</w:t>
+              <w:t xml:space="preserve">RULE-SMTP-FAIL-SUPPRESSION: Lọc email ảo và ngắt ngay nếu gửi lỗi 1 lần duy nhất.</w:t>
             </w:r>
           </w:p>
         </w:tc>
       </w:tr>
       <w:tr>
+        <w:trPr>
+          <w:cantSplit/>
+        </w:trPr>
         <w:tc>
           <w:tcPr>
             <w:tcW w:type="dxa" w:w="2600"/>
@@ -8229,7 +8660,7 @@
                 <w:sz w:val="20"/>
                 <w:szCs w:val="20"/>
               </w:rPr>
-              <w:t xml:space="preserve">Service: `mailer.service.ts` | Config: `SMTP_HOST`, `SMTP_PORT`, `SMTP_USER`</w:t>
+              <w:t xml:space="preserve">Service: `mail.service.ts` | Suppression List: `uploads/mail_suppression_list.json`</w:t>
             </w:r>
           </w:p>
         </w:tc>
@@ -8263,15 +8694,17 @@
           <w:insideH w:val="single" w:color="auto" w:sz="4"/>
           <w:insideV w:val="single" w:color="auto" w:sz="4"/>
         </w:tblBorders>
+        <w:tblLayout w:type="fixed"/>
       </w:tblPr>
       <w:tblGrid>
-        <w:gridCol w:w="100"/>
-        <w:gridCol w:w="100"/>
-        <w:gridCol w:w="100"/>
-        <w:gridCol w:w="100"/>
+        <w:gridCol w:w="2200"/>
+        <w:gridCol w:w="1800"/>
+        <w:gridCol w:w="1400"/>
+        <w:gridCol w:w="3800"/>
       </w:tblGrid>
       <w:tr>
         <w:trPr>
+          <w:cantSplit/>
           <w:tblHeader/>
         </w:trPr>
         <w:tc>
@@ -8412,6 +8845,9 @@
         </w:tc>
       </w:tr>
       <w:tr>
+        <w:trPr>
+          <w:cantSplit/>
+        </w:trPr>
         <w:tc>
           <w:tcPr>
             <w:tcW w:type="dxa" w:w="2200"/>
@@ -8540,12 +8976,15 @@
                 <w:sz w:val="20"/>
                 <w:szCs w:val="20"/>
               </w:rPr>
-              <w:t xml:space="preserve">Email ứng viên vừa đăng ký</w:t>
+              <w:t xml:space="preserve">Email ứng viên/hội viên nhận thư</w:t>
             </w:r>
           </w:p>
         </w:tc>
       </w:tr>
       <w:tr>
+        <w:trPr>
+          <w:cantSplit/>
+        </w:trPr>
         <w:tc>
           <w:tcPr>
             <w:tcW w:type="dxa" w:w="2200"/>
@@ -8674,12 +9113,15 @@
                 <w:sz w:val="20"/>
                 <w:szCs w:val="20"/>
               </w:rPr>
-              <w:t xml:space="preserve">Họ và tên ứng viên</w:t>
+              <w:t xml:space="preserve">Họ và tên người nhận</w:t>
             </w:r>
           </w:p>
         </w:tc>
       </w:tr>
       <w:tr>
+        <w:trPr>
+          <w:cantSplit/>
+        </w:trPr>
         <w:tc>
           <w:tcPr>
             <w:tcW w:type="dxa" w:w="2200"/>
@@ -8808,7 +9250,7 @@
                 <w:sz w:val="20"/>
                 <w:szCs w:val="20"/>
               </w:rPr>
-              <w:t xml:space="preserve">Mã định danh hồ sơ hệ thống cấp</w:t>
+              <w:t xml:space="preserve">Mã định danh giao dịch/hồ sơ hệ thống cấp</w:t>
             </w:r>
           </w:p>
         </w:tc>
@@ -8855,7 +9297,7 @@
           <w:sz w:val="22"/>
           <w:szCs w:val="22"/>
         </w:rPr>
-        <w:t xml:space="preserve">Sự kiện APPLICATION_SUBMITTED kích hoạt Job trong hàng đợi xử lý thư tín.</w:t>
+        <w:t xml:space="preserve">Sự kiện gửi thư kích hoạt Job trong dịch vụ `mail.service.ts`.</w:t>
       </w:r>
     </w:p>
     <w:p>
@@ -8882,7 +9324,7 @@
           <w:sz w:val="22"/>
           <w:szCs w:val="22"/>
         </w:rPr>
-        <w:t xml:space="preserve">Dịch vụ nạp Template email HTML thương hiệu CEO 1983 (Màu Navy/Gold, Logo HanoiBA).</w:t>
+        <w:t xml:space="preserve">Hệ thống chạy Bộ Lọc Kiểm Tra Email Hợp Lệ (Validation Pre-filter):</w:t>
       </w:r>
     </w:p>
     <w:p>
@@ -8900,7 +9342,7 @@
           <w:sz w:val="22"/>
           <w:szCs w:val="22"/>
         </w:rPr>
-        <w:t xml:space="preserve">Bước 3: </w:t>
+        <w:t xml:space="preserve">- </w:t>
       </w:r>
       <w:r>
         <w:rPr>
@@ -8909,7 +9351,7 @@
           <w:sz w:val="22"/>
           <w:szCs w:val="22"/>
         </w:rPr>
-        <w:t xml:space="preserve">Điền thông tin cá nhân hóa: Họ tên, Tên doanh nghiệp, Mã tra cứu hồ sơ và Quy trình thẩm định 4 bước.</w:t>
+        <w:t xml:space="preserve">Kiểm tra nếu email thuộc tên miền giả lập/nội bộ (@ceo1983.com, test, dummy) -&gt; Hủy tác vụ ngay lập tức, không gửi SMTP.</w:t>
       </w:r>
     </w:p>
     <w:p>
@@ -8927,7 +9369,7 @@
           <w:sz w:val="22"/>
           <w:szCs w:val="22"/>
         </w:rPr>
-        <w:t xml:space="preserve">Bước 4: </w:t>
+        <w:t xml:space="preserve">- </w:t>
       </w:r>
       <w:r>
         <w:rPr>
@@ -8936,7 +9378,7 @@
           <w:sz w:val="22"/>
           <w:szCs w:val="22"/>
         </w:rPr>
-        <w:t xml:space="preserve">Kết nối an toàn đến cổng SMTP Relay bảo mật (smtp.gmail.com:465 qua SSL/TLS).</w:t>
+        <w:t xml:space="preserve">Kiểm tra danh sách chặn `uploads/mail_suppression_list.json` -&gt; Nếu email đã từng bị lỗi trước đó, hủy gửi ngay lập tức.</w:t>
       </w:r>
     </w:p>
     <w:p>
@@ -8954,7 +9396,7 @@
           <w:sz w:val="22"/>
           <w:szCs w:val="22"/>
         </w:rPr>
-        <w:t xml:space="preserve">Bước 5: </w:t>
+        <w:t xml:space="preserve">Bước 3: </w:t>
       </w:r>
       <w:r>
         <w:rPr>
@@ -8963,7 +9405,7 @@
           <w:sz w:val="22"/>
           <w:szCs w:val="22"/>
         </w:rPr>
-        <w:t xml:space="preserve">Phát hành thư điện tử đến hộp thư ứng viên.</w:t>
+        <w:t xml:space="preserve">Dịch vụ nạp Template email HTML thương hiệu CEO 1983 (Màu Navy/Gold, Logo HanoiBA).</w:t>
       </w:r>
     </w:p>
     <w:p>
@@ -8981,7 +9423,7 @@
           <w:sz w:val="22"/>
           <w:szCs w:val="22"/>
         </w:rPr>
-        <w:t xml:space="preserve">Bước 6: </w:t>
+        <w:t xml:space="preserve">Bước 4: </w:t>
       </w:r>
       <w:r>
         <w:rPr>
@@ -8990,24 +9432,7 @@
           <w:sz w:val="22"/>
           <w:szCs w:val="22"/>
         </w:rPr>
-        <w:t xml:space="preserve">Ghi nhận nhật ký gửi thư thành công vào bảng `activity_log`.</w:t>
-      </w:r>
-    </w:p>
-    <w:p>
-      <w:pPr>
-        <w:pStyle w:val="Heading3"/>
-        <w:spacing w:after="60" w:before="140"/>
-      </w:pPr>
-      <w:r>
-        <w:rPr>
-          <w:rFonts w:ascii="Times New Roman" w:cs="Times New Roman" w:eastAsia="Times New Roman" w:hAnsi="Times New Roman"/>
-          <w:b/>
-          <w:bCs/>
-          <w:color w:val="D97706"/>
-          <w:sz w:val="24"/>
-          <w:szCs w:val="24"/>
-        </w:rPr>
-        <w:t xml:space="preserve">Luồng Rẽ Nhánh / Thay Thế (Alternative Flows)</w:t>
+        <w:t xml:space="preserve">Điền thông tin cá nhân hóa: Họ tên, Tên doanh nghiệp, Mã tra cứu hồ sơ và nội dung nghiệp vụ.</w:t>
       </w:r>
     </w:p>
     <w:p>
@@ -9019,28 +9444,22 @@
       <w:r>
         <w:rPr>
           <w:rFonts w:ascii="Times New Roman" w:cs="Times New Roman" w:eastAsia="Times New Roman" w:hAnsi="Times New Roman"/>
-          <w:color w:val="1E293B"/>
-          <w:sz w:val="22"/>
-          <w:szCs w:val="22"/>
-        </w:rPr>
-        <w:t xml:space="preserve">Bước A1: Hòm thư nhận tạm thời không liên lạc được -&gt; Xếp hàng thử lại sau 5 phút (Tối đa 3 lần).</w:t>
-      </w:r>
-    </w:p>
-    <w:p>
-      <w:pPr>
-        <w:pStyle w:val="Heading3"/>
-        <w:spacing w:after="60" w:before="140"/>
-      </w:pPr>
-      <w:r>
-        <w:rPr>
-          <w:rFonts w:ascii="Times New Roman" w:cs="Times New Roman" w:eastAsia="Times New Roman" w:hAnsi="Times New Roman"/>
           <w:b/>
           <w:bCs/>
-          <w:color w:val="D97706"/>
-          <w:sz w:val="24"/>
-          <w:szCs w:val="24"/>
-        </w:rPr>
-        <w:t xml:space="preserve">Luồng Ngoại Lệ &amp; Xử Lý Lỗi (Exception Flows)</w:t>
+          <w:color w:val="003B95"/>
+          <w:sz w:val="22"/>
+          <w:szCs w:val="22"/>
+        </w:rPr>
+        <w:t xml:space="preserve">Bước 5: </w:t>
+      </w:r>
+      <w:r>
+        <w:rPr>
+          <w:rFonts w:ascii="Times New Roman" w:cs="Times New Roman" w:eastAsia="Times New Roman" w:hAnsi="Times New Roman"/>
+          <w:color w:val="1E293B"/>
+          <w:sz w:val="22"/>
+          <w:szCs w:val="22"/>
+        </w:rPr>
+        <w:t xml:space="preserve">Kết nối an toàn đến cổng SMTP Relay bảo mật (smtp.gmail.com qua SSL/TLS hoặc App Password).</w:t>
       </w:r>
     </w:p>
     <w:p>
@@ -9052,11 +9471,131 @@
       <w:r>
         <w:rPr>
           <w:rFonts w:ascii="Times New Roman" w:cs="Times New Roman" w:eastAsia="Times New Roman" w:hAnsi="Times New Roman"/>
+          <w:b/>
+          <w:bCs/>
+          <w:color w:val="003B95"/>
+          <w:sz w:val="22"/>
+          <w:szCs w:val="22"/>
+        </w:rPr>
+        <w:t xml:space="preserve">Bước 6: </w:t>
+      </w:r>
+      <w:r>
+        <w:rPr>
+          <w:rFonts w:ascii="Times New Roman" w:cs="Times New Roman" w:eastAsia="Times New Roman" w:hAnsi="Times New Roman"/>
+          <w:color w:val="1E293B"/>
+          <w:sz w:val="22"/>
+          <w:szCs w:val="22"/>
+        </w:rPr>
+        <w:t xml:space="preserve">Phát hành thư điện tử đến hộp thư ứng viên.</w:t>
+      </w:r>
+    </w:p>
+    <w:p>
+      <w:pPr>
+        <w:spacing w:after="60" w:before="50" w:line="260"/>
+        <w:ind w:left="360"/>
+        <w:jc w:val="left"/>
+      </w:pPr>
+      <w:r>
+        <w:rPr>
+          <w:rFonts w:ascii="Times New Roman" w:cs="Times New Roman" w:eastAsia="Times New Roman" w:hAnsi="Times New Roman"/>
+          <w:b/>
+          <w:bCs/>
+          <w:color w:val="003B95"/>
+          <w:sz w:val="22"/>
+          <w:szCs w:val="22"/>
+        </w:rPr>
+        <w:t xml:space="preserve">Bước 7: </w:t>
+      </w:r>
+      <w:r>
+        <w:rPr>
+          <w:rFonts w:ascii="Times New Roman" w:cs="Times New Roman" w:eastAsia="Times New Roman" w:hAnsi="Times New Roman"/>
+          <w:color w:val="1E293B"/>
+          <w:sz w:val="22"/>
+          <w:szCs w:val="22"/>
+        </w:rPr>
+        <w:t xml:space="preserve">Ghi nhận nhật ký gửi thư thành công vào bảng `activity_log`.</w:t>
+      </w:r>
+    </w:p>
+    <w:p>
+      <w:pPr>
+        <w:pStyle w:val="Heading3"/>
+        <w:spacing w:after="60" w:before="140"/>
+      </w:pPr>
+      <w:r>
+        <w:rPr>
+          <w:rFonts w:ascii="Times New Roman" w:cs="Times New Roman" w:eastAsia="Times New Roman" w:hAnsi="Times New Roman"/>
+          <w:b/>
+          <w:bCs/>
+          <w:color w:val="D97706"/>
+          <w:sz w:val="24"/>
+          <w:szCs w:val="24"/>
+        </w:rPr>
+        <w:t xml:space="preserve">Luồng Rẽ Nhánh / Thay Thế (Alternative Flows)</w:t>
+      </w:r>
+    </w:p>
+    <w:p>
+      <w:pPr>
+        <w:spacing w:after="60" w:before="50" w:line="260"/>
+        <w:ind w:left="360"/>
+        <w:jc w:val="left"/>
+      </w:pPr>
+      <w:r>
+        <w:rPr>
+          <w:rFonts w:ascii="Times New Roman" w:cs="Times New Roman" w:eastAsia="Times New Roman" w:hAnsi="Times New Roman"/>
+          <w:color w:val="1E293B"/>
+          <w:sz w:val="22"/>
+          <w:szCs w:val="22"/>
+        </w:rPr>
+        <w:t xml:space="preserve">Bước A1: Hòm thư nhận là email kiểm thử nội bộ -&gt; Bỏ qua gửi thư an toàn, không sinh lỗi hệ thống.</w:t>
+      </w:r>
+    </w:p>
+    <w:p>
+      <w:pPr>
+        <w:pStyle w:val="Heading3"/>
+        <w:spacing w:after="60" w:before="140"/>
+      </w:pPr>
+      <w:r>
+        <w:rPr>
+          <w:rFonts w:ascii="Times New Roman" w:cs="Times New Roman" w:eastAsia="Times New Roman" w:hAnsi="Times New Roman"/>
+          <w:b/>
+          <w:bCs/>
+          <w:color w:val="D97706"/>
+          <w:sz w:val="24"/>
+          <w:szCs w:val="24"/>
+        </w:rPr>
+        <w:t xml:space="preserve">Luồng Ngoại Lệ &amp; Xử Lý Lỗi (Exception Flows)</w:t>
+      </w:r>
+    </w:p>
+    <w:p>
+      <w:pPr>
+        <w:spacing w:after="60" w:before="50" w:line="260"/>
+        <w:ind w:left="360"/>
+        <w:jc w:val="left"/>
+      </w:pPr>
+      <w:r>
+        <w:rPr>
+          <w:rFonts w:ascii="Times New Roman" w:cs="Times New Roman" w:eastAsia="Times New Roman" w:hAnsi="Times New Roman"/>
           <w:color w:val="991B1B"/>
           <w:sz w:val="22"/>
           <w:szCs w:val="22"/>
         </w:rPr>
-        <w:t xml:space="preserve">Bước E1: Lỗi xác thực SMTP hoặc mất kết nối mạng -&gt; Ghi nhận lỗi vào hệ thống giám sát và thông báo quản trị viên.</w:t>
+        <w:t xml:space="preserve">Bước E1: Gửi thư thất bại ngay lần đầu (mã lỗi 5xx, Recipient Rejected, 550 Mailbox not found) -&gt; Hệ thống lập tức thêm email vào `uploads/mail_suppression_list.json` và DỪNG HẲN, tuyệt đối KHÔNG thử lại lần thứ 2, ngắt đứt vòng lặp Mailer-Daemon 47 giờ.</w:t>
+      </w:r>
+    </w:p>
+    <w:p>
+      <w:pPr>
+        <w:spacing w:after="60" w:before="50" w:line="260"/>
+        <w:ind w:left="360"/>
+        <w:jc w:val="left"/>
+      </w:pPr>
+      <w:r>
+        <w:rPr>
+          <w:rFonts w:ascii="Times New Roman" w:cs="Times New Roman" w:eastAsia="Times New Roman" w:hAnsi="Times New Roman"/>
+          <w:color w:val="991B1B"/>
+          <w:sz w:val="22"/>
+          <w:szCs w:val="22"/>
+        </w:rPr>
+        <w:t xml:space="preserve">Bước E2: Lỗi xác thực SMTP mật khẩu ứng dụng Google -&gt; Ghi nhận log cảnh báo quản trị viên kiểm tra cấu hình biến môi trường `SMTP_PASS`.</w:t>
       </w:r>
     </w:p>
     <w:p>
@@ -9087,13 +9626,15 @@
           <w:insideH w:val="single" w:color="auto" w:sz="4"/>
           <w:insideV w:val="single" w:color="auto" w:sz="4"/>
         </w:tblBorders>
+        <w:tblLayout w:type="fixed"/>
       </w:tblPr>
       <w:tblGrid>
-        <w:gridCol w:w="100"/>
-        <w:gridCol w:w="100"/>
+        <w:gridCol w:w="2600"/>
+        <w:gridCol w:w="6600"/>
       </w:tblGrid>
       <w:tr>
         <w:trPr>
+          <w:cantSplit/>
           <w:tblHeader/>
         </w:trPr>
         <w:tc>
@@ -9166,6 +9707,9 @@
         </w:tc>
       </w:tr>
       <w:tr>
+        <w:trPr>
+          <w:cantSplit/>
+        </w:trPr>
         <w:tc>
           <w:tcPr>
             <w:tcW w:type="dxa" w:w="2600"/>
@@ -9234,6 +9778,9 @@
         </w:tc>
       </w:tr>
       <w:tr>
+        <w:trPr>
+          <w:cantSplit/>
+        </w:trPr>
         <w:tc>
           <w:tcPr>
             <w:tcW w:type="dxa" w:w="2600"/>
@@ -9302,6 +9849,9 @@
         </w:tc>
       </w:tr>
       <w:tr>
+        <w:trPr>
+          <w:cantSplit/>
+        </w:trPr>
         <w:tc>
           <w:tcPr>
             <w:tcW w:type="dxa" w:w="2600"/>
@@ -9370,6 +9920,9 @@
         </w:tc>
       </w:tr>
       <w:tr>
+        <w:trPr>
+          <w:cantSplit/>
+        </w:trPr>
         <w:tc>
           <w:tcPr>
             <w:tcW w:type="dxa" w:w="2600"/>
@@ -9438,6 +9991,9 @@
         </w:tc>
       </w:tr>
       <w:tr>
+        <w:trPr>
+          <w:cantSplit/>
+        </w:trPr>
         <w:tc>
           <w:tcPr>
             <w:tcW w:type="dxa" w:w="2600"/>
@@ -9506,6 +10062,9 @@
         </w:tc>
       </w:tr>
       <w:tr>
+        <w:trPr>
+          <w:cantSplit/>
+        </w:trPr>
         <w:tc>
           <w:tcPr>
             <w:tcW w:type="dxa" w:w="2600"/>
@@ -9574,6 +10133,9 @@
         </w:tc>
       </w:tr>
       <w:tr>
+        <w:trPr>
+          <w:cantSplit/>
+        </w:trPr>
         <w:tc>
           <w:tcPr>
             <w:tcW w:type="dxa" w:w="2600"/>
@@ -9642,6 +10204,9 @@
         </w:tc>
       </w:tr>
       <w:tr>
+        <w:trPr>
+          <w:cantSplit/>
+        </w:trPr>
         <w:tc>
           <w:tcPr>
             <w:tcW w:type="dxa" w:w="2600"/>
@@ -9710,6 +10275,9 @@
         </w:tc>
       </w:tr>
       <w:tr>
+        <w:trPr>
+          <w:cantSplit/>
+        </w:trPr>
         <w:tc>
           <w:tcPr>
             <w:tcW w:type="dxa" w:w="2600"/>
@@ -9806,15 +10374,17 @@
           <w:insideH w:val="single" w:color="auto" w:sz="4"/>
           <w:insideV w:val="single" w:color="auto" w:sz="4"/>
         </w:tblBorders>
+        <w:tblLayout w:type="fixed"/>
       </w:tblPr>
       <w:tblGrid>
-        <w:gridCol w:w="100"/>
-        <w:gridCol w:w="100"/>
-        <w:gridCol w:w="100"/>
-        <w:gridCol w:w="100"/>
+        <w:gridCol w:w="2200"/>
+        <w:gridCol w:w="1800"/>
+        <w:gridCol w:w="1400"/>
+        <w:gridCol w:w="3800"/>
       </w:tblGrid>
       <w:tr>
         <w:trPr>
+          <w:cantSplit/>
           <w:tblHeader/>
         </w:trPr>
         <w:tc>
@@ -9955,6 +10525,9 @@
         </w:tc>
       </w:tr>
       <w:tr>
+        <w:trPr>
+          <w:cantSplit/>
+        </w:trPr>
         <w:tc>
           <w:tcPr>
             <w:tcW w:type="dxa" w:w="2200"/>
@@ -10089,6 +10662,9 @@
         </w:tc>
       </w:tr>
       <w:tr>
+        <w:trPr>
+          <w:cantSplit/>
+        </w:trPr>
         <w:tc>
           <w:tcPr>
             <w:tcW w:type="dxa" w:w="2200"/>
@@ -10442,13 +11018,15 @@
           <w:insideH w:val="single" w:color="auto" w:sz="4"/>
           <w:insideV w:val="single" w:color="auto" w:sz="4"/>
         </w:tblBorders>
+        <w:tblLayout w:type="fixed"/>
       </w:tblPr>
       <w:tblGrid>
-        <w:gridCol w:w="100"/>
-        <w:gridCol w:w="100"/>
+        <w:gridCol w:w="2600"/>
+        <w:gridCol w:w="6600"/>
       </w:tblGrid>
       <w:tr>
         <w:trPr>
+          <w:cantSplit/>
           <w:tblHeader/>
         </w:trPr>
         <w:tc>
@@ -10521,6 +11099,9 @@
         </w:tc>
       </w:tr>
       <w:tr>
+        <w:trPr>
+          <w:cantSplit/>
+        </w:trPr>
         <w:tc>
           <w:tcPr>
             <w:tcW w:type="dxa" w:w="2600"/>
@@ -10589,6 +11170,9 @@
         </w:tc>
       </w:tr>
       <w:tr>
+        <w:trPr>
+          <w:cantSplit/>
+        </w:trPr>
         <w:tc>
           <w:tcPr>
             <w:tcW w:type="dxa" w:w="2600"/>
@@ -10657,6 +11241,9 @@
         </w:tc>
       </w:tr>
       <w:tr>
+        <w:trPr>
+          <w:cantSplit/>
+        </w:trPr>
         <w:tc>
           <w:tcPr>
             <w:tcW w:type="dxa" w:w="2600"/>
@@ -10725,6 +11312,9 @@
         </w:tc>
       </w:tr>
       <w:tr>
+        <w:trPr>
+          <w:cantSplit/>
+        </w:trPr>
         <w:tc>
           <w:tcPr>
             <w:tcW w:type="dxa" w:w="2600"/>
@@ -10793,6 +11383,9 @@
         </w:tc>
       </w:tr>
       <w:tr>
+        <w:trPr>
+          <w:cantSplit/>
+        </w:trPr>
         <w:tc>
           <w:tcPr>
             <w:tcW w:type="dxa" w:w="2600"/>
@@ -10861,6 +11454,9 @@
         </w:tc>
       </w:tr>
       <w:tr>
+        <w:trPr>
+          <w:cantSplit/>
+        </w:trPr>
         <w:tc>
           <w:tcPr>
             <w:tcW w:type="dxa" w:w="2600"/>
@@ -10929,6 +11525,9 @@
         </w:tc>
       </w:tr>
       <w:tr>
+        <w:trPr>
+          <w:cantSplit/>
+        </w:trPr>
         <w:tc>
           <w:tcPr>
             <w:tcW w:type="dxa" w:w="2600"/>
@@ -10997,6 +11596,9 @@
         </w:tc>
       </w:tr>
       <w:tr>
+        <w:trPr>
+          <w:cantSplit/>
+        </w:trPr>
         <w:tc>
           <w:tcPr>
             <w:tcW w:type="dxa" w:w="2600"/>
@@ -11065,6 +11667,9 @@
         </w:tc>
       </w:tr>
       <w:tr>
+        <w:trPr>
+          <w:cantSplit/>
+        </w:trPr>
         <w:tc>
           <w:tcPr>
             <w:tcW w:type="dxa" w:w="2600"/>
@@ -11161,15 +11766,17 @@
           <w:insideH w:val="single" w:color="auto" w:sz="4"/>
           <w:insideV w:val="single" w:color="auto" w:sz="4"/>
         </w:tblBorders>
+        <w:tblLayout w:type="fixed"/>
       </w:tblPr>
       <w:tblGrid>
-        <w:gridCol w:w="100"/>
-        <w:gridCol w:w="100"/>
-        <w:gridCol w:w="100"/>
-        <w:gridCol w:w="100"/>
+        <w:gridCol w:w="2200"/>
+        <w:gridCol w:w="1800"/>
+        <w:gridCol w:w="1400"/>
+        <w:gridCol w:w="3800"/>
       </w:tblGrid>
       <w:tr>
         <w:trPr>
+          <w:cantSplit/>
           <w:tblHeader/>
         </w:trPr>
         <w:tc>
@@ -11310,6 +11917,9 @@
         </w:tc>
       </w:tr>
       <w:tr>
+        <w:trPr>
+          <w:cantSplit/>
+        </w:trPr>
         <w:tc>
           <w:tcPr>
             <w:tcW w:type="dxa" w:w="2200"/>
@@ -11444,6 +12054,9 @@
         </w:tc>
       </w:tr>
       <w:tr>
+        <w:trPr>
+          <w:cantSplit/>
+        </w:trPr>
         <w:tc>
           <w:tcPr>
             <w:tcW w:type="dxa" w:w="2200"/>
@@ -11578,6 +12191,9 @@
         </w:tc>
       </w:tr>
       <w:tr>
+        <w:trPr>
+          <w:cantSplit/>
+        </w:trPr>
         <w:tc>
           <w:tcPr>
             <w:tcW w:type="dxa" w:w="2200"/>
@@ -11712,6 +12328,9 @@
         </w:tc>
       </w:tr>
       <w:tr>
+        <w:trPr>
+          <w:cantSplit/>
+        </w:trPr>
         <w:tc>
           <w:tcPr>
             <w:tcW w:type="dxa" w:w="2200"/>
@@ -12086,13 +12705,15 @@
           <w:insideH w:val="single" w:color="auto" w:sz="4"/>
           <w:insideV w:val="single" w:color="auto" w:sz="4"/>
         </w:tblBorders>
+        <w:tblLayout w:type="fixed"/>
       </w:tblPr>
       <w:tblGrid>
-        <w:gridCol w:w="100"/>
-        <w:gridCol w:w="100"/>
+        <w:gridCol w:w="2600"/>
+        <w:gridCol w:w="6600"/>
       </w:tblGrid>
       <w:tr>
         <w:trPr>
+          <w:cantSplit/>
           <w:tblHeader/>
         </w:trPr>
         <w:tc>
@@ -12165,6 +12786,9 @@
         </w:tc>
       </w:tr>
       <w:tr>
+        <w:trPr>
+          <w:cantSplit/>
+        </w:trPr>
         <w:tc>
           <w:tcPr>
             <w:tcW w:type="dxa" w:w="2600"/>
@@ -12233,6 +12857,9 @@
         </w:tc>
       </w:tr>
       <w:tr>
+        <w:trPr>
+          <w:cantSplit/>
+        </w:trPr>
         <w:tc>
           <w:tcPr>
             <w:tcW w:type="dxa" w:w="2600"/>
@@ -12301,6 +12928,9 @@
         </w:tc>
       </w:tr>
       <w:tr>
+        <w:trPr>
+          <w:cantSplit/>
+        </w:trPr>
         <w:tc>
           <w:tcPr>
             <w:tcW w:type="dxa" w:w="2600"/>
@@ -12369,6 +12999,9 @@
         </w:tc>
       </w:tr>
       <w:tr>
+        <w:trPr>
+          <w:cantSplit/>
+        </w:trPr>
         <w:tc>
           <w:tcPr>
             <w:tcW w:type="dxa" w:w="2600"/>
@@ -12437,6 +13070,9 @@
         </w:tc>
       </w:tr>
       <w:tr>
+        <w:trPr>
+          <w:cantSplit/>
+        </w:trPr>
         <w:tc>
           <w:tcPr>
             <w:tcW w:type="dxa" w:w="2600"/>
@@ -12505,6 +13141,9 @@
         </w:tc>
       </w:tr>
       <w:tr>
+        <w:trPr>
+          <w:cantSplit/>
+        </w:trPr>
         <w:tc>
           <w:tcPr>
             <w:tcW w:type="dxa" w:w="2600"/>
@@ -12573,6 +13212,9 @@
         </w:tc>
       </w:tr>
       <w:tr>
+        <w:trPr>
+          <w:cantSplit/>
+        </w:trPr>
         <w:tc>
           <w:tcPr>
             <w:tcW w:type="dxa" w:w="2600"/>
@@ -12641,6 +13283,9 @@
         </w:tc>
       </w:tr>
       <w:tr>
+        <w:trPr>
+          <w:cantSplit/>
+        </w:trPr>
         <w:tc>
           <w:tcPr>
             <w:tcW w:type="dxa" w:w="2600"/>
@@ -12709,6 +13354,9 @@
         </w:tc>
       </w:tr>
       <w:tr>
+        <w:trPr>
+          <w:cantSplit/>
+        </w:trPr>
         <w:tc>
           <w:tcPr>
             <w:tcW w:type="dxa" w:w="2600"/>
@@ -12805,15 +13453,17 @@
           <w:insideH w:val="single" w:color="auto" w:sz="4"/>
           <w:insideV w:val="single" w:color="auto" w:sz="4"/>
         </w:tblBorders>
+        <w:tblLayout w:type="fixed"/>
       </w:tblPr>
       <w:tblGrid>
-        <w:gridCol w:w="100"/>
-        <w:gridCol w:w="100"/>
-        <w:gridCol w:w="100"/>
-        <w:gridCol w:w="100"/>
+        <w:gridCol w:w="2200"/>
+        <w:gridCol w:w="1800"/>
+        <w:gridCol w:w="1400"/>
+        <w:gridCol w:w="3800"/>
       </w:tblGrid>
       <w:tr>
         <w:trPr>
+          <w:cantSplit/>
           <w:tblHeader/>
         </w:trPr>
         <w:tc>
@@ -12954,6 +13604,9 @@
         </w:tc>
       </w:tr>
       <w:tr>
+        <w:trPr>
+          <w:cantSplit/>
+        </w:trPr>
         <w:tc>
           <w:tcPr>
             <w:tcW w:type="dxa" w:w="2200"/>
@@ -13088,6 +13741,9 @@
         </w:tc>
       </w:tr>
       <w:tr>
+        <w:trPr>
+          <w:cantSplit/>
+        </w:trPr>
         <w:tc>
           <w:tcPr>
             <w:tcW w:type="dxa" w:w="2200"/>
@@ -13608,13 +14264,15 @@
           <w:insideH w:val="single" w:color="auto" w:sz="4"/>
           <w:insideV w:val="single" w:color="auto" w:sz="4"/>
         </w:tblBorders>
+        <w:tblLayout w:type="fixed"/>
       </w:tblPr>
       <w:tblGrid>
-        <w:gridCol w:w="100"/>
-        <w:gridCol w:w="100"/>
+        <w:gridCol w:w="2600"/>
+        <w:gridCol w:w="6600"/>
       </w:tblGrid>
       <w:tr>
         <w:trPr>
+          <w:cantSplit/>
           <w:tblHeader/>
         </w:trPr>
         <w:tc>
@@ -13687,6 +14345,9 @@
         </w:tc>
       </w:tr>
       <w:tr>
+        <w:trPr>
+          <w:cantSplit/>
+        </w:trPr>
         <w:tc>
           <w:tcPr>
             <w:tcW w:type="dxa" w:w="2600"/>
@@ -13755,6 +14416,9 @@
         </w:tc>
       </w:tr>
       <w:tr>
+        <w:trPr>
+          <w:cantSplit/>
+        </w:trPr>
         <w:tc>
           <w:tcPr>
             <w:tcW w:type="dxa" w:w="2600"/>
@@ -13823,6 +14487,9 @@
         </w:tc>
       </w:tr>
       <w:tr>
+        <w:trPr>
+          <w:cantSplit/>
+        </w:trPr>
         <w:tc>
           <w:tcPr>
             <w:tcW w:type="dxa" w:w="2600"/>
@@ -13891,6 +14558,9 @@
         </w:tc>
       </w:tr>
       <w:tr>
+        <w:trPr>
+          <w:cantSplit/>
+        </w:trPr>
         <w:tc>
           <w:tcPr>
             <w:tcW w:type="dxa" w:w="2600"/>
@@ -13959,6 +14629,9 @@
         </w:tc>
       </w:tr>
       <w:tr>
+        <w:trPr>
+          <w:cantSplit/>
+        </w:trPr>
         <w:tc>
           <w:tcPr>
             <w:tcW w:type="dxa" w:w="2600"/>
@@ -14027,6 +14700,9 @@
         </w:tc>
       </w:tr>
       <w:tr>
+        <w:trPr>
+          <w:cantSplit/>
+        </w:trPr>
         <w:tc>
           <w:tcPr>
             <w:tcW w:type="dxa" w:w="2600"/>
@@ -14095,6 +14771,9 @@
         </w:tc>
       </w:tr>
       <w:tr>
+        <w:trPr>
+          <w:cantSplit/>
+        </w:trPr>
         <w:tc>
           <w:tcPr>
             <w:tcW w:type="dxa" w:w="2600"/>
@@ -14163,6 +14842,9 @@
         </w:tc>
       </w:tr>
       <w:tr>
+        <w:trPr>
+          <w:cantSplit/>
+        </w:trPr>
         <w:tc>
           <w:tcPr>
             <w:tcW w:type="dxa" w:w="2600"/>
@@ -14231,6 +14913,9 @@
         </w:tc>
       </w:tr>
       <w:tr>
+        <w:trPr>
+          <w:cantSplit/>
+        </w:trPr>
         <w:tc>
           <w:tcPr>
             <w:tcW w:type="dxa" w:w="2600"/>
@@ -14327,15 +15012,17 @@
           <w:insideH w:val="single" w:color="auto" w:sz="4"/>
           <w:insideV w:val="single" w:color="auto" w:sz="4"/>
         </w:tblBorders>
+        <w:tblLayout w:type="fixed"/>
       </w:tblPr>
       <w:tblGrid>
-        <w:gridCol w:w="100"/>
-        <w:gridCol w:w="100"/>
-        <w:gridCol w:w="100"/>
-        <w:gridCol w:w="100"/>
+        <w:gridCol w:w="2200"/>
+        <w:gridCol w:w="1800"/>
+        <w:gridCol w:w="1400"/>
+        <w:gridCol w:w="3800"/>
       </w:tblGrid>
       <w:tr>
         <w:trPr>
+          <w:cantSplit/>
           <w:tblHeader/>
         </w:trPr>
         <w:tc>
@@ -14476,6 +15163,9 @@
         </w:tc>
       </w:tr>
       <w:tr>
+        <w:trPr>
+          <w:cantSplit/>
+        </w:trPr>
         <w:tc>
           <w:tcPr>
             <w:tcW w:type="dxa" w:w="2200"/>
@@ -14904,13 +15594,15 @@
           <w:insideH w:val="single" w:color="auto" w:sz="4"/>
           <w:insideV w:val="single" w:color="auto" w:sz="4"/>
         </w:tblBorders>
+        <w:tblLayout w:type="fixed"/>
       </w:tblPr>
       <w:tblGrid>
-        <w:gridCol w:w="100"/>
-        <w:gridCol w:w="100"/>
+        <w:gridCol w:w="2600"/>
+        <w:gridCol w:w="6600"/>
       </w:tblGrid>
       <w:tr>
         <w:trPr>
+          <w:cantSplit/>
           <w:tblHeader/>
         </w:trPr>
         <w:tc>
@@ -14983,6 +15675,9 @@
         </w:tc>
       </w:tr>
       <w:tr>
+        <w:trPr>
+          <w:cantSplit/>
+        </w:trPr>
         <w:tc>
           <w:tcPr>
             <w:tcW w:type="dxa" w:w="2600"/>
@@ -15051,6 +15746,9 @@
         </w:tc>
       </w:tr>
       <w:tr>
+        <w:trPr>
+          <w:cantSplit/>
+        </w:trPr>
         <w:tc>
           <w:tcPr>
             <w:tcW w:type="dxa" w:w="2600"/>
@@ -15119,6 +15817,9 @@
         </w:tc>
       </w:tr>
       <w:tr>
+        <w:trPr>
+          <w:cantSplit/>
+        </w:trPr>
         <w:tc>
           <w:tcPr>
             <w:tcW w:type="dxa" w:w="2600"/>
@@ -15187,6 +15888,9 @@
         </w:tc>
       </w:tr>
       <w:tr>
+        <w:trPr>
+          <w:cantSplit/>
+        </w:trPr>
         <w:tc>
           <w:tcPr>
             <w:tcW w:type="dxa" w:w="2600"/>
@@ -15255,6 +15959,9 @@
         </w:tc>
       </w:tr>
       <w:tr>
+        <w:trPr>
+          <w:cantSplit/>
+        </w:trPr>
         <w:tc>
           <w:tcPr>
             <w:tcW w:type="dxa" w:w="2600"/>
@@ -15323,6 +16030,9 @@
         </w:tc>
       </w:tr>
       <w:tr>
+        <w:trPr>
+          <w:cantSplit/>
+        </w:trPr>
         <w:tc>
           <w:tcPr>
             <w:tcW w:type="dxa" w:w="2600"/>
@@ -15391,6 +16101,9 @@
         </w:tc>
       </w:tr>
       <w:tr>
+        <w:trPr>
+          <w:cantSplit/>
+        </w:trPr>
         <w:tc>
           <w:tcPr>
             <w:tcW w:type="dxa" w:w="2600"/>
@@ -15459,6 +16172,9 @@
         </w:tc>
       </w:tr>
       <w:tr>
+        <w:trPr>
+          <w:cantSplit/>
+        </w:trPr>
         <w:tc>
           <w:tcPr>
             <w:tcW w:type="dxa" w:w="2600"/>
@@ -15527,6 +16243,9 @@
         </w:tc>
       </w:tr>
       <w:tr>
+        <w:trPr>
+          <w:cantSplit/>
+        </w:trPr>
         <w:tc>
           <w:tcPr>
             <w:tcW w:type="dxa" w:w="2600"/>
@@ -15623,15 +16342,17 @@
           <w:insideH w:val="single" w:color="auto" w:sz="4"/>
           <w:insideV w:val="single" w:color="auto" w:sz="4"/>
         </w:tblBorders>
+        <w:tblLayout w:type="fixed"/>
       </w:tblPr>
       <w:tblGrid>
-        <w:gridCol w:w="100"/>
-        <w:gridCol w:w="100"/>
-        <w:gridCol w:w="100"/>
-        <w:gridCol w:w="100"/>
+        <w:gridCol w:w="2200"/>
+        <w:gridCol w:w="1800"/>
+        <w:gridCol w:w="1400"/>
+        <w:gridCol w:w="3800"/>
       </w:tblGrid>
       <w:tr>
         <w:trPr>
+          <w:cantSplit/>
           <w:tblHeader/>
         </w:trPr>
         <w:tc>
@@ -15772,6 +16493,9 @@
         </w:tc>
       </w:tr>
       <w:tr>
+        <w:trPr>
+          <w:cantSplit/>
+        </w:trPr>
         <w:tc>
           <w:tcPr>
             <w:tcW w:type="dxa" w:w="2200"/>
@@ -15906,6 +16630,9 @@
         </w:tc>
       </w:tr>
       <w:tr>
+        <w:trPr>
+          <w:cantSplit/>
+        </w:trPr>
         <w:tc>
           <w:tcPr>
             <w:tcW w:type="dxa" w:w="2200"/>
@@ -16040,6 +16767,9 @@
         </w:tc>
       </w:tr>
       <w:tr>
+        <w:trPr>
+          <w:cantSplit/>
+        </w:trPr>
         <w:tc>
           <w:tcPr>
             <w:tcW w:type="dxa" w:w="2200"/>
@@ -16174,6 +16904,9 @@
         </w:tc>
       </w:tr>
       <w:tr>
+        <w:trPr>
+          <w:cantSplit/>
+        </w:trPr>
         <w:tc>
           <w:tcPr>
             <w:tcW w:type="dxa" w:w="2200"/>
@@ -16308,6 +17041,9 @@
         </w:tc>
       </w:tr>
       <w:tr>
+        <w:trPr>
+          <w:cantSplit/>
+        </w:trPr>
         <w:tc>
           <w:tcPr>
             <w:tcW w:type="dxa" w:w="2200"/>
@@ -16688,13 +17424,15 @@
           <w:insideH w:val="single" w:color="auto" w:sz="4"/>
           <w:insideV w:val="single" w:color="auto" w:sz="4"/>
         </w:tblBorders>
+        <w:tblLayout w:type="fixed"/>
       </w:tblPr>
       <w:tblGrid>
-        <w:gridCol w:w="100"/>
-        <w:gridCol w:w="100"/>
+        <w:gridCol w:w="2600"/>
+        <w:gridCol w:w="6600"/>
       </w:tblGrid>
       <w:tr>
         <w:trPr>
+          <w:cantSplit/>
           <w:tblHeader/>
         </w:trPr>
         <w:tc>
@@ -16767,6 +17505,9 @@
         </w:tc>
       </w:tr>
       <w:tr>
+        <w:trPr>
+          <w:cantSplit/>
+        </w:trPr>
         <w:tc>
           <w:tcPr>
             <w:tcW w:type="dxa" w:w="2600"/>
@@ -16835,6 +17576,9 @@
         </w:tc>
       </w:tr>
       <w:tr>
+        <w:trPr>
+          <w:cantSplit/>
+        </w:trPr>
         <w:tc>
           <w:tcPr>
             <w:tcW w:type="dxa" w:w="2600"/>
@@ -16903,6 +17647,9 @@
         </w:tc>
       </w:tr>
       <w:tr>
+        <w:trPr>
+          <w:cantSplit/>
+        </w:trPr>
         <w:tc>
           <w:tcPr>
             <w:tcW w:type="dxa" w:w="2600"/>
@@ -16971,6 +17718,9 @@
         </w:tc>
       </w:tr>
       <w:tr>
+        <w:trPr>
+          <w:cantSplit/>
+        </w:trPr>
         <w:tc>
           <w:tcPr>
             <w:tcW w:type="dxa" w:w="2600"/>
@@ -17039,6 +17789,9 @@
         </w:tc>
       </w:tr>
       <w:tr>
+        <w:trPr>
+          <w:cantSplit/>
+        </w:trPr>
         <w:tc>
           <w:tcPr>
             <w:tcW w:type="dxa" w:w="2600"/>
@@ -17107,6 +17860,9 @@
         </w:tc>
       </w:tr>
       <w:tr>
+        <w:trPr>
+          <w:cantSplit/>
+        </w:trPr>
         <w:tc>
           <w:tcPr>
             <w:tcW w:type="dxa" w:w="2600"/>
@@ -17175,6 +17931,9 @@
         </w:tc>
       </w:tr>
       <w:tr>
+        <w:trPr>
+          <w:cantSplit/>
+        </w:trPr>
         <w:tc>
           <w:tcPr>
             <w:tcW w:type="dxa" w:w="2600"/>
@@ -17243,6 +18002,9 @@
         </w:tc>
       </w:tr>
       <w:tr>
+        <w:trPr>
+          <w:cantSplit/>
+        </w:trPr>
         <w:tc>
           <w:tcPr>
             <w:tcW w:type="dxa" w:w="2600"/>
@@ -17311,6 +18073,9 @@
         </w:tc>
       </w:tr>
       <w:tr>
+        <w:trPr>
+          <w:cantSplit/>
+        </w:trPr>
         <w:tc>
           <w:tcPr>
             <w:tcW w:type="dxa" w:w="2600"/>
@@ -17407,15 +18172,17 @@
           <w:insideH w:val="single" w:color="auto" w:sz="4"/>
           <w:insideV w:val="single" w:color="auto" w:sz="4"/>
         </w:tblBorders>
+        <w:tblLayout w:type="fixed"/>
       </w:tblPr>
       <w:tblGrid>
-        <w:gridCol w:w="100"/>
-        <w:gridCol w:w="100"/>
-        <w:gridCol w:w="100"/>
-        <w:gridCol w:w="100"/>
+        <w:gridCol w:w="2200"/>
+        <w:gridCol w:w="1800"/>
+        <w:gridCol w:w="1400"/>
+        <w:gridCol w:w="3800"/>
       </w:tblGrid>
       <w:tr>
         <w:trPr>
+          <w:cantSplit/>
           <w:tblHeader/>
         </w:trPr>
         <w:tc>
@@ -17556,6 +18323,9 @@
         </w:tc>
       </w:tr>
       <w:tr>
+        <w:trPr>
+          <w:cantSplit/>
+        </w:trPr>
         <w:tc>
           <w:tcPr>
             <w:tcW w:type="dxa" w:w="2200"/>
@@ -17690,6 +18460,9 @@
         </w:tc>
       </w:tr>
       <w:tr>
+        <w:trPr>
+          <w:cantSplit/>
+        </w:trPr>
         <w:tc>
           <w:tcPr>
             <w:tcW w:type="dxa" w:w="2200"/>
@@ -17824,6 +18597,9 @@
         </w:tc>
       </w:tr>
       <w:tr>
+        <w:trPr>
+          <w:cantSplit/>
+        </w:trPr>
         <w:tc>
           <w:tcPr>
             <w:tcW w:type="dxa" w:w="2200"/>
@@ -18436,13 +19212,15 @@
           <w:insideH w:val="single" w:color="auto" w:sz="4"/>
           <w:insideV w:val="single" w:color="auto" w:sz="4"/>
         </w:tblBorders>
+        <w:tblLayout w:type="fixed"/>
       </w:tblPr>
       <w:tblGrid>
-        <w:gridCol w:w="100"/>
-        <w:gridCol w:w="100"/>
+        <w:gridCol w:w="2600"/>
+        <w:gridCol w:w="6600"/>
       </w:tblGrid>
       <w:tr>
         <w:trPr>
+          <w:cantSplit/>
           <w:tblHeader/>
         </w:trPr>
         <w:tc>
@@ -18515,6 +19293,9 @@
         </w:tc>
       </w:tr>
       <w:tr>
+        <w:trPr>
+          <w:cantSplit/>
+        </w:trPr>
         <w:tc>
           <w:tcPr>
             <w:tcW w:type="dxa" w:w="2600"/>
@@ -18583,6 +19364,9 @@
         </w:tc>
       </w:tr>
       <w:tr>
+        <w:trPr>
+          <w:cantSplit/>
+        </w:trPr>
         <w:tc>
           <w:tcPr>
             <w:tcW w:type="dxa" w:w="2600"/>
@@ -18651,6 +19435,9 @@
         </w:tc>
       </w:tr>
       <w:tr>
+        <w:trPr>
+          <w:cantSplit/>
+        </w:trPr>
         <w:tc>
           <w:tcPr>
             <w:tcW w:type="dxa" w:w="2600"/>
@@ -18719,6 +19506,9 @@
         </w:tc>
       </w:tr>
       <w:tr>
+        <w:trPr>
+          <w:cantSplit/>
+        </w:trPr>
         <w:tc>
           <w:tcPr>
             <w:tcW w:type="dxa" w:w="2600"/>
@@ -18787,6 +19577,9 @@
         </w:tc>
       </w:tr>
       <w:tr>
+        <w:trPr>
+          <w:cantSplit/>
+        </w:trPr>
         <w:tc>
           <w:tcPr>
             <w:tcW w:type="dxa" w:w="2600"/>
@@ -18855,6 +19648,9 @@
         </w:tc>
       </w:tr>
       <w:tr>
+        <w:trPr>
+          <w:cantSplit/>
+        </w:trPr>
         <w:tc>
           <w:tcPr>
             <w:tcW w:type="dxa" w:w="2600"/>
@@ -18923,6 +19719,9 @@
         </w:tc>
       </w:tr>
       <w:tr>
+        <w:trPr>
+          <w:cantSplit/>
+        </w:trPr>
         <w:tc>
           <w:tcPr>
             <w:tcW w:type="dxa" w:w="2600"/>
@@ -18991,6 +19790,9 @@
         </w:tc>
       </w:tr>
       <w:tr>
+        <w:trPr>
+          <w:cantSplit/>
+        </w:trPr>
         <w:tc>
           <w:tcPr>
             <w:tcW w:type="dxa" w:w="2600"/>
@@ -19059,6 +19861,9 @@
         </w:tc>
       </w:tr>
       <w:tr>
+        <w:trPr>
+          <w:cantSplit/>
+        </w:trPr>
         <w:tc>
           <w:tcPr>
             <w:tcW w:type="dxa" w:w="2600"/>
@@ -19155,15 +19960,17 @@
           <w:insideH w:val="single" w:color="auto" w:sz="4"/>
           <w:insideV w:val="single" w:color="auto" w:sz="4"/>
         </w:tblBorders>
+        <w:tblLayout w:type="fixed"/>
       </w:tblPr>
       <w:tblGrid>
-        <w:gridCol w:w="100"/>
-        <w:gridCol w:w="100"/>
-        <w:gridCol w:w="100"/>
-        <w:gridCol w:w="100"/>
+        <w:gridCol w:w="2200"/>
+        <w:gridCol w:w="1800"/>
+        <w:gridCol w:w="1400"/>
+        <w:gridCol w:w="3800"/>
       </w:tblGrid>
       <w:tr>
         <w:trPr>
+          <w:cantSplit/>
           <w:tblHeader/>
         </w:trPr>
         <w:tc>
@@ -19304,6 +20111,9 @@
         </w:tc>
       </w:tr>
       <w:tr>
+        <w:trPr>
+          <w:cantSplit/>
+        </w:trPr>
         <w:tc>
           <w:tcPr>
             <w:tcW w:type="dxa" w:w="2200"/>
@@ -19786,13 +20596,15 @@
           <w:insideH w:val="single" w:color="auto" w:sz="4"/>
           <w:insideV w:val="single" w:color="auto" w:sz="4"/>
         </w:tblBorders>
+        <w:tblLayout w:type="fixed"/>
       </w:tblPr>
       <w:tblGrid>
-        <w:gridCol w:w="100"/>
-        <w:gridCol w:w="100"/>
+        <w:gridCol w:w="2600"/>
+        <w:gridCol w:w="6600"/>
       </w:tblGrid>
       <w:tr>
         <w:trPr>
+          <w:cantSplit/>
           <w:tblHeader/>
         </w:trPr>
         <w:tc>
@@ -19865,6 +20677,9 @@
         </w:tc>
       </w:tr>
       <w:tr>
+        <w:trPr>
+          <w:cantSplit/>
+        </w:trPr>
         <w:tc>
           <w:tcPr>
             <w:tcW w:type="dxa" w:w="2600"/>
@@ -19933,6 +20748,9 @@
         </w:tc>
       </w:tr>
       <w:tr>
+        <w:trPr>
+          <w:cantSplit/>
+        </w:trPr>
         <w:tc>
           <w:tcPr>
             <w:tcW w:type="dxa" w:w="2600"/>
@@ -20001,6 +20819,9 @@
         </w:tc>
       </w:tr>
       <w:tr>
+        <w:trPr>
+          <w:cantSplit/>
+        </w:trPr>
         <w:tc>
           <w:tcPr>
             <w:tcW w:type="dxa" w:w="2600"/>
@@ -20069,6 +20890,9 @@
         </w:tc>
       </w:tr>
       <w:tr>
+        <w:trPr>
+          <w:cantSplit/>
+        </w:trPr>
         <w:tc>
           <w:tcPr>
             <w:tcW w:type="dxa" w:w="2600"/>
@@ -20137,6 +20961,9 @@
         </w:tc>
       </w:tr>
       <w:tr>
+        <w:trPr>
+          <w:cantSplit/>
+        </w:trPr>
         <w:tc>
           <w:tcPr>
             <w:tcW w:type="dxa" w:w="2600"/>
@@ -20205,6 +21032,9 @@
         </w:tc>
       </w:tr>
       <w:tr>
+        <w:trPr>
+          <w:cantSplit/>
+        </w:trPr>
         <w:tc>
           <w:tcPr>
             <w:tcW w:type="dxa" w:w="2600"/>
@@ -20273,6 +21103,9 @@
         </w:tc>
       </w:tr>
       <w:tr>
+        <w:trPr>
+          <w:cantSplit/>
+        </w:trPr>
         <w:tc>
           <w:tcPr>
             <w:tcW w:type="dxa" w:w="2600"/>
@@ -20341,6 +21174,9 @@
         </w:tc>
       </w:tr>
       <w:tr>
+        <w:trPr>
+          <w:cantSplit/>
+        </w:trPr>
         <w:tc>
           <w:tcPr>
             <w:tcW w:type="dxa" w:w="2600"/>
@@ -20409,6 +21245,9 @@
         </w:tc>
       </w:tr>
       <w:tr>
+        <w:trPr>
+          <w:cantSplit/>
+        </w:trPr>
         <w:tc>
           <w:tcPr>
             <w:tcW w:type="dxa" w:w="2600"/>
@@ -20505,15 +21344,17 @@
           <w:insideH w:val="single" w:color="auto" w:sz="4"/>
           <w:insideV w:val="single" w:color="auto" w:sz="4"/>
         </w:tblBorders>
+        <w:tblLayout w:type="fixed"/>
       </w:tblPr>
       <w:tblGrid>
-        <w:gridCol w:w="100"/>
-        <w:gridCol w:w="100"/>
-        <w:gridCol w:w="100"/>
-        <w:gridCol w:w="100"/>
+        <w:gridCol w:w="2200"/>
+        <w:gridCol w:w="1800"/>
+        <w:gridCol w:w="1400"/>
+        <w:gridCol w:w="3800"/>
       </w:tblGrid>
       <w:tr>
         <w:trPr>
+          <w:cantSplit/>
           <w:tblHeader/>
         </w:trPr>
         <w:tc>
@@ -20654,6 +21495,9 @@
         </w:tc>
       </w:tr>
       <w:tr>
+        <w:trPr>
+          <w:cantSplit/>
+        </w:trPr>
         <w:tc>
           <w:tcPr>
             <w:tcW w:type="dxa" w:w="2200"/>
@@ -20788,6 +21632,9 @@
         </w:tc>
       </w:tr>
       <w:tr>
+        <w:trPr>
+          <w:cantSplit/>
+        </w:trPr>
         <w:tc>
           <w:tcPr>
             <w:tcW w:type="dxa" w:w="2200"/>
@@ -21291,13 +22138,15 @@
           <w:insideH w:val="single" w:color="auto" w:sz="4"/>
           <w:insideV w:val="single" w:color="auto" w:sz="4"/>
         </w:tblBorders>
+        <w:tblLayout w:type="fixed"/>
       </w:tblPr>
       <w:tblGrid>
-        <w:gridCol w:w="100"/>
-        <w:gridCol w:w="100"/>
+        <w:gridCol w:w="2600"/>
+        <w:gridCol w:w="6600"/>
       </w:tblGrid>
       <w:tr>
         <w:trPr>
+          <w:cantSplit/>
           <w:tblHeader/>
         </w:trPr>
         <w:tc>
@@ -21370,6 +22219,9 @@
         </w:tc>
       </w:tr>
       <w:tr>
+        <w:trPr>
+          <w:cantSplit/>
+        </w:trPr>
         <w:tc>
           <w:tcPr>
             <w:tcW w:type="dxa" w:w="2600"/>
@@ -21438,6 +22290,9 @@
         </w:tc>
       </w:tr>
       <w:tr>
+        <w:trPr>
+          <w:cantSplit/>
+        </w:trPr>
         <w:tc>
           <w:tcPr>
             <w:tcW w:type="dxa" w:w="2600"/>
@@ -21506,6 +22361,9 @@
         </w:tc>
       </w:tr>
       <w:tr>
+        <w:trPr>
+          <w:cantSplit/>
+        </w:trPr>
         <w:tc>
           <w:tcPr>
             <w:tcW w:type="dxa" w:w="2600"/>
@@ -21574,6 +22432,9 @@
         </w:tc>
       </w:tr>
       <w:tr>
+        <w:trPr>
+          <w:cantSplit/>
+        </w:trPr>
         <w:tc>
           <w:tcPr>
             <w:tcW w:type="dxa" w:w="2600"/>
@@ -21642,6 +22503,9 @@
         </w:tc>
       </w:tr>
       <w:tr>
+        <w:trPr>
+          <w:cantSplit/>
+        </w:trPr>
         <w:tc>
           <w:tcPr>
             <w:tcW w:type="dxa" w:w="2600"/>
@@ -21710,6 +22574,9 @@
         </w:tc>
       </w:tr>
       <w:tr>
+        <w:trPr>
+          <w:cantSplit/>
+        </w:trPr>
         <w:tc>
           <w:tcPr>
             <w:tcW w:type="dxa" w:w="2600"/>
@@ -21778,6 +22645,9 @@
         </w:tc>
       </w:tr>
       <w:tr>
+        <w:trPr>
+          <w:cantSplit/>
+        </w:trPr>
         <w:tc>
           <w:tcPr>
             <w:tcW w:type="dxa" w:w="2600"/>
@@ -21846,6 +22716,9 @@
         </w:tc>
       </w:tr>
       <w:tr>
+        <w:trPr>
+          <w:cantSplit/>
+        </w:trPr>
         <w:tc>
           <w:tcPr>
             <w:tcW w:type="dxa" w:w="2600"/>
@@ -21914,6 +22787,9 @@
         </w:tc>
       </w:tr>
       <w:tr>
+        <w:trPr>
+          <w:cantSplit/>
+        </w:trPr>
         <w:tc>
           <w:tcPr>
             <w:tcW w:type="dxa" w:w="2600"/>
@@ -22010,15 +22886,17 @@
           <w:insideH w:val="single" w:color="auto" w:sz="4"/>
           <w:insideV w:val="single" w:color="auto" w:sz="4"/>
         </w:tblBorders>
+        <w:tblLayout w:type="fixed"/>
       </w:tblPr>
       <w:tblGrid>
-        <w:gridCol w:w="100"/>
-        <w:gridCol w:w="100"/>
-        <w:gridCol w:w="100"/>
-        <w:gridCol w:w="100"/>
+        <w:gridCol w:w="2200"/>
+        <w:gridCol w:w="1800"/>
+        <w:gridCol w:w="1400"/>
+        <w:gridCol w:w="3800"/>
       </w:tblGrid>
       <w:tr>
         <w:trPr>
+          <w:cantSplit/>
           <w:tblHeader/>
         </w:trPr>
         <w:tc>
@@ -22159,6 +23037,9 @@
         </w:tc>
       </w:tr>
       <w:tr>
+        <w:trPr>
+          <w:cantSplit/>
+        </w:trPr>
         <w:tc>
           <w:tcPr>
             <w:tcW w:type="dxa" w:w="2200"/>
@@ -22293,6 +23174,9 @@
         </w:tc>
       </w:tr>
       <w:tr>
+        <w:trPr>
+          <w:cantSplit/>
+        </w:trPr>
         <w:tc>
           <w:tcPr>
             <w:tcW w:type="dxa" w:w="2200"/>
@@ -22427,6 +23311,9 @@
         </w:tc>
       </w:tr>
       <w:tr>
+        <w:trPr>
+          <w:cantSplit/>
+        </w:trPr>
         <w:tc>
           <w:tcPr>
             <w:tcW w:type="dxa" w:w="2200"/>
@@ -22814,7 +23701,7 @@
           <w:sz w:val="26"/>
           <w:szCs w:val="26"/>
         </w:rPr>
-        <w:t xml:space="preserve">[UC-CRM-EVT-01] Khởi Tạo Sự Kiện Hội Nghị &amp; Gala Dinner (Event Wizard)</w:t>
+        <w:t xml:space="preserve">[UC-CRM-EVT-01] Khởi Tạo Sự Kiện Hội Nghị &amp; Gala (Kiểm Tra Xung Đột Địa Điểm)</w:t>
       </w:r>
     </w:p>
     <w:tbl>
@@ -22828,13 +23715,15 @@
           <w:insideH w:val="single" w:color="auto" w:sz="4"/>
           <w:insideV w:val="single" w:color="auto" w:sz="4"/>
         </w:tblBorders>
+        <w:tblLayout w:type="fixed"/>
       </w:tblPr>
       <w:tblGrid>
-        <w:gridCol w:w="100"/>
-        <w:gridCol w:w="100"/>
+        <w:gridCol w:w="2600"/>
+        <w:gridCol w:w="6600"/>
       </w:tblGrid>
       <w:tr>
         <w:trPr>
+          <w:cantSplit/>
           <w:tblHeader/>
         </w:trPr>
         <w:tc>
@@ -22907,6 +23796,9 @@
         </w:tc>
       </w:tr>
       <w:tr>
+        <w:trPr>
+          <w:cantSplit/>
+        </w:trPr>
         <w:tc>
           <w:tcPr>
             <w:tcW w:type="dxa" w:w="2600"/>
@@ -22975,6 +23867,9 @@
         </w:tc>
       </w:tr>
       <w:tr>
+        <w:trPr>
+          <w:cantSplit/>
+        </w:trPr>
         <w:tc>
           <w:tcPr>
             <w:tcW w:type="dxa" w:w="2600"/>
@@ -23037,12 +23932,15 @@
                 <w:sz w:val="20"/>
                 <w:szCs w:val="20"/>
               </w:rPr>
-              <w:t xml:space="preserve">Khởi Tạo Sự Kiện Hội Nghị &amp; Gala Dinner (Event Wizard)</w:t>
+              <w:t xml:space="preserve">Khởi Tạo Sự Kiện Hội Nghị &amp; Gala (Kiểm Tra Xung Đột Địa Điểm)</w:t>
             </w:r>
           </w:p>
         </w:tc>
       </w:tr>
       <w:tr>
+        <w:trPr>
+          <w:cantSplit/>
+        </w:trPr>
         <w:tc>
           <w:tcPr>
             <w:tcW w:type="dxa" w:w="2600"/>
@@ -23111,6 +24009,9 @@
         </w:tc>
       </w:tr>
       <w:tr>
+        <w:trPr>
+          <w:cantSplit/>
+        </w:trPr>
         <w:tc>
           <w:tcPr>
             <w:tcW w:type="dxa" w:w="2600"/>
@@ -23173,12 +24074,15 @@
                 <w:sz w:val="20"/>
                 <w:szCs w:val="20"/>
               </w:rPr>
-              <w:t xml:space="preserve">Khởi tạo sự kiện đại hội, hội thảo chuyên đề hoặc đêm tiệc Gala Dinner, thiết lập timeline chương trình và cấu hình các hạng vé mời.</w:t>
+              <w:t xml:space="preserve">Khởi tạo sự kiện đại hội, hội thảo chuyên đề hoặc đêm tiệc Gala Dinner, thiết lập timeline và tự động kiểm tra chống xung đột địa điểm vật lý.</w:t>
             </w:r>
           </w:p>
         </w:tc>
       </w:tr>
       <w:tr>
+        <w:trPr>
+          <w:cantSplit/>
+        </w:trPr>
         <w:tc>
           <w:tcPr>
             <w:tcW w:type="dxa" w:w="2600"/>
@@ -23247,6 +24151,9 @@
         </w:tc>
       </w:tr>
       <w:tr>
+        <w:trPr>
+          <w:cantSplit/>
+        </w:trPr>
         <w:tc>
           <w:tcPr>
             <w:tcW w:type="dxa" w:w="2600"/>
@@ -23315,6 +24222,9 @@
         </w:tc>
       </w:tr>
       <w:tr>
+        <w:trPr>
+          <w:cantSplit/>
+        </w:trPr>
         <w:tc>
           <w:tcPr>
             <w:tcW w:type="dxa" w:w="2600"/>
@@ -23377,12 +24287,15 @@
                 <w:sz w:val="20"/>
                 <w:szCs w:val="20"/>
               </w:rPr>
-              <w:t xml:space="preserve">Sự kiện được khởi tạo thành công ở trạng thái bản nháp.</w:t>
+              <w:t xml:space="preserve">Sự kiện được khởi tạo thành công không bị tranh chấp khán phòng.</w:t>
             </w:r>
           </w:p>
         </w:tc>
       </w:tr>
       <w:tr>
+        <w:trPr>
+          <w:cantSplit/>
+        </w:trPr>
         <w:tc>
           <w:tcPr>
             <w:tcW w:type="dxa" w:w="2600"/>
@@ -23445,12 +24358,15 @@
                 <w:sz w:val="20"/>
                 <w:szCs w:val="20"/>
               </w:rPr>
-              <w:t xml:space="preserve">RULE-UI-ROYAL-NAVY-GOLD: Ảnh banner sự kiện bắt buộc tỷ lệ 16:9 sắc nét.</w:t>
+              <w:t xml:space="preserve">RULE-EVT-VENUE-CONFLICT: Nhiều sự kiện có thể cùng thời gian nhưng bắt buộc khác địa điểm; RULE-UI-ROYAL-NAVY-GOLD.</w:t>
             </w:r>
           </w:p>
         </w:tc>
       </w:tr>
       <w:tr>
+        <w:trPr>
+          <w:cantSplit/>
+        </w:trPr>
         <w:tc>
           <w:tcPr>
             <w:tcW w:type="dxa" w:w="2600"/>
@@ -23513,7 +24429,7 @@
                 <w:sz w:val="20"/>
                 <w:szCs w:val="20"/>
               </w:rPr>
-              <w:t xml:space="preserve">Route: `/events` | API: `POST /api/association/events` | Table: `events`</w:t>
+              <w:t xml:space="preserve">Route: `/events` | API: `POST /api/association/events` | Service: `events.service.ts`</w:t>
             </w:r>
           </w:p>
         </w:tc>
@@ -23547,15 +24463,17 @@
           <w:insideH w:val="single" w:color="auto" w:sz="4"/>
           <w:insideV w:val="single" w:color="auto" w:sz="4"/>
         </w:tblBorders>
+        <w:tblLayout w:type="fixed"/>
       </w:tblPr>
       <w:tblGrid>
-        <w:gridCol w:w="100"/>
-        <w:gridCol w:w="100"/>
-        <w:gridCol w:w="100"/>
-        <w:gridCol w:w="100"/>
+        <w:gridCol w:w="2200"/>
+        <w:gridCol w:w="1800"/>
+        <w:gridCol w:w="1400"/>
+        <w:gridCol w:w="3800"/>
       </w:tblGrid>
       <w:tr>
         <w:trPr>
+          <w:cantSplit/>
           <w:tblHeader/>
         </w:trPr>
         <w:tc>
@@ -23696,6 +24614,9 @@
         </w:tc>
       </w:tr>
       <w:tr>
+        <w:trPr>
+          <w:cantSplit/>
+        </w:trPr>
         <w:tc>
           <w:tcPr>
             <w:tcW w:type="dxa" w:w="2200"/>
@@ -23830,6 +24751,9 @@
         </w:tc>
       </w:tr>
       <w:tr>
+        <w:trPr>
+          <w:cantSplit/>
+        </w:trPr>
         <w:tc>
           <w:tcPr>
             <w:tcW w:type="dxa" w:w="2200"/>
@@ -23958,12 +24882,15 @@
                 <w:sz w:val="20"/>
                 <w:szCs w:val="20"/>
               </w:rPr>
-              <w:t xml:space="preserve">Thời gian bắt đầu và kết thúc</w:t>
+              <w:t xml:space="preserve">Thời gian bắt đầu và kết thúc sự kiện</w:t>
             </w:r>
           </w:p>
         </w:tc>
       </w:tr>
       <w:tr>
+        <w:trPr>
+          <w:cantSplit/>
+        </w:trPr>
         <w:tc>
           <w:tcPr>
             <w:tcW w:type="dxa" w:w="2200"/>
@@ -24092,12 +25019,15 @@
                 <w:sz w:val="20"/>
                 <w:szCs w:val="20"/>
               </w:rPr>
-              <w:t xml:space="preserve">Địa điểm tổ chức hội trường</w:t>
+              <w:t xml:space="preserve">Địa điểm tổ chức hội trường (hoặc 'Online')</w:t>
             </w:r>
           </w:p>
         </w:tc>
       </w:tr>
       <w:tr>
+        <w:trPr>
+          <w:cantSplit/>
+        </w:trPr>
         <w:tc>
           <w:tcPr>
             <w:tcW w:type="dxa" w:w="2200"/>
@@ -24232,6 +25162,9 @@
         </w:tc>
       </w:tr>
       <w:tr>
+        <w:trPr>
+          <w:cantSplit/>
+        </w:trPr>
         <w:tc>
           <w:tcPr>
             <w:tcW w:type="dxa" w:w="2200"/>
@@ -24407,7 +25340,7 @@
           <w:sz w:val="22"/>
           <w:szCs w:val="22"/>
         </w:rPr>
-        <w:t xml:space="preserve">Người dùng mở màn hình 'Quản Lý Sự Kiện' (/events) và bấm 'Tạo Sự Kiện Mới'.</w:t>
+        <w:t xml:space="preserve">Quản trị viên mở màn hình 'Quản Lý Sự Kiện' (/events) và bấm 'Tạo Sự Kiện Mới'.</w:t>
       </w:r>
     </w:p>
     <w:p>
@@ -24461,7 +25394,7 @@
           <w:sz w:val="22"/>
           <w:szCs w:val="22"/>
         </w:rPr>
-        <w:t xml:space="preserve">Nhập thông tin chung và tải ảnh banner 16:9 lên MinIO Storage.</w:t>
+        <w:t xml:space="preserve">Nhập thông tin chung (Tên sự kiện, Ngày giờ, Địa điểm tổ chức, Sức chứa) và tải ảnh banner 16:9 lên MinIO Storage.</w:t>
       </w:r>
     </w:p>
     <w:p>
@@ -24488,7 +25421,7 @@
           <w:sz w:val="22"/>
           <w:szCs w:val="22"/>
         </w:rPr>
-        <w:t xml:space="preserve">Nhập danh sách diễn giả VIP, timeline chi tiết từng khung giờ.</w:t>
+        <w:t xml:space="preserve">Client &amp; Backend tự động kích hoạt Thuật toán Kiểm Tra Xung Đột Địa Điểm (Venue Conflict Validation):</w:t>
       </w:r>
     </w:p>
     <w:p>
@@ -24506,7 +25439,7 @@
           <w:sz w:val="22"/>
           <w:szCs w:val="22"/>
         </w:rPr>
-        <w:t xml:space="preserve">Bước 5: </w:t>
+        <w:t xml:space="preserve">- </w:t>
       </w:r>
       <w:r>
         <w:rPr>
@@ -24515,24 +25448,7 @@
           <w:sz w:val="22"/>
           <w:szCs w:val="22"/>
         </w:rPr>
-        <w:t xml:space="preserve">Bấm 'Lưu &amp; Tiếp Tục' sang bước cấu hình gói vé.</w:t>
-      </w:r>
-    </w:p>
-    <w:p>
-      <w:pPr>
-        <w:pStyle w:val="Heading3"/>
-        <w:spacing w:after="60" w:before="140"/>
-      </w:pPr>
-      <w:r>
-        <w:rPr>
-          <w:rFonts w:ascii="Times New Roman" w:cs="Times New Roman" w:eastAsia="Times New Roman" w:hAnsi="Times New Roman"/>
-          <w:b/>
-          <w:bCs/>
-          <w:color w:val="D97706"/>
-          <w:sz w:val="24"/>
-          <w:szCs w:val="24"/>
-        </w:rPr>
-        <w:t xml:space="preserve">Luồng Rẽ Nhánh / Thay Thế (Alternative Flows)</w:t>
+        <w:t xml:space="preserve">Cho phép nhiều sự kiện cùng ngày/giờ nhưng khác địa điểm.</w:t>
       </w:r>
     </w:p>
     <w:p>
@@ -24544,28 +25460,22 @@
       <w:r>
         <w:rPr>
           <w:rFonts w:ascii="Times New Roman" w:cs="Times New Roman" w:eastAsia="Times New Roman" w:hAnsi="Times New Roman"/>
-          <w:color w:val="1E293B"/>
-          <w:sz w:val="22"/>
-          <w:szCs w:val="22"/>
-        </w:rPr>
-        <w:t xml:space="preserve">Bước A1: Lưu ở trạng thái 'Bản nháp' (draft) để tiếp tục chỉnh sửa nội dung trước khi công bố.</w:t>
-      </w:r>
-    </w:p>
-    <w:p>
-      <w:pPr>
-        <w:pStyle w:val="Heading3"/>
-        <w:spacing w:after="60" w:before="140"/>
-      </w:pPr>
-      <w:r>
-        <w:rPr>
-          <w:rFonts w:ascii="Times New Roman" w:cs="Times New Roman" w:eastAsia="Times New Roman" w:hAnsi="Times New Roman"/>
           <w:b/>
           <w:bCs/>
-          <w:color w:val="D97706"/>
-          <w:sz w:val="24"/>
-          <w:szCs w:val="24"/>
-        </w:rPr>
-        <w:t xml:space="preserve">Luồng Ngoại Lệ &amp; Xử Lý Lỗi (Exception Flows)</w:t>
+          <w:color w:val="003B95"/>
+          <w:sz w:val="22"/>
+          <w:szCs w:val="22"/>
+        </w:rPr>
+        <w:t xml:space="preserve">- </w:t>
+      </w:r>
+      <w:r>
+        <w:rPr>
+          <w:rFonts w:ascii="Times New Roman" w:cs="Times New Roman" w:eastAsia="Times New Roman" w:hAnsi="Times New Roman"/>
+          <w:color w:val="1E293B"/>
+          <w:sz w:val="22"/>
+          <w:szCs w:val="22"/>
+        </w:rPr>
+        <w:t xml:space="preserve">Nếu địa điểm là 'Online', luôn cho phép tổ chức song song.</w:t>
       </w:r>
     </w:p>
     <w:p>
@@ -24577,11 +25487,22 @@
       <w:r>
         <w:rPr>
           <w:rFonts w:ascii="Times New Roman" w:cs="Times New Roman" w:eastAsia="Times New Roman" w:hAnsi="Times New Roman"/>
-          <w:color w:val="991B1B"/>
-          <w:sz w:val="22"/>
-          <w:szCs w:val="22"/>
-        </w:rPr>
-        <w:t xml:space="preserve">Bước E1: Thời gian kết thúc trước thời gian bắt đầu -&gt; Báo lỗi validation.</w:t>
+          <w:b/>
+          <w:bCs/>
+          <w:color w:val="003B95"/>
+          <w:sz w:val="22"/>
+          <w:szCs w:val="22"/>
+        </w:rPr>
+        <w:t xml:space="preserve">- </w:t>
+      </w:r>
+      <w:r>
+        <w:rPr>
+          <w:rFonts w:ascii="Times New Roman" w:cs="Times New Roman" w:eastAsia="Times New Roman" w:hAnsi="Times New Roman"/>
+          <w:color w:val="1E293B"/>
+          <w:sz w:val="22"/>
+          <w:szCs w:val="22"/>
+        </w:rPr>
+        <w:t xml:space="preserve">Nếu là địa điểm vật lý: Quét các sự kiện có status != 'cancelled' trong cùng ngày/giờ có location trùng nhau.</w:t>
       </w:r>
     </w:p>
     <w:p>
@@ -24593,11 +25514,163 @@
       <w:r>
         <w:rPr>
           <w:rFonts w:ascii="Times New Roman" w:cs="Times New Roman" w:eastAsia="Times New Roman" w:hAnsi="Times New Roman"/>
+          <w:b/>
+          <w:bCs/>
+          <w:color w:val="003B95"/>
+          <w:sz w:val="22"/>
+          <w:szCs w:val="22"/>
+        </w:rPr>
+        <w:t xml:space="preserve">Bước 5: </w:t>
+      </w:r>
+      <w:r>
+        <w:rPr>
+          <w:rFonts w:ascii="Times New Roman" w:cs="Times New Roman" w:eastAsia="Times New Roman" w:hAnsi="Times New Roman"/>
+          <w:color w:val="1E293B"/>
+          <w:sz w:val="22"/>
+          <w:szCs w:val="22"/>
+        </w:rPr>
+        <w:t xml:space="preserve">Nếu KHÔNG trùng địa điểm: Hệ thống xác thực hợp lệ, chuyển sang bước nhập danh sách diễn giả VIP và timeline chi tiết.</w:t>
+      </w:r>
+    </w:p>
+    <w:p>
+      <w:pPr>
+        <w:spacing w:after="60" w:before="50" w:line="260"/>
+        <w:ind w:left="360"/>
+        <w:jc w:val="left"/>
+      </w:pPr>
+      <w:r>
+        <w:rPr>
+          <w:rFonts w:ascii="Times New Roman" w:cs="Times New Roman" w:eastAsia="Times New Roman" w:hAnsi="Times New Roman"/>
+          <w:b/>
+          <w:bCs/>
+          <w:color w:val="003B95"/>
+          <w:sz w:val="22"/>
+          <w:szCs w:val="22"/>
+        </w:rPr>
+        <w:t xml:space="preserve">Bước 6: </w:t>
+      </w:r>
+      <w:r>
+        <w:rPr>
+          <w:rFonts w:ascii="Times New Roman" w:cs="Times New Roman" w:eastAsia="Times New Roman" w:hAnsi="Times New Roman"/>
+          <w:color w:val="1E293B"/>
+          <w:sz w:val="22"/>
+          <w:szCs w:val="22"/>
+        </w:rPr>
+        <w:t xml:space="preserve">Bấm 'Lưu &amp; Tiếp Tục' sang bước cấu hình gói vé.</w:t>
+      </w:r>
+    </w:p>
+    <w:p>
+      <w:pPr>
+        <w:pStyle w:val="Heading3"/>
+        <w:spacing w:after="60" w:before="140"/>
+      </w:pPr>
+      <w:r>
+        <w:rPr>
+          <w:rFonts w:ascii="Times New Roman" w:cs="Times New Roman" w:eastAsia="Times New Roman" w:hAnsi="Times New Roman"/>
+          <w:b/>
+          <w:bCs/>
+          <w:color w:val="D97706"/>
+          <w:sz w:val="24"/>
+          <w:szCs w:val="24"/>
+        </w:rPr>
+        <w:t xml:space="preserve">Luồng Rẽ Nhánh / Thay Thế (Alternative Flows)</w:t>
+      </w:r>
+    </w:p>
+    <w:p>
+      <w:pPr>
+        <w:spacing w:after="60" w:before="50" w:line="260"/>
+        <w:ind w:left="360"/>
+        <w:jc w:val="left"/>
+      </w:pPr>
+      <w:r>
+        <w:rPr>
+          <w:rFonts w:ascii="Times New Roman" w:cs="Times New Roman" w:eastAsia="Times New Roman" w:hAnsi="Times New Roman"/>
+          <w:color w:val="1E293B"/>
+          <w:sz w:val="22"/>
+          <w:szCs w:val="22"/>
+        </w:rPr>
+        <w:t xml:space="preserve">Bước A1: Lưu ở trạng thái 'Bản nháp' (draft) để tiếp tục chỉnh sửa nội dung trước khi công bố.</w:t>
+      </w:r>
+    </w:p>
+    <w:p>
+      <w:pPr>
+        <w:spacing w:after="60" w:before="50" w:line="260"/>
+        <w:ind w:left="360"/>
+        <w:jc w:val="left"/>
+      </w:pPr>
+      <w:r>
+        <w:rPr>
+          <w:rFonts w:ascii="Times New Roman" w:cs="Times New Roman" w:eastAsia="Times New Roman" w:hAnsi="Times New Roman"/>
+          <w:color w:val="1E293B"/>
+          <w:sz w:val="22"/>
+          <w:szCs w:val="22"/>
+        </w:rPr>
+        <w:t xml:space="preserve">Bước A2: Tổ chức nhiều sự kiện cùng khung giờ tại các địa điểm khác nhau (VD: Workshop Ban Xúc Tiến tại Tầng 2 và Gala Dinner tại Khán phòng Diamond).</w:t>
+      </w:r>
+    </w:p>
+    <w:p>
+      <w:pPr>
+        <w:pStyle w:val="Heading3"/>
+        <w:spacing w:after="60" w:before="140"/>
+      </w:pPr>
+      <w:r>
+        <w:rPr>
+          <w:rFonts w:ascii="Times New Roman" w:cs="Times New Roman" w:eastAsia="Times New Roman" w:hAnsi="Times New Roman"/>
+          <w:b/>
+          <w:bCs/>
+          <w:color w:val="D97706"/>
+          <w:sz w:val="24"/>
+          <w:szCs w:val="24"/>
+        </w:rPr>
+        <w:t xml:space="preserve">Luồng Ngoại Lệ &amp; Xử Lý Lỗi (Exception Flows)</w:t>
+      </w:r>
+    </w:p>
+    <w:p>
+      <w:pPr>
+        <w:spacing w:after="60" w:before="50" w:line="260"/>
+        <w:ind w:left="360"/>
+        <w:jc w:val="left"/>
+      </w:pPr>
+      <w:r>
+        <w:rPr>
+          <w:rFonts w:ascii="Times New Roman" w:cs="Times New Roman" w:eastAsia="Times New Roman" w:hAnsi="Times New Roman"/>
           <w:color w:val="991B1B"/>
           <w:sz w:val="22"/>
           <w:szCs w:val="22"/>
         </w:rPr>
+        <w:t xml:space="preserve">Bước E1: Thời gian kết thúc trước thời gian bắt đầu -&gt; Báo lỗi: 'Thời gian kết thúc phải sau thời gian bắt đầu'.</w:t>
+      </w:r>
+    </w:p>
+    <w:p>
+      <w:pPr>
+        <w:spacing w:after="60" w:before="50" w:line="260"/>
+        <w:ind w:left="360"/>
+        <w:jc w:val="left"/>
+      </w:pPr>
+      <w:r>
+        <w:rPr>
+          <w:rFonts w:ascii="Times New Roman" w:cs="Times New Roman" w:eastAsia="Times New Roman" w:hAnsi="Times New Roman"/>
+          <w:color w:val="991B1B"/>
+          <w:sz w:val="22"/>
+          <w:szCs w:val="22"/>
+        </w:rPr>
         <w:t xml:space="preserve">Bước E2: Ảnh banner sai tỷ lệ -&gt; Cảnh báo tối ưu chuẩn 16:9.</w:t>
+      </w:r>
+    </w:p>
+    <w:p>
+      <w:pPr>
+        <w:spacing w:after="60" w:before="50" w:line="260"/>
+        <w:ind w:left="360"/>
+        <w:jc w:val="left"/>
+      </w:pPr>
+      <w:r>
+        <w:rPr>
+          <w:rFonts w:ascii="Times New Roman" w:cs="Times New Roman" w:eastAsia="Times New Roman" w:hAnsi="Times New Roman"/>
+          <w:color w:val="991B1B"/>
+          <w:sz w:val="22"/>
+          <w:szCs w:val="22"/>
+        </w:rPr>
+        <w:t xml:space="preserve">Bước E3: Trùng địa điểm với sự kiện khác đang hoạt động -&gt; Hệ thống chặn lưu với mã HTTP 409 Conflict và thông báo: 'Địa điểm này đang trùng với sự kiện [Tên sự kiện], sau thời gian [hh:mm dd/MM/yyyy] có thể đăng ký được' (với thời điểm có thể đăng ký được tính bằng thời gian kết thúc sự kiện chiếm chỗ + 2 giờ chuẩn bị).</w:t>
       </w:r>
     </w:p>
     <w:p>
@@ -24628,13 +25701,15 @@
           <w:insideH w:val="single" w:color="auto" w:sz="4"/>
           <w:insideV w:val="single" w:color="auto" w:sz="4"/>
         </w:tblBorders>
+        <w:tblLayout w:type="fixed"/>
       </w:tblPr>
       <w:tblGrid>
-        <w:gridCol w:w="100"/>
-        <w:gridCol w:w="100"/>
+        <w:gridCol w:w="2600"/>
+        <w:gridCol w:w="6600"/>
       </w:tblGrid>
       <w:tr>
         <w:trPr>
+          <w:cantSplit/>
           <w:tblHeader/>
         </w:trPr>
         <w:tc>
@@ -24707,6 +25782,9 @@
         </w:tc>
       </w:tr>
       <w:tr>
+        <w:trPr>
+          <w:cantSplit/>
+        </w:trPr>
         <w:tc>
           <w:tcPr>
             <w:tcW w:type="dxa" w:w="2600"/>
@@ -24775,6 +25853,9 @@
         </w:tc>
       </w:tr>
       <w:tr>
+        <w:trPr>
+          <w:cantSplit/>
+        </w:trPr>
         <w:tc>
           <w:tcPr>
             <w:tcW w:type="dxa" w:w="2600"/>
@@ -24843,6 +25924,9 @@
         </w:tc>
       </w:tr>
       <w:tr>
+        <w:trPr>
+          <w:cantSplit/>
+        </w:trPr>
         <w:tc>
           <w:tcPr>
             <w:tcW w:type="dxa" w:w="2600"/>
@@ -24911,6 +25995,9 @@
         </w:tc>
       </w:tr>
       <w:tr>
+        <w:trPr>
+          <w:cantSplit/>
+        </w:trPr>
         <w:tc>
           <w:tcPr>
             <w:tcW w:type="dxa" w:w="2600"/>
@@ -24979,6 +26066,9 @@
         </w:tc>
       </w:tr>
       <w:tr>
+        <w:trPr>
+          <w:cantSplit/>
+        </w:trPr>
         <w:tc>
           <w:tcPr>
             <w:tcW w:type="dxa" w:w="2600"/>
@@ -25047,6 +26137,9 @@
         </w:tc>
       </w:tr>
       <w:tr>
+        <w:trPr>
+          <w:cantSplit/>
+        </w:trPr>
         <w:tc>
           <w:tcPr>
             <w:tcW w:type="dxa" w:w="2600"/>
@@ -25115,6 +26208,9 @@
         </w:tc>
       </w:tr>
       <w:tr>
+        <w:trPr>
+          <w:cantSplit/>
+        </w:trPr>
         <w:tc>
           <w:tcPr>
             <w:tcW w:type="dxa" w:w="2600"/>
@@ -25183,6 +26279,9 @@
         </w:tc>
       </w:tr>
       <w:tr>
+        <w:trPr>
+          <w:cantSplit/>
+        </w:trPr>
         <w:tc>
           <w:tcPr>
             <w:tcW w:type="dxa" w:w="2600"/>
@@ -25251,6 +26350,9 @@
         </w:tc>
       </w:tr>
       <w:tr>
+        <w:trPr>
+          <w:cantSplit/>
+        </w:trPr>
         <w:tc>
           <w:tcPr>
             <w:tcW w:type="dxa" w:w="2600"/>
@@ -25347,15 +26449,17 @@
           <w:insideH w:val="single" w:color="auto" w:sz="4"/>
           <w:insideV w:val="single" w:color="auto" w:sz="4"/>
         </w:tblBorders>
+        <w:tblLayout w:type="fixed"/>
       </w:tblPr>
       <w:tblGrid>
-        <w:gridCol w:w="100"/>
-        <w:gridCol w:w="100"/>
-        <w:gridCol w:w="100"/>
-        <w:gridCol w:w="100"/>
+        <w:gridCol w:w="2200"/>
+        <w:gridCol w:w="1800"/>
+        <w:gridCol w:w="1400"/>
+        <w:gridCol w:w="3800"/>
       </w:tblGrid>
       <w:tr>
         <w:trPr>
+          <w:cantSplit/>
           <w:tblHeader/>
         </w:trPr>
         <w:tc>
@@ -25496,6 +26600,9 @@
         </w:tc>
       </w:tr>
       <w:tr>
+        <w:trPr>
+          <w:cantSplit/>
+        </w:trPr>
         <w:tc>
           <w:tcPr>
             <w:tcW w:type="dxa" w:w="2200"/>
@@ -25630,6 +26737,9 @@
         </w:tc>
       </w:tr>
       <w:tr>
+        <w:trPr>
+          <w:cantSplit/>
+        </w:trPr>
         <w:tc>
           <w:tcPr>
             <w:tcW w:type="dxa" w:w="2200"/>
@@ -25764,6 +26874,9 @@
         </w:tc>
       </w:tr>
       <w:tr>
+        <w:trPr>
+          <w:cantSplit/>
+        </w:trPr>
         <w:tc>
           <w:tcPr>
             <w:tcW w:type="dxa" w:w="2200"/>
@@ -25898,6 +27011,9 @@
         </w:tc>
       </w:tr>
       <w:tr>
+        <w:trPr>
+          <w:cantSplit/>
+        </w:trPr>
         <w:tc>
           <w:tcPr>
             <w:tcW w:type="dxa" w:w="2200"/>
@@ -26245,13 +27361,15 @@
           <w:insideH w:val="single" w:color="auto" w:sz="4"/>
           <w:insideV w:val="single" w:color="auto" w:sz="4"/>
         </w:tblBorders>
+        <w:tblLayout w:type="fixed"/>
       </w:tblPr>
       <w:tblGrid>
-        <w:gridCol w:w="100"/>
-        <w:gridCol w:w="100"/>
+        <w:gridCol w:w="2600"/>
+        <w:gridCol w:w="6600"/>
       </w:tblGrid>
       <w:tr>
         <w:trPr>
+          <w:cantSplit/>
           <w:tblHeader/>
         </w:trPr>
         <w:tc>
@@ -26324,6 +27442,9 @@
         </w:tc>
       </w:tr>
       <w:tr>
+        <w:trPr>
+          <w:cantSplit/>
+        </w:trPr>
         <w:tc>
           <w:tcPr>
             <w:tcW w:type="dxa" w:w="2600"/>
@@ -26392,6 +27513,9 @@
         </w:tc>
       </w:tr>
       <w:tr>
+        <w:trPr>
+          <w:cantSplit/>
+        </w:trPr>
         <w:tc>
           <w:tcPr>
             <w:tcW w:type="dxa" w:w="2600"/>
@@ -26460,6 +27584,9 @@
         </w:tc>
       </w:tr>
       <w:tr>
+        <w:trPr>
+          <w:cantSplit/>
+        </w:trPr>
         <w:tc>
           <w:tcPr>
             <w:tcW w:type="dxa" w:w="2600"/>
@@ -26528,6 +27655,9 @@
         </w:tc>
       </w:tr>
       <w:tr>
+        <w:trPr>
+          <w:cantSplit/>
+        </w:trPr>
         <w:tc>
           <w:tcPr>
             <w:tcW w:type="dxa" w:w="2600"/>
@@ -26596,6 +27726,9 @@
         </w:tc>
       </w:tr>
       <w:tr>
+        <w:trPr>
+          <w:cantSplit/>
+        </w:trPr>
         <w:tc>
           <w:tcPr>
             <w:tcW w:type="dxa" w:w="2600"/>
@@ -26664,6 +27797,9 @@
         </w:tc>
       </w:tr>
       <w:tr>
+        <w:trPr>
+          <w:cantSplit/>
+        </w:trPr>
         <w:tc>
           <w:tcPr>
             <w:tcW w:type="dxa" w:w="2600"/>
@@ -26732,6 +27868,9 @@
         </w:tc>
       </w:tr>
       <w:tr>
+        <w:trPr>
+          <w:cantSplit/>
+        </w:trPr>
         <w:tc>
           <w:tcPr>
             <w:tcW w:type="dxa" w:w="2600"/>
@@ -26800,6 +27939,9 @@
         </w:tc>
       </w:tr>
       <w:tr>
+        <w:trPr>
+          <w:cantSplit/>
+        </w:trPr>
         <w:tc>
           <w:tcPr>
             <w:tcW w:type="dxa" w:w="2600"/>
@@ -26868,6 +28010,9 @@
         </w:tc>
       </w:tr>
       <w:tr>
+        <w:trPr>
+          <w:cantSplit/>
+        </w:trPr>
         <w:tc>
           <w:tcPr>
             <w:tcW w:type="dxa" w:w="2600"/>
@@ -26964,15 +28109,17 @@
           <w:insideH w:val="single" w:color="auto" w:sz="4"/>
           <w:insideV w:val="single" w:color="auto" w:sz="4"/>
         </w:tblBorders>
+        <w:tblLayout w:type="fixed"/>
       </w:tblPr>
       <w:tblGrid>
-        <w:gridCol w:w="100"/>
-        <w:gridCol w:w="100"/>
-        <w:gridCol w:w="100"/>
-        <w:gridCol w:w="100"/>
+        <w:gridCol w:w="2200"/>
+        <w:gridCol w:w="1800"/>
+        <w:gridCol w:w="1400"/>
+        <w:gridCol w:w="3800"/>
       </w:tblGrid>
       <w:tr>
         <w:trPr>
+          <w:cantSplit/>
           <w:tblHeader/>
         </w:trPr>
         <w:tc>
@@ -27113,6 +28260,9 @@
         </w:tc>
       </w:tr>
       <w:tr>
+        <w:trPr>
+          <w:cantSplit/>
+        </w:trPr>
         <w:tc>
           <w:tcPr>
             <w:tcW w:type="dxa" w:w="2200"/>
@@ -27247,6 +28397,9 @@
         </w:tc>
       </w:tr>
       <w:tr>
+        <w:trPr>
+          <w:cantSplit/>
+        </w:trPr>
         <w:tc>
           <w:tcPr>
             <w:tcW w:type="dxa" w:w="2200"/>
@@ -27648,13 +28801,15 @@
           <w:insideH w:val="single" w:color="auto" w:sz="4"/>
           <w:insideV w:val="single" w:color="auto" w:sz="4"/>
         </w:tblBorders>
+        <w:tblLayout w:type="fixed"/>
       </w:tblPr>
       <w:tblGrid>
-        <w:gridCol w:w="100"/>
-        <w:gridCol w:w="100"/>
+        <w:gridCol w:w="2600"/>
+        <w:gridCol w:w="6600"/>
       </w:tblGrid>
       <w:tr>
         <w:trPr>
+          <w:cantSplit/>
           <w:tblHeader/>
         </w:trPr>
         <w:tc>
@@ -27727,6 +28882,9 @@
         </w:tc>
       </w:tr>
       <w:tr>
+        <w:trPr>
+          <w:cantSplit/>
+        </w:trPr>
         <w:tc>
           <w:tcPr>
             <w:tcW w:type="dxa" w:w="2600"/>
@@ -27795,6 +28953,9 @@
         </w:tc>
       </w:tr>
       <w:tr>
+        <w:trPr>
+          <w:cantSplit/>
+        </w:trPr>
         <w:tc>
           <w:tcPr>
             <w:tcW w:type="dxa" w:w="2600"/>
@@ -27863,6 +29024,9 @@
         </w:tc>
       </w:tr>
       <w:tr>
+        <w:trPr>
+          <w:cantSplit/>
+        </w:trPr>
         <w:tc>
           <w:tcPr>
             <w:tcW w:type="dxa" w:w="2600"/>
@@ -27931,6 +29095,9 @@
         </w:tc>
       </w:tr>
       <w:tr>
+        <w:trPr>
+          <w:cantSplit/>
+        </w:trPr>
         <w:tc>
           <w:tcPr>
             <w:tcW w:type="dxa" w:w="2600"/>
@@ -27999,6 +29166,9 @@
         </w:tc>
       </w:tr>
       <w:tr>
+        <w:trPr>
+          <w:cantSplit/>
+        </w:trPr>
         <w:tc>
           <w:tcPr>
             <w:tcW w:type="dxa" w:w="2600"/>
@@ -28067,6 +29237,9 @@
         </w:tc>
       </w:tr>
       <w:tr>
+        <w:trPr>
+          <w:cantSplit/>
+        </w:trPr>
         <w:tc>
           <w:tcPr>
             <w:tcW w:type="dxa" w:w="2600"/>
@@ -28135,6 +29308,9 @@
         </w:tc>
       </w:tr>
       <w:tr>
+        <w:trPr>
+          <w:cantSplit/>
+        </w:trPr>
         <w:tc>
           <w:tcPr>
             <w:tcW w:type="dxa" w:w="2600"/>
@@ -28203,6 +29379,9 @@
         </w:tc>
       </w:tr>
       <w:tr>
+        <w:trPr>
+          <w:cantSplit/>
+        </w:trPr>
         <w:tc>
           <w:tcPr>
             <w:tcW w:type="dxa" w:w="2600"/>
@@ -28271,6 +29450,9 @@
         </w:tc>
       </w:tr>
       <w:tr>
+        <w:trPr>
+          <w:cantSplit/>
+        </w:trPr>
         <w:tc>
           <w:tcPr>
             <w:tcW w:type="dxa" w:w="2600"/>
@@ -28367,15 +29549,17 @@
           <w:insideH w:val="single" w:color="auto" w:sz="4"/>
           <w:insideV w:val="single" w:color="auto" w:sz="4"/>
         </w:tblBorders>
+        <w:tblLayout w:type="fixed"/>
       </w:tblPr>
       <w:tblGrid>
-        <w:gridCol w:w="100"/>
-        <w:gridCol w:w="100"/>
-        <w:gridCol w:w="100"/>
-        <w:gridCol w:w="100"/>
+        <w:gridCol w:w="2200"/>
+        <w:gridCol w:w="1800"/>
+        <w:gridCol w:w="1400"/>
+        <w:gridCol w:w="3800"/>
       </w:tblGrid>
       <w:tr>
         <w:trPr>
+          <w:cantSplit/>
           <w:tblHeader/>
         </w:trPr>
         <w:tc>
@@ -28516,6 +29700,9 @@
         </w:tc>
       </w:tr>
       <w:tr>
+        <w:trPr>
+          <w:cantSplit/>
+        </w:trPr>
         <w:tc>
           <w:tcPr>
             <w:tcW w:type="dxa" w:w="2200"/>
@@ -28993,13 +30180,15 @@
           <w:insideH w:val="single" w:color="auto" w:sz="4"/>
           <w:insideV w:val="single" w:color="auto" w:sz="4"/>
         </w:tblBorders>
+        <w:tblLayout w:type="fixed"/>
       </w:tblPr>
       <w:tblGrid>
-        <w:gridCol w:w="100"/>
-        <w:gridCol w:w="100"/>
+        <w:gridCol w:w="2600"/>
+        <w:gridCol w:w="6600"/>
       </w:tblGrid>
       <w:tr>
         <w:trPr>
+          <w:cantSplit/>
           <w:tblHeader/>
         </w:trPr>
         <w:tc>
@@ -29072,6 +30261,9 @@
         </w:tc>
       </w:tr>
       <w:tr>
+        <w:trPr>
+          <w:cantSplit/>
+        </w:trPr>
         <w:tc>
           <w:tcPr>
             <w:tcW w:type="dxa" w:w="2600"/>
@@ -29140,6 +30332,9 @@
         </w:tc>
       </w:tr>
       <w:tr>
+        <w:trPr>
+          <w:cantSplit/>
+        </w:trPr>
         <w:tc>
           <w:tcPr>
             <w:tcW w:type="dxa" w:w="2600"/>
@@ -29208,6 +30403,9 @@
         </w:tc>
       </w:tr>
       <w:tr>
+        <w:trPr>
+          <w:cantSplit/>
+        </w:trPr>
         <w:tc>
           <w:tcPr>
             <w:tcW w:type="dxa" w:w="2600"/>
@@ -29276,6 +30474,9 @@
         </w:tc>
       </w:tr>
       <w:tr>
+        <w:trPr>
+          <w:cantSplit/>
+        </w:trPr>
         <w:tc>
           <w:tcPr>
             <w:tcW w:type="dxa" w:w="2600"/>
@@ -29344,6 +30545,9 @@
         </w:tc>
       </w:tr>
       <w:tr>
+        <w:trPr>
+          <w:cantSplit/>
+        </w:trPr>
         <w:tc>
           <w:tcPr>
             <w:tcW w:type="dxa" w:w="2600"/>
@@ -29412,6 +30616,9 @@
         </w:tc>
       </w:tr>
       <w:tr>
+        <w:trPr>
+          <w:cantSplit/>
+        </w:trPr>
         <w:tc>
           <w:tcPr>
             <w:tcW w:type="dxa" w:w="2600"/>
@@ -29480,6 +30687,9 @@
         </w:tc>
       </w:tr>
       <w:tr>
+        <w:trPr>
+          <w:cantSplit/>
+        </w:trPr>
         <w:tc>
           <w:tcPr>
             <w:tcW w:type="dxa" w:w="2600"/>
@@ -29548,6 +30758,9 @@
         </w:tc>
       </w:tr>
       <w:tr>
+        <w:trPr>
+          <w:cantSplit/>
+        </w:trPr>
         <w:tc>
           <w:tcPr>
             <w:tcW w:type="dxa" w:w="2600"/>
@@ -29616,6 +30829,9 @@
         </w:tc>
       </w:tr>
       <w:tr>
+        <w:trPr>
+          <w:cantSplit/>
+        </w:trPr>
         <w:tc>
           <w:tcPr>
             <w:tcW w:type="dxa" w:w="2600"/>
@@ -29712,15 +30928,17 @@
           <w:insideH w:val="single" w:color="auto" w:sz="4"/>
           <w:insideV w:val="single" w:color="auto" w:sz="4"/>
         </w:tblBorders>
+        <w:tblLayout w:type="fixed"/>
       </w:tblPr>
       <w:tblGrid>
-        <w:gridCol w:w="100"/>
-        <w:gridCol w:w="100"/>
-        <w:gridCol w:w="100"/>
-        <w:gridCol w:w="100"/>
+        <w:gridCol w:w="2200"/>
+        <w:gridCol w:w="1800"/>
+        <w:gridCol w:w="1400"/>
+        <w:gridCol w:w="3800"/>
       </w:tblGrid>
       <w:tr>
         <w:trPr>
+          <w:cantSplit/>
           <w:tblHeader/>
         </w:trPr>
         <w:tc>
@@ -29861,6 +31079,9 @@
         </w:tc>
       </w:tr>
       <w:tr>
+        <w:trPr>
+          <w:cantSplit/>
+        </w:trPr>
         <w:tc>
           <w:tcPr>
             <w:tcW w:type="dxa" w:w="2200"/>
@@ -29995,6 +31216,9 @@
         </w:tc>
       </w:tr>
       <w:tr>
+        <w:trPr>
+          <w:cantSplit/>
+        </w:trPr>
         <w:tc>
           <w:tcPr>
             <w:tcW w:type="dxa" w:w="2200"/>
@@ -30442,7 +31666,7 @@
           <w:sz w:val="26"/>
           <w:szCs w:val="26"/>
         </w:rPr>
-        <w:t xml:space="preserve">[UC-CRM-MTG-01] Khởi Tạo Lịch Họp &amp; Thuật Toán Chống Trùng Phòng Sapphire Hub (40 Chỗ)</w:t>
+        <w:t xml:space="preserve">[UC-CRM-MTG-01] Khởi Tạo Lịch Họp &amp; Kiểm Tra Xung Đột Phòng Họp &amp; Lịch Đại Biểu</w:t>
       </w:r>
     </w:p>
     <w:tbl>
@@ -30456,13 +31680,15 @@
           <w:insideH w:val="single" w:color="auto" w:sz="4"/>
           <w:insideV w:val="single" w:color="auto" w:sz="4"/>
         </w:tblBorders>
+        <w:tblLayout w:type="fixed"/>
       </w:tblPr>
       <w:tblGrid>
-        <w:gridCol w:w="100"/>
-        <w:gridCol w:w="100"/>
+        <w:gridCol w:w="2600"/>
+        <w:gridCol w:w="6600"/>
       </w:tblGrid>
       <w:tr>
         <w:trPr>
+          <w:cantSplit/>
           <w:tblHeader/>
         </w:trPr>
         <w:tc>
@@ -30535,6 +31761,9 @@
         </w:tc>
       </w:tr>
       <w:tr>
+        <w:trPr>
+          <w:cantSplit/>
+        </w:trPr>
         <w:tc>
           <w:tcPr>
             <w:tcW w:type="dxa" w:w="2600"/>
@@ -30603,6 +31832,9 @@
         </w:tc>
       </w:tr>
       <w:tr>
+        <w:trPr>
+          <w:cantSplit/>
+        </w:trPr>
         <w:tc>
           <w:tcPr>
             <w:tcW w:type="dxa" w:w="2600"/>
@@ -30665,12 +31897,15 @@
                 <w:sz w:val="20"/>
                 <w:szCs w:val="20"/>
               </w:rPr>
-              <w:t xml:space="preserve">Khởi Tạo Lịch Họp &amp; Thuật Toán Chống Trùng Phòng Sapphire Hub (40 Chỗ)</w:t>
+              <w:t xml:space="preserve">Khởi Tạo Lịch Họp &amp; Kiểm Tra Xung Đột Phòng Họp &amp; Lịch Đại Biểu</w:t>
             </w:r>
           </w:p>
         </w:tc>
       </w:tr>
       <w:tr>
+        <w:trPr>
+          <w:cantSplit/>
+        </w:trPr>
         <w:tc>
           <w:tcPr>
             <w:tcW w:type="dxa" w:w="2600"/>
@@ -30739,6 +31974,9 @@
         </w:tc>
       </w:tr>
       <w:tr>
+        <w:trPr>
+          <w:cantSplit/>
+        </w:trPr>
         <w:tc>
           <w:tcPr>
             <w:tcW w:type="dxa" w:w="2600"/>
@@ -30801,12 +32039,15 @@
                 <w:sz w:val="20"/>
                 <w:szCs w:val="20"/>
               </w:rPr>
-              <w:t xml:space="preserve">Khởi tạo cuộc họp lãnh đạo tập trung hoặc trực tuyến; tự động phát hiện và ngăn chặn xung đột lịch sử dụng phòng họp vật lý Sapphire Hub (40 chỗ).</w:t>
+              <w:t xml:space="preserve">Khởi tạo cuộc họp lãnh đạo tập trung hoặc trực tuyến; tự động kiểm tra chống trùng địa điểm/phòng họp vật lý và cảnh báo xung đột lịch trình đại biểu.</w:t>
             </w:r>
           </w:p>
         </w:tc>
       </w:tr>
       <w:tr>
+        <w:trPr>
+          <w:cantSplit/>
+        </w:trPr>
         <w:tc>
           <w:tcPr>
             <w:tcW w:type="dxa" w:w="2600"/>
@@ -30875,6 +32116,9 @@
         </w:tc>
       </w:tr>
       <w:tr>
+        <w:trPr>
+          <w:cantSplit/>
+        </w:trPr>
         <w:tc>
           <w:tcPr>
             <w:tcW w:type="dxa" w:w="2600"/>
@@ -30943,6 +32187,9 @@
         </w:tc>
       </w:tr>
       <w:tr>
+        <w:trPr>
+          <w:cantSplit/>
+        </w:trPr>
         <w:tc>
           <w:tcPr>
             <w:tcW w:type="dxa" w:w="2600"/>
@@ -31005,12 +32252,15 @@
                 <w:sz w:val="20"/>
                 <w:szCs w:val="20"/>
               </w:rPr>
-              <w:t xml:space="preserve">Lịch họp được thiết lập an toàn, triệt tiêu 100% rủi ro trùng phòng họp vật lý.</w:t>
+              <w:t xml:space="preserve">Lịch họp được thiết lập an toàn, triệt tiêu 100% rủi ro trùng phòng họp và tối ưu tỷ lệ tham dự của đại biểu.</w:t>
             </w:r>
           </w:p>
         </w:tc>
       </w:tr>
       <w:tr>
+        <w:trPr>
+          <w:cantSplit/>
+        </w:trPr>
         <w:tc>
           <w:tcPr>
             <w:tcW w:type="dxa" w:w="2600"/>
@@ -31073,12 +32323,15 @@
                 <w:sz w:val="20"/>
                 <w:szCs w:val="20"/>
               </w:rPr>
-              <w:t xml:space="preserve">Phòng họp Sapphire Hub chỉ phục vụ tối đa 01 cuộc họp trong cùng một khung thời gian.</w:t>
+              <w:t xml:space="preserve">RULE-MTG-VENUE-SCHEDULE-CONFLICT: Kiểm tra địa điểm phòng họp và lịch trình đại biểu.</w:t>
             </w:r>
           </w:p>
         </w:tc>
       </w:tr>
       <w:tr>
+        <w:trPr>
+          <w:cantSplit/>
+        </w:trPr>
         <w:tc>
           <w:tcPr>
             <w:tcW w:type="dxa" w:w="2600"/>
@@ -31141,7 +32394,7 @@
                 <w:sz w:val="20"/>
                 <w:szCs w:val="20"/>
               </w:rPr>
-              <w:t xml:space="preserve">Route: `/meetings` | API: `POST /api/association/meetings`</w:t>
+              <w:t xml:space="preserve">Route: `/meetings` | API: `POST /api/association/meetings` | Service: `meetings.service.ts`</w:t>
             </w:r>
           </w:p>
         </w:tc>
@@ -31175,15 +32428,17 @@
           <w:insideH w:val="single" w:color="auto" w:sz="4"/>
           <w:insideV w:val="single" w:color="auto" w:sz="4"/>
         </w:tblBorders>
+        <w:tblLayout w:type="fixed"/>
       </w:tblPr>
       <w:tblGrid>
-        <w:gridCol w:w="100"/>
-        <w:gridCol w:w="100"/>
-        <w:gridCol w:w="100"/>
-        <w:gridCol w:w="100"/>
+        <w:gridCol w:w="2200"/>
+        <w:gridCol w:w="1800"/>
+        <w:gridCol w:w="1400"/>
+        <w:gridCol w:w="3800"/>
       </w:tblGrid>
       <w:tr>
         <w:trPr>
+          <w:cantSplit/>
           <w:tblHeader/>
         </w:trPr>
         <w:tc>
@@ -31324,6 +32579,9 @@
         </w:tc>
       </w:tr>
       <w:tr>
+        <w:trPr>
+          <w:cantSplit/>
+        </w:trPr>
         <w:tc>
           <w:tcPr>
             <w:tcW w:type="dxa" w:w="2200"/>
@@ -31458,6 +32716,9 @@
         </w:tc>
       </w:tr>
       <w:tr>
+        <w:trPr>
+          <w:cantSplit/>
+        </w:trPr>
         <w:tc>
           <w:tcPr>
             <w:tcW w:type="dxa" w:w="2200"/>
@@ -31586,12 +32847,15 @@
                 <w:sz w:val="20"/>
                 <w:szCs w:val="20"/>
               </w:rPr>
-              <w:t xml:space="preserve">Thời gian bắt đầu</w:t>
+              <w:t xml:space="preserve">Thời gian bắt đầu cuộc họp</w:t>
             </w:r>
           </w:p>
         </w:tc>
       </w:tr>
       <w:tr>
+        <w:trPr>
+          <w:cantSplit/>
+        </w:trPr>
         <w:tc>
           <w:tcPr>
             <w:tcW w:type="dxa" w:w="2200"/>
@@ -31726,6 +32990,9 @@
         </w:tc>
       </w:tr>
       <w:tr>
+        <w:trPr>
+          <w:cantSplit/>
+        </w:trPr>
         <w:tc>
           <w:tcPr>
             <w:tcW w:type="dxa" w:w="2200"/>
@@ -31854,12 +33121,15 @@
                 <w:sz w:val="20"/>
                 <w:szCs w:val="20"/>
               </w:rPr>
-              <w:t xml:space="preserve">Phòng Họp Sapphire Hub / Zoom / Google Meet / Offline khác</w:t>
+              <w:t xml:space="preserve">Phòng Họp Sapphire Hub / Zoom / Google Meet / Offline tập trung</w:t>
             </w:r>
           </w:p>
         </w:tc>
       </w:tr>
       <w:tr>
+        <w:trPr>
+          <w:cantSplit/>
+        </w:trPr>
         <w:tc>
           <w:tcPr>
             <w:tcW w:type="dxa" w:w="2200"/>
@@ -31889,6 +33159,143 @@
                 <w:sz w:val="20"/>
                 <w:szCs w:val="20"/>
               </w:rPr>
+              <w:t xml:space="preserve">location</w:t>
+            </w:r>
+          </w:p>
+        </w:tc>
+        <w:tc>
+          <w:tcPr>
+            <w:tcW w:type="dxa" w:w="1800"/>
+            <w:tcBorders>
+              <w:top w:val="single" w:color="CBD5E1" w:sz="4"/>
+              <w:left w:val="single" w:color="CBD5E1" w:sz="4"/>
+              <w:bottom w:val="single" w:color="CBD5E1" w:sz="4"/>
+              <w:right w:val="single" w:color="CBD5E1" w:sz="4"/>
+            </w:tcBorders>
+            <w:shd w:fill="FFFFFF" w:val="clear"/>
+            <w:tcMar>
+              <w:top w:type="dxa" w:w="100"/>
+              <w:left w:type="dxa" w:w="140"/>
+              <w:bottom w:type="dxa" w:w="100"/>
+              <w:right w:type="dxa" w:w="140"/>
+            </w:tcMar>
+          </w:tcPr>
+          <w:p>
+            <w:pPr>
+              <w:spacing w:after="25" w:before="25" w:line="240"/>
+              <w:jc w:val="left"/>
+            </w:pPr>
+            <w:r>
+              <w:rPr>
+                <w:rFonts w:ascii="Times New Roman" w:cs="Times New Roman" w:eastAsia="Times New Roman" w:hAnsi="Times New Roman"/>
+                <w:color w:val="1E293B"/>
+                <w:sz w:val="20"/>
+                <w:szCs w:val="20"/>
+              </w:rPr>
+              <w:t xml:space="preserve">String</w:t>
+            </w:r>
+          </w:p>
+        </w:tc>
+        <w:tc>
+          <w:tcPr>
+            <w:tcW w:type="dxa" w:w="1400"/>
+            <w:tcBorders>
+              <w:top w:val="single" w:color="CBD5E1" w:sz="4"/>
+              <w:left w:val="single" w:color="CBD5E1" w:sz="4"/>
+              <w:bottom w:val="single" w:color="CBD5E1" w:sz="4"/>
+              <w:right w:val="single" w:color="CBD5E1" w:sz="4"/>
+            </w:tcBorders>
+            <w:shd w:fill="FFFFFF" w:val="clear"/>
+            <w:tcMar>
+              <w:top w:type="dxa" w:w="100"/>
+              <w:left w:type="dxa" w:w="140"/>
+              <w:bottom w:type="dxa" w:w="100"/>
+              <w:right w:type="dxa" w:w="140"/>
+            </w:tcMar>
+          </w:tcPr>
+          <w:p>
+            <w:pPr>
+              <w:spacing w:after="25" w:before="25" w:line="240"/>
+              <w:jc w:val="left"/>
+            </w:pPr>
+            <w:r>
+              <w:rPr>
+                <w:rFonts w:ascii="Times New Roman" w:cs="Times New Roman" w:eastAsia="Times New Roman" w:hAnsi="Times New Roman"/>
+                <w:color w:val="1E293B"/>
+                <w:sz w:val="20"/>
+                <w:szCs w:val="20"/>
+              </w:rPr>
+              <w:t xml:space="preserve">Tùy chọn</w:t>
+            </w:r>
+          </w:p>
+        </w:tc>
+        <w:tc>
+          <w:tcPr>
+            <w:tcW w:type="dxa" w:w="3800"/>
+            <w:tcBorders>
+              <w:top w:val="single" w:color="CBD5E1" w:sz="4"/>
+              <w:left w:val="single" w:color="CBD5E1" w:sz="4"/>
+              <w:bottom w:val="single" w:color="CBD5E1" w:sz="4"/>
+              <w:right w:val="single" w:color="CBD5E1" w:sz="4"/>
+            </w:tcBorders>
+            <w:shd w:fill="FFFFFF" w:val="clear"/>
+            <w:tcMar>
+              <w:top w:type="dxa" w:w="100"/>
+              <w:left w:type="dxa" w:w="140"/>
+              <w:bottom w:type="dxa" w:w="100"/>
+              <w:right w:type="dxa" w:w="140"/>
+            </w:tcMar>
+          </w:tcPr>
+          <w:p>
+            <w:pPr>
+              <w:spacing w:after="25" w:before="25" w:line="240"/>
+              <w:jc w:val="left"/>
+            </w:pPr>
+            <w:r>
+              <w:rPr>
+                <w:rFonts w:ascii="Times New Roman" w:cs="Times New Roman" w:eastAsia="Times New Roman" w:hAnsi="Times New Roman"/>
+                <w:color w:val="1E293B"/>
+                <w:sz w:val="20"/>
+                <w:szCs w:val="20"/>
+              </w:rPr>
+              <w:t xml:space="preserve">Địa điểm cụ thể nếu là cuộc họp offline ngoài</w:t>
+            </w:r>
+          </w:p>
+        </w:tc>
+      </w:tr>
+      <w:tr>
+        <w:trPr>
+          <w:cantSplit/>
+        </w:trPr>
+        <w:tc>
+          <w:tcPr>
+            <w:tcW w:type="dxa" w:w="2200"/>
+            <w:tcBorders>
+              <w:top w:val="single" w:color="CBD5E1" w:sz="4"/>
+              <w:left w:val="single" w:color="CBD5E1" w:sz="4"/>
+              <w:bottom w:val="single" w:color="CBD5E1" w:sz="4"/>
+              <w:right w:val="single" w:color="CBD5E1" w:sz="4"/>
+            </w:tcBorders>
+            <w:shd w:fill="F8FAFC" w:val="clear"/>
+            <w:tcMar>
+              <w:top w:type="dxa" w:w="100"/>
+              <w:left w:type="dxa" w:w="140"/>
+              <w:bottom w:type="dxa" w:w="100"/>
+              <w:right w:type="dxa" w:w="140"/>
+            </w:tcMar>
+          </w:tcPr>
+          <w:p>
+            <w:pPr>
+              <w:spacing w:after="25" w:before="25" w:line="240"/>
+              <w:jc w:val="center"/>
+            </w:pPr>
+            <w:r>
+              <w:rPr>
+                <w:rFonts w:ascii="Times New Roman" w:cs="Times New Roman" w:eastAsia="Times New Roman" w:hAnsi="Times New Roman"/>
+                <w:color w:val="1E293B"/>
+                <w:sz w:val="20"/>
+                <w:szCs w:val="20"/>
+              </w:rPr>
               <w:t xml:space="preserve">attendees</w:t>
             </w:r>
           </w:p>
@@ -31902,7 +33309,7 @@
               <w:bottom w:val="single" w:color="CBD5E1" w:sz="4"/>
               <w:right w:val="single" w:color="CBD5E1" w:sz="4"/>
             </w:tcBorders>
-            <w:shd w:fill="FFFFFF" w:val="clear"/>
+            <w:shd w:fill="F8FAFC" w:val="clear"/>
             <w:tcMar>
               <w:top w:type="dxa" w:w="100"/>
               <w:left w:type="dxa" w:w="140"/>
@@ -31935,7 +33342,7 @@
               <w:bottom w:val="single" w:color="CBD5E1" w:sz="4"/>
               <w:right w:val="single" w:color="CBD5E1" w:sz="4"/>
             </w:tcBorders>
-            <w:shd w:fill="FFFFFF" w:val="clear"/>
+            <w:shd w:fill="F8FAFC" w:val="clear"/>
             <w:tcMar>
               <w:top w:type="dxa" w:w="100"/>
               <w:left w:type="dxa" w:w="140"/>
@@ -31968,27 +33375,27 @@
               <w:bottom w:val="single" w:color="CBD5E1" w:sz="4"/>
               <w:right w:val="single" w:color="CBD5E1" w:sz="4"/>
             </w:tcBorders>
-            <w:shd w:fill="FFFFFF" w:val="clear"/>
-            <w:tcMar>
-              <w:top w:type="dxa" w:w="100"/>
-              <w:left w:type="dxa" w:w="140"/>
-              <w:bottom w:type="dxa" w:w="100"/>
-              <w:right w:type="dxa" w:w="140"/>
-            </w:tcMar>
-          </w:tcPr>
-          <w:p>
-            <w:pPr>
-              <w:spacing w:after="25" w:before="25" w:line="240"/>
-              <w:jc w:val="left"/>
-            </w:pPr>
-            <w:r>
-              <w:rPr>
-                <w:rFonts w:ascii="Times New Roman" w:cs="Times New Roman" w:eastAsia="Times New Roman" w:hAnsi="Times New Roman"/>
-                <w:color w:val="1E293B"/>
-                <w:sz w:val="20"/>
-                <w:szCs w:val="20"/>
-              </w:rPr>
-              <w:t xml:space="preserve">Danh sách đại biểu được triệu tập</w:t>
+            <w:shd w:fill="F8FAFC" w:val="clear"/>
+            <w:tcMar>
+              <w:top w:type="dxa" w:w="100"/>
+              <w:left w:type="dxa" w:w="140"/>
+              <w:bottom w:type="dxa" w:w="100"/>
+              <w:right w:type="dxa" w:w="140"/>
+            </w:tcMar>
+          </w:tcPr>
+          <w:p>
+            <w:pPr>
+              <w:spacing w:after="25" w:before="25" w:line="240"/>
+              <w:jc w:val="left"/>
+            </w:pPr>
+            <w:r>
+              <w:rPr>
+                <w:rFonts w:ascii="Times New Roman" w:cs="Times New Roman" w:eastAsia="Times New Roman" w:hAnsi="Times New Roman"/>
+                <w:color w:val="1E293B"/>
+                <w:sz w:val="20"/>
+                <w:szCs w:val="20"/>
+              </w:rPr>
+              <w:t xml:space="preserve">Danh sách đại biểu được triệu tập tham dự</w:t>
             </w:r>
           </w:p>
         </w:tc>
@@ -32089,7 +33496,7 @@
           <w:sz w:val="22"/>
           <w:szCs w:val="22"/>
         </w:rPr>
-        <w:t xml:space="preserve">Lựa chọn địa điểm: 'Phòng Họp Sapphire UniWork Hub' (Sức chứa 40 chỗ).</w:t>
+        <w:t xml:space="preserve">Lựa chọn địa điểm: 'Phòng Họp Sapphire UniWork Hub' (Sức chứa 40 chỗ) hoặc Nhập địa điểm vật lý offline khác.</w:t>
       </w:r>
     </w:p>
     <w:p>
@@ -32116,7 +33523,7 @@
           <w:sz w:val="22"/>
           <w:szCs w:val="22"/>
         </w:rPr>
-        <w:t xml:space="preserve">Hệ thống tự động kích hoạt Thuật toán Chống Trùng Phòng (Room Conflict Detection):</w:t>
+        <w:t xml:space="preserve">Hệ thống tự động kích hoạt Thuật toán Chống Trùng Phòng Họp (Venue Conflict Detection):</w:t>
       </w:r>
     </w:p>
     <w:p>
@@ -32143,7 +33550,7 @@
           <w:sz w:val="22"/>
           <w:szCs w:val="22"/>
         </w:rPr>
-        <w:t xml:space="preserve">Truy vấn toàn bộ các cuộc họp đang có trong CSDL có roomType = 'sapphire_hub' và trạng thái khác cancelled.</w:t>
+        <w:t xml:space="preserve">Kiểm tra toàn bộ cuộc họp active có cùng địa điểm vật lý trong khung giờ: (start_time &lt; new_end_time) AND (end_time &gt; new_start_time).</w:t>
       </w:r>
     </w:p>
     <w:p>
@@ -32170,7 +33577,7 @@
           <w:sz w:val="22"/>
           <w:szCs w:val="22"/>
         </w:rPr>
-        <w:t xml:space="preserve">Kiểm tra điều kiện xung đột thời gian: (start_time &lt; new_end_time) AND (end_time &gt; new_start_time).</w:t>
+        <w:t xml:space="preserve">Nếu phát hiện trùng địa điểm: Chặn lưu và báo rõ tên cuộc họp chiếm chỗ cùng thời gian rảnh dự kiến.</w:t>
       </w:r>
     </w:p>
     <w:p>
@@ -32197,7 +33604,7 @@
           <w:sz w:val="22"/>
           <w:szCs w:val="22"/>
         </w:rPr>
-        <w:t xml:space="preserve">Nếu KHÔNG có xung đột: Hệ thống cho phép lưu bản ghi ở trạng thái pending_approval.</w:t>
+        <w:t xml:space="preserve">Hệ thống kích hoạt Thuật toán Kiểm tra Lịch trình Đại biểu (Attendee Schedule Overlap Detection):</w:t>
       </w:r>
     </w:p>
     <w:p>
@@ -32215,7 +33622,7 @@
           <w:sz w:val="22"/>
           <w:szCs w:val="22"/>
         </w:rPr>
-        <w:t xml:space="preserve">Bước 6: </w:t>
+        <w:t xml:space="preserve">- </w:t>
       </w:r>
       <w:r>
         <w:rPr>
@@ -32224,24 +33631,7 @@
           <w:sz w:val="22"/>
           <w:szCs w:val="22"/>
         </w:rPr>
-        <w:t xml:space="preserve">Ban Quản Trị phê duyệt chuyển sang trạng thái upcoming, hệ thống tự động phát hành giấy triệu tập qua thông báo đẩy và email đến các đại biểu.</w:t>
-      </w:r>
-    </w:p>
-    <w:p>
-      <w:pPr>
-        <w:pStyle w:val="Heading3"/>
-        <w:spacing w:after="60" w:before="140"/>
-      </w:pPr>
-      <w:r>
-        <w:rPr>
-          <w:rFonts w:ascii="Times New Roman" w:cs="Times New Roman" w:eastAsia="Times New Roman" w:hAnsi="Times New Roman"/>
-          <w:b/>
-          <w:bCs/>
-          <w:color w:val="D97706"/>
-          <w:sz w:val="24"/>
-          <w:szCs w:val="24"/>
-        </w:rPr>
-        <w:t xml:space="preserve">Luồng Rẽ Nhánh / Thay Thế (Alternative Flows)</w:t>
+        <w:t xml:space="preserve">Kiểm tra danh sách đại biểu tham gia xem có ai đang có lịch họp khác diễn ra đồng thời hay không.</w:t>
       </w:r>
     </w:p>
     <w:p>
@@ -32253,28 +33643,22 @@
       <w:r>
         <w:rPr>
           <w:rFonts w:ascii="Times New Roman" w:cs="Times New Roman" w:eastAsia="Times New Roman" w:hAnsi="Times New Roman"/>
-          <w:color w:val="1E293B"/>
-          <w:sz w:val="22"/>
-          <w:szCs w:val="22"/>
-        </w:rPr>
-        <w:t xml:space="preserve">Bước A1: Lựa chọn cuộc họp trực tuyến -&gt; Nhập đường dẫn phòng họp Zoom / Google Meet / UniWork Link.</w:t>
-      </w:r>
-    </w:p>
-    <w:p>
-      <w:pPr>
-        <w:pStyle w:val="Heading3"/>
-        <w:spacing w:after="60" w:before="140"/>
-      </w:pPr>
-      <w:r>
-        <w:rPr>
-          <w:rFonts w:ascii="Times New Roman" w:cs="Times New Roman" w:eastAsia="Times New Roman" w:hAnsi="Times New Roman"/>
           <w:b/>
           <w:bCs/>
-          <w:color w:val="D97706"/>
-          <w:sz w:val="24"/>
-          <w:szCs w:val="24"/>
-        </w:rPr>
-        <w:t xml:space="preserve">Luồng Ngoại Lệ &amp; Xử Lý Lỗi (Exception Flows)</w:t>
+          <w:color w:val="003B95"/>
+          <w:sz w:val="22"/>
+          <w:szCs w:val="22"/>
+        </w:rPr>
+        <w:t xml:space="preserve">- </w:t>
+      </w:r>
+      <w:r>
+        <w:rPr>
+          <w:rFonts w:ascii="Times New Roman" w:cs="Times New Roman" w:eastAsia="Times New Roman" w:hAnsi="Times New Roman"/>
+          <w:color w:val="1E293B"/>
+          <w:sz w:val="22"/>
+          <w:szCs w:val="22"/>
+        </w:rPr>
+        <w:t xml:space="preserve">Nếu có đại biểu trùng lịch: Hiển thị cảnh báo danh sách đại biểu bị xung đột để Ban Thư Ký quyết định.</w:t>
       </w:r>
     </w:p>
     <w:p>
@@ -32286,11 +33670,131 @@
       <w:r>
         <w:rPr>
           <w:rFonts w:ascii="Times New Roman" w:cs="Times New Roman" w:eastAsia="Times New Roman" w:hAnsi="Times New Roman"/>
+          <w:b/>
+          <w:bCs/>
+          <w:color w:val="003B95"/>
+          <w:sz w:val="22"/>
+          <w:szCs w:val="22"/>
+        </w:rPr>
+        <w:t xml:space="preserve">Bước 6: </w:t>
+      </w:r>
+      <w:r>
+        <w:rPr>
+          <w:rFonts w:ascii="Times New Roman" w:cs="Times New Roman" w:eastAsia="Times New Roman" w:hAnsi="Times New Roman"/>
+          <w:color w:val="1E293B"/>
+          <w:sz w:val="22"/>
+          <w:szCs w:val="22"/>
+        </w:rPr>
+        <w:t xml:space="preserve">Ban Thư Ký xác nhận lưu cuộc họp ở trạng thái pending_approval.</w:t>
+      </w:r>
+    </w:p>
+    <w:p>
+      <w:pPr>
+        <w:spacing w:after="60" w:before="50" w:line="260"/>
+        <w:ind w:left="360"/>
+        <w:jc w:val="left"/>
+      </w:pPr>
+      <w:r>
+        <w:rPr>
+          <w:rFonts w:ascii="Times New Roman" w:cs="Times New Roman" w:eastAsia="Times New Roman" w:hAnsi="Times New Roman"/>
+          <w:b/>
+          <w:bCs/>
+          <w:color w:val="003B95"/>
+          <w:sz w:val="22"/>
+          <w:szCs w:val="22"/>
+        </w:rPr>
+        <w:t xml:space="preserve">Bước 7: </w:t>
+      </w:r>
+      <w:r>
+        <w:rPr>
+          <w:rFonts w:ascii="Times New Roman" w:cs="Times New Roman" w:eastAsia="Times New Roman" w:hAnsi="Times New Roman"/>
+          <w:color w:val="1E293B"/>
+          <w:sz w:val="22"/>
+          <w:szCs w:val="22"/>
+        </w:rPr>
+        <w:t xml:space="preserve">Ban Quản Trị phê duyệt chuyển sang trạng thái upcoming, hệ thống tự động phát hành giấy triệu tập qua thông báo đẩy và email đến các đại biểu.</w:t>
+      </w:r>
+    </w:p>
+    <w:p>
+      <w:pPr>
+        <w:pStyle w:val="Heading3"/>
+        <w:spacing w:after="60" w:before="140"/>
+      </w:pPr>
+      <w:r>
+        <w:rPr>
+          <w:rFonts w:ascii="Times New Roman" w:cs="Times New Roman" w:eastAsia="Times New Roman" w:hAnsi="Times New Roman"/>
+          <w:b/>
+          <w:bCs/>
+          <w:color w:val="D97706"/>
+          <w:sz w:val="24"/>
+          <w:szCs w:val="24"/>
+        </w:rPr>
+        <w:t xml:space="preserve">Luồng Rẽ Nhánh / Thay Thế (Alternative Flows)</w:t>
+      </w:r>
+    </w:p>
+    <w:p>
+      <w:pPr>
+        <w:spacing w:after="60" w:before="50" w:line="260"/>
+        <w:ind w:left="360"/>
+        <w:jc w:val="left"/>
+      </w:pPr>
+      <w:r>
+        <w:rPr>
+          <w:rFonts w:ascii="Times New Roman" w:cs="Times New Roman" w:eastAsia="Times New Roman" w:hAnsi="Times New Roman"/>
+          <w:color w:val="1E293B"/>
+          <w:sz w:val="22"/>
+          <w:szCs w:val="22"/>
+        </w:rPr>
+        <w:t xml:space="preserve">Bước A1: Lựa chọn cuộc họp trực tuyến -&gt; Nhập đường dẫn phòng họp Zoom / Google Meet / UniWork Link.</w:t>
+      </w:r>
+    </w:p>
+    <w:p>
+      <w:pPr>
+        <w:spacing w:after="60" w:before="50" w:line="260"/>
+        <w:ind w:left="360"/>
+        <w:jc w:val="left"/>
+      </w:pPr>
+      <w:r>
+        <w:rPr>
+          <w:rFonts w:ascii="Times New Roman" w:cs="Times New Roman" w:eastAsia="Times New Roman" w:hAnsi="Times New Roman"/>
+          <w:color w:val="1E293B"/>
+          <w:sz w:val="22"/>
+          <w:szCs w:val="22"/>
+        </w:rPr>
+        <w:t xml:space="preserve">Bước A2: Cuộc họp gặp trùng lịch đại biểu nhưng là cuộc họp mở rộng không bắt buộc -&gt; Ban Thư Ký bấm 'Tiếp Tục Lưu' để hoàn tất lịch họp.</w:t>
+      </w:r>
+    </w:p>
+    <w:p>
+      <w:pPr>
+        <w:pStyle w:val="Heading3"/>
+        <w:spacing w:after="60" w:before="140"/>
+      </w:pPr>
+      <w:r>
+        <w:rPr>
+          <w:rFonts w:ascii="Times New Roman" w:cs="Times New Roman" w:eastAsia="Times New Roman" w:hAnsi="Times New Roman"/>
+          <w:b/>
+          <w:bCs/>
+          <w:color w:val="D97706"/>
+          <w:sz w:val="24"/>
+          <w:szCs w:val="24"/>
+        </w:rPr>
+        <w:t xml:space="preserve">Luồng Ngoại Lệ &amp; Xử Lý Lỗi (Exception Flows)</w:t>
+      </w:r>
+    </w:p>
+    <w:p>
+      <w:pPr>
+        <w:spacing w:after="60" w:before="50" w:line="260"/>
+        <w:ind w:left="360"/>
+        <w:jc w:val="left"/>
+      </w:pPr>
+      <w:r>
+        <w:rPr>
+          <w:rFonts w:ascii="Times New Roman" w:cs="Times New Roman" w:eastAsia="Times New Roman" w:hAnsi="Times New Roman"/>
           <w:color w:val="991B1B"/>
           <w:sz w:val="22"/>
           <w:szCs w:val="22"/>
         </w:rPr>
-        <w:t xml:space="preserve">Bước E1: Phát hiện xung đột lịch phòng Sapphire Hub -&gt; Hệ thống chặn lưu và hiển thị cảnh báo đỏ rực: 'XUNG ĐỘT LỊCH: Phòng họp Sapphire Hub đã được đăng ký bởi [Tên cuộc họp trước] từ hh:mm đến hh:mm. Vui lòng chọn khung giờ khác hoặc đổi địa điểm!'.</w:t>
+        <w:t xml:space="preserve">Bước E1: Phát hiện xung đột phòng họp vật lý (Sapphire Hub hoặc địa điểm trùng) -&gt; Hệ thống chặn lưu và hiển thị cảnh báo đỏ rực: 'Địa điểm/Phòng họp này đang trùng với cuộc họp [Tên cuộc họp trước], sau thời gian [hh:mm dd/MM/yyyy] có thể đăng ký được!'.</w:t>
       </w:r>
     </w:p>
     <w:p>
@@ -32321,13 +33825,15 @@
           <w:insideH w:val="single" w:color="auto" w:sz="4"/>
           <w:insideV w:val="single" w:color="auto" w:sz="4"/>
         </w:tblBorders>
+        <w:tblLayout w:type="fixed"/>
       </w:tblPr>
       <w:tblGrid>
-        <w:gridCol w:w="100"/>
-        <w:gridCol w:w="100"/>
+        <w:gridCol w:w="2600"/>
+        <w:gridCol w:w="6600"/>
       </w:tblGrid>
       <w:tr>
         <w:trPr>
+          <w:cantSplit/>
           <w:tblHeader/>
         </w:trPr>
         <w:tc>
@@ -32400,6 +33906,9 @@
         </w:tc>
       </w:tr>
       <w:tr>
+        <w:trPr>
+          <w:cantSplit/>
+        </w:trPr>
         <w:tc>
           <w:tcPr>
             <w:tcW w:type="dxa" w:w="2600"/>
@@ -32468,6 +33977,9 @@
         </w:tc>
       </w:tr>
       <w:tr>
+        <w:trPr>
+          <w:cantSplit/>
+        </w:trPr>
         <w:tc>
           <w:tcPr>
             <w:tcW w:type="dxa" w:w="2600"/>
@@ -32536,6 +34048,9 @@
         </w:tc>
       </w:tr>
       <w:tr>
+        <w:trPr>
+          <w:cantSplit/>
+        </w:trPr>
         <w:tc>
           <w:tcPr>
             <w:tcW w:type="dxa" w:w="2600"/>
@@ -32604,6 +34119,9 @@
         </w:tc>
       </w:tr>
       <w:tr>
+        <w:trPr>
+          <w:cantSplit/>
+        </w:trPr>
         <w:tc>
           <w:tcPr>
             <w:tcW w:type="dxa" w:w="2600"/>
@@ -32672,6 +34190,9 @@
         </w:tc>
       </w:tr>
       <w:tr>
+        <w:trPr>
+          <w:cantSplit/>
+        </w:trPr>
         <w:tc>
           <w:tcPr>
             <w:tcW w:type="dxa" w:w="2600"/>
@@ -32740,6 +34261,9 @@
         </w:tc>
       </w:tr>
       <w:tr>
+        <w:trPr>
+          <w:cantSplit/>
+        </w:trPr>
         <w:tc>
           <w:tcPr>
             <w:tcW w:type="dxa" w:w="2600"/>
@@ -32808,6 +34332,9 @@
         </w:tc>
       </w:tr>
       <w:tr>
+        <w:trPr>
+          <w:cantSplit/>
+        </w:trPr>
         <w:tc>
           <w:tcPr>
             <w:tcW w:type="dxa" w:w="2600"/>
@@ -32876,6 +34403,9 @@
         </w:tc>
       </w:tr>
       <w:tr>
+        <w:trPr>
+          <w:cantSplit/>
+        </w:trPr>
         <w:tc>
           <w:tcPr>
             <w:tcW w:type="dxa" w:w="2600"/>
@@ -32944,6 +34474,9 @@
         </w:tc>
       </w:tr>
       <w:tr>
+        <w:trPr>
+          <w:cantSplit/>
+        </w:trPr>
         <w:tc>
           <w:tcPr>
             <w:tcW w:type="dxa" w:w="2600"/>
@@ -33040,15 +34573,17 @@
           <w:insideH w:val="single" w:color="auto" w:sz="4"/>
           <w:insideV w:val="single" w:color="auto" w:sz="4"/>
         </w:tblBorders>
+        <w:tblLayout w:type="fixed"/>
       </w:tblPr>
       <w:tblGrid>
-        <w:gridCol w:w="100"/>
-        <w:gridCol w:w="100"/>
-        <w:gridCol w:w="100"/>
-        <w:gridCol w:w="100"/>
+        <w:gridCol w:w="2200"/>
+        <w:gridCol w:w="1800"/>
+        <w:gridCol w:w="1400"/>
+        <w:gridCol w:w="3800"/>
       </w:tblGrid>
       <w:tr>
         <w:trPr>
+          <w:cantSplit/>
           <w:tblHeader/>
         </w:trPr>
         <w:tc>
@@ -33189,6 +34724,9 @@
         </w:tc>
       </w:tr>
       <w:tr>
+        <w:trPr>
+          <w:cantSplit/>
+        </w:trPr>
         <w:tc>
           <w:tcPr>
             <w:tcW w:type="dxa" w:w="2200"/>
@@ -33323,6 +34861,9 @@
         </w:tc>
       </w:tr>
       <w:tr>
+        <w:trPr>
+          <w:cantSplit/>
+        </w:trPr>
         <w:tc>
           <w:tcPr>
             <w:tcW w:type="dxa" w:w="2200"/>
@@ -33757,13 +35298,15 @@
           <w:insideH w:val="single" w:color="auto" w:sz="4"/>
           <w:insideV w:val="single" w:color="auto" w:sz="4"/>
         </w:tblBorders>
+        <w:tblLayout w:type="fixed"/>
       </w:tblPr>
       <w:tblGrid>
-        <w:gridCol w:w="100"/>
-        <w:gridCol w:w="100"/>
+        <w:gridCol w:w="2600"/>
+        <w:gridCol w:w="6600"/>
       </w:tblGrid>
       <w:tr>
         <w:trPr>
+          <w:cantSplit/>
           <w:tblHeader/>
         </w:trPr>
         <w:tc>
@@ -33836,6 +35379,9 @@
         </w:tc>
       </w:tr>
       <w:tr>
+        <w:trPr>
+          <w:cantSplit/>
+        </w:trPr>
         <w:tc>
           <w:tcPr>
             <w:tcW w:type="dxa" w:w="2600"/>
@@ -33904,6 +35450,9 @@
         </w:tc>
       </w:tr>
       <w:tr>
+        <w:trPr>
+          <w:cantSplit/>
+        </w:trPr>
         <w:tc>
           <w:tcPr>
             <w:tcW w:type="dxa" w:w="2600"/>
@@ -33972,6 +35521,9 @@
         </w:tc>
       </w:tr>
       <w:tr>
+        <w:trPr>
+          <w:cantSplit/>
+        </w:trPr>
         <w:tc>
           <w:tcPr>
             <w:tcW w:type="dxa" w:w="2600"/>
@@ -34040,6 +35592,9 @@
         </w:tc>
       </w:tr>
       <w:tr>
+        <w:trPr>
+          <w:cantSplit/>
+        </w:trPr>
         <w:tc>
           <w:tcPr>
             <w:tcW w:type="dxa" w:w="2600"/>
@@ -34108,6 +35663,9 @@
         </w:tc>
       </w:tr>
       <w:tr>
+        <w:trPr>
+          <w:cantSplit/>
+        </w:trPr>
         <w:tc>
           <w:tcPr>
             <w:tcW w:type="dxa" w:w="2600"/>
@@ -34176,6 +35734,9 @@
         </w:tc>
       </w:tr>
       <w:tr>
+        <w:trPr>
+          <w:cantSplit/>
+        </w:trPr>
         <w:tc>
           <w:tcPr>
             <w:tcW w:type="dxa" w:w="2600"/>
@@ -34244,6 +35805,9 @@
         </w:tc>
       </w:tr>
       <w:tr>
+        <w:trPr>
+          <w:cantSplit/>
+        </w:trPr>
         <w:tc>
           <w:tcPr>
             <w:tcW w:type="dxa" w:w="2600"/>
@@ -34312,6 +35876,9 @@
         </w:tc>
       </w:tr>
       <w:tr>
+        <w:trPr>
+          <w:cantSplit/>
+        </w:trPr>
         <w:tc>
           <w:tcPr>
             <w:tcW w:type="dxa" w:w="2600"/>
@@ -34380,6 +35947,9 @@
         </w:tc>
       </w:tr>
       <w:tr>
+        <w:trPr>
+          <w:cantSplit/>
+        </w:trPr>
         <w:tc>
           <w:tcPr>
             <w:tcW w:type="dxa" w:w="2600"/>
@@ -34476,15 +36046,17 @@
           <w:insideH w:val="single" w:color="auto" w:sz="4"/>
           <w:insideV w:val="single" w:color="auto" w:sz="4"/>
         </w:tblBorders>
+        <w:tblLayout w:type="fixed"/>
       </w:tblPr>
       <w:tblGrid>
-        <w:gridCol w:w="100"/>
-        <w:gridCol w:w="100"/>
-        <w:gridCol w:w="100"/>
-        <w:gridCol w:w="100"/>
+        <w:gridCol w:w="2200"/>
+        <w:gridCol w:w="1800"/>
+        <w:gridCol w:w="1400"/>
+        <w:gridCol w:w="3800"/>
       </w:tblGrid>
       <w:tr>
         <w:trPr>
+          <w:cantSplit/>
           <w:tblHeader/>
         </w:trPr>
         <w:tc>
@@ -34625,6 +36197,9 @@
         </w:tc>
       </w:tr>
       <w:tr>
+        <w:trPr>
+          <w:cantSplit/>
+        </w:trPr>
         <w:tc>
           <w:tcPr>
             <w:tcW w:type="dxa" w:w="2200"/>
@@ -34759,6 +36334,9 @@
         </w:tc>
       </w:tr>
       <w:tr>
+        <w:trPr>
+          <w:cantSplit/>
+        </w:trPr>
         <w:tc>
           <w:tcPr>
             <w:tcW w:type="dxa" w:w="2200"/>
@@ -34893,6 +36471,9 @@
         </w:tc>
       </w:tr>
       <w:tr>
+        <w:trPr>
+          <w:cantSplit/>
+        </w:trPr>
         <w:tc>
           <w:tcPr>
             <w:tcW w:type="dxa" w:w="2200"/>
@@ -35207,13 +36788,15 @@
           <w:insideH w:val="single" w:color="auto" w:sz="4"/>
           <w:insideV w:val="single" w:color="auto" w:sz="4"/>
         </w:tblBorders>
+        <w:tblLayout w:type="fixed"/>
       </w:tblPr>
       <w:tblGrid>
-        <w:gridCol w:w="100"/>
-        <w:gridCol w:w="100"/>
+        <w:gridCol w:w="2600"/>
+        <w:gridCol w:w="6600"/>
       </w:tblGrid>
       <w:tr>
         <w:trPr>
+          <w:cantSplit/>
           <w:tblHeader/>
         </w:trPr>
         <w:tc>
@@ -35286,6 +36869,9 @@
         </w:tc>
       </w:tr>
       <w:tr>
+        <w:trPr>
+          <w:cantSplit/>
+        </w:trPr>
         <w:tc>
           <w:tcPr>
             <w:tcW w:type="dxa" w:w="2600"/>
@@ -35354,6 +36940,9 @@
         </w:tc>
       </w:tr>
       <w:tr>
+        <w:trPr>
+          <w:cantSplit/>
+        </w:trPr>
         <w:tc>
           <w:tcPr>
             <w:tcW w:type="dxa" w:w="2600"/>
@@ -35422,6 +37011,9 @@
         </w:tc>
       </w:tr>
       <w:tr>
+        <w:trPr>
+          <w:cantSplit/>
+        </w:trPr>
         <w:tc>
           <w:tcPr>
             <w:tcW w:type="dxa" w:w="2600"/>
@@ -35490,6 +37082,9 @@
         </w:tc>
       </w:tr>
       <w:tr>
+        <w:trPr>
+          <w:cantSplit/>
+        </w:trPr>
         <w:tc>
           <w:tcPr>
             <w:tcW w:type="dxa" w:w="2600"/>
@@ -35558,6 +37153,9 @@
         </w:tc>
       </w:tr>
       <w:tr>
+        <w:trPr>
+          <w:cantSplit/>
+        </w:trPr>
         <w:tc>
           <w:tcPr>
             <w:tcW w:type="dxa" w:w="2600"/>
@@ -35626,6 +37224,9 @@
         </w:tc>
       </w:tr>
       <w:tr>
+        <w:trPr>
+          <w:cantSplit/>
+        </w:trPr>
         <w:tc>
           <w:tcPr>
             <w:tcW w:type="dxa" w:w="2600"/>
@@ -35694,6 +37295,9 @@
         </w:tc>
       </w:tr>
       <w:tr>
+        <w:trPr>
+          <w:cantSplit/>
+        </w:trPr>
         <w:tc>
           <w:tcPr>
             <w:tcW w:type="dxa" w:w="2600"/>
@@ -35762,6 +37366,9 @@
         </w:tc>
       </w:tr>
       <w:tr>
+        <w:trPr>
+          <w:cantSplit/>
+        </w:trPr>
         <w:tc>
           <w:tcPr>
             <w:tcW w:type="dxa" w:w="2600"/>
@@ -35830,6 +37437,9 @@
         </w:tc>
       </w:tr>
       <w:tr>
+        <w:trPr>
+          <w:cantSplit/>
+        </w:trPr>
         <w:tc>
           <w:tcPr>
             <w:tcW w:type="dxa" w:w="2600"/>
@@ -35926,15 +37536,17 @@
           <w:insideH w:val="single" w:color="auto" w:sz="4"/>
           <w:insideV w:val="single" w:color="auto" w:sz="4"/>
         </w:tblBorders>
+        <w:tblLayout w:type="fixed"/>
       </w:tblPr>
       <w:tblGrid>
-        <w:gridCol w:w="100"/>
-        <w:gridCol w:w="100"/>
-        <w:gridCol w:w="100"/>
-        <w:gridCol w:w="100"/>
+        <w:gridCol w:w="2200"/>
+        <w:gridCol w:w="1800"/>
+        <w:gridCol w:w="1400"/>
+        <w:gridCol w:w="3800"/>
       </w:tblGrid>
       <w:tr>
         <w:trPr>
+          <w:cantSplit/>
           <w:tblHeader/>
         </w:trPr>
         <w:tc>
@@ -36075,6 +37687,9 @@
         </w:tc>
       </w:tr>
       <w:tr>
+        <w:trPr>
+          <w:cantSplit/>
+        </w:trPr>
         <w:tc>
           <w:tcPr>
             <w:tcW w:type="dxa" w:w="2200"/>
@@ -36209,6 +37824,9 @@
         </w:tc>
       </w:tr>
       <w:tr>
+        <w:trPr>
+          <w:cantSplit/>
+        </w:trPr>
         <w:tc>
           <w:tcPr>
             <w:tcW w:type="dxa" w:w="2200"/>
@@ -36343,6 +37961,9 @@
         </w:tc>
       </w:tr>
       <w:tr>
+        <w:trPr>
+          <w:cantSplit/>
+        </w:trPr>
         <w:tc>
           <w:tcPr>
             <w:tcW w:type="dxa" w:w="2200"/>
@@ -36477,6 +38098,9 @@
         </w:tc>
       </w:tr>
       <w:tr>
+        <w:trPr>
+          <w:cantSplit/>
+        </w:trPr>
         <w:tc>
           <w:tcPr>
             <w:tcW w:type="dxa" w:w="2200"/>
@@ -36611,6 +38235,9 @@
         </w:tc>
       </w:tr>
       <w:tr>
+        <w:trPr>
+          <w:cantSplit/>
+        </w:trPr>
         <w:tc>
           <w:tcPr>
             <w:tcW w:type="dxa" w:w="2200"/>
@@ -37039,13 +38666,15 @@
           <w:insideH w:val="single" w:color="auto" w:sz="4"/>
           <w:insideV w:val="single" w:color="auto" w:sz="4"/>
         </w:tblBorders>
+        <w:tblLayout w:type="fixed"/>
       </w:tblPr>
       <w:tblGrid>
-        <w:gridCol w:w="100"/>
-        <w:gridCol w:w="100"/>
+        <w:gridCol w:w="2600"/>
+        <w:gridCol w:w="6600"/>
       </w:tblGrid>
       <w:tr>
         <w:trPr>
+          <w:cantSplit/>
           <w:tblHeader/>
         </w:trPr>
         <w:tc>
@@ -37118,6 +38747,9 @@
         </w:tc>
       </w:tr>
       <w:tr>
+        <w:trPr>
+          <w:cantSplit/>
+        </w:trPr>
         <w:tc>
           <w:tcPr>
             <w:tcW w:type="dxa" w:w="2600"/>
@@ -37186,6 +38818,9 @@
         </w:tc>
       </w:tr>
       <w:tr>
+        <w:trPr>
+          <w:cantSplit/>
+        </w:trPr>
         <w:tc>
           <w:tcPr>
             <w:tcW w:type="dxa" w:w="2600"/>
@@ -37254,6 +38889,9 @@
         </w:tc>
       </w:tr>
       <w:tr>
+        <w:trPr>
+          <w:cantSplit/>
+        </w:trPr>
         <w:tc>
           <w:tcPr>
             <w:tcW w:type="dxa" w:w="2600"/>
@@ -37322,6 +38960,9 @@
         </w:tc>
       </w:tr>
       <w:tr>
+        <w:trPr>
+          <w:cantSplit/>
+        </w:trPr>
         <w:tc>
           <w:tcPr>
             <w:tcW w:type="dxa" w:w="2600"/>
@@ -37390,6 +39031,9 @@
         </w:tc>
       </w:tr>
       <w:tr>
+        <w:trPr>
+          <w:cantSplit/>
+        </w:trPr>
         <w:tc>
           <w:tcPr>
             <w:tcW w:type="dxa" w:w="2600"/>
@@ -37458,6 +39102,9 @@
         </w:tc>
       </w:tr>
       <w:tr>
+        <w:trPr>
+          <w:cantSplit/>
+        </w:trPr>
         <w:tc>
           <w:tcPr>
             <w:tcW w:type="dxa" w:w="2600"/>
@@ -37526,6 +39173,9 @@
         </w:tc>
       </w:tr>
       <w:tr>
+        <w:trPr>
+          <w:cantSplit/>
+        </w:trPr>
         <w:tc>
           <w:tcPr>
             <w:tcW w:type="dxa" w:w="2600"/>
@@ -37594,6 +39244,9 @@
         </w:tc>
       </w:tr>
       <w:tr>
+        <w:trPr>
+          <w:cantSplit/>
+        </w:trPr>
         <w:tc>
           <w:tcPr>
             <w:tcW w:type="dxa" w:w="2600"/>
@@ -37662,6 +39315,9 @@
         </w:tc>
       </w:tr>
       <w:tr>
+        <w:trPr>
+          <w:cantSplit/>
+        </w:trPr>
         <w:tc>
           <w:tcPr>
             <w:tcW w:type="dxa" w:w="2600"/>
@@ -37758,15 +39414,17 @@
           <w:insideH w:val="single" w:color="auto" w:sz="4"/>
           <w:insideV w:val="single" w:color="auto" w:sz="4"/>
         </w:tblBorders>
+        <w:tblLayout w:type="fixed"/>
       </w:tblPr>
       <w:tblGrid>
-        <w:gridCol w:w="100"/>
-        <w:gridCol w:w="100"/>
-        <w:gridCol w:w="100"/>
-        <w:gridCol w:w="100"/>
+        <w:gridCol w:w="2200"/>
+        <w:gridCol w:w="1800"/>
+        <w:gridCol w:w="1400"/>
+        <w:gridCol w:w="3800"/>
       </w:tblGrid>
       <w:tr>
         <w:trPr>
+          <w:cantSplit/>
           <w:tblHeader/>
         </w:trPr>
         <w:tc>
@@ -37907,6 +39565,9 @@
         </w:tc>
       </w:tr>
       <w:tr>
+        <w:trPr>
+          <w:cantSplit/>
+        </w:trPr>
         <w:tc>
           <w:tcPr>
             <w:tcW w:type="dxa" w:w="2200"/>
@@ -38041,6 +39702,9 @@
         </w:tc>
       </w:tr>
       <w:tr>
+        <w:trPr>
+          <w:cantSplit/>
+        </w:trPr>
         <w:tc>
           <w:tcPr>
             <w:tcW w:type="dxa" w:w="2200"/>
@@ -38328,13 +39992,15 @@
           <w:insideH w:val="single" w:color="auto" w:sz="4"/>
           <w:insideV w:val="single" w:color="auto" w:sz="4"/>
         </w:tblBorders>
+        <w:tblLayout w:type="fixed"/>
       </w:tblPr>
       <w:tblGrid>
-        <w:gridCol w:w="100"/>
-        <w:gridCol w:w="100"/>
+        <w:gridCol w:w="2600"/>
+        <w:gridCol w:w="6600"/>
       </w:tblGrid>
       <w:tr>
         <w:trPr>
+          <w:cantSplit/>
           <w:tblHeader/>
         </w:trPr>
         <w:tc>
@@ -38407,6 +40073,9 @@
         </w:tc>
       </w:tr>
       <w:tr>
+        <w:trPr>
+          <w:cantSplit/>
+        </w:trPr>
         <w:tc>
           <w:tcPr>
             <w:tcW w:type="dxa" w:w="2600"/>
@@ -38475,6 +40144,9 @@
         </w:tc>
       </w:tr>
       <w:tr>
+        <w:trPr>
+          <w:cantSplit/>
+        </w:trPr>
         <w:tc>
           <w:tcPr>
             <w:tcW w:type="dxa" w:w="2600"/>
@@ -38543,6 +40215,9 @@
         </w:tc>
       </w:tr>
       <w:tr>
+        <w:trPr>
+          <w:cantSplit/>
+        </w:trPr>
         <w:tc>
           <w:tcPr>
             <w:tcW w:type="dxa" w:w="2600"/>
@@ -38611,6 +40286,9 @@
         </w:tc>
       </w:tr>
       <w:tr>
+        <w:trPr>
+          <w:cantSplit/>
+        </w:trPr>
         <w:tc>
           <w:tcPr>
             <w:tcW w:type="dxa" w:w="2600"/>
@@ -38679,6 +40357,9 @@
         </w:tc>
       </w:tr>
       <w:tr>
+        <w:trPr>
+          <w:cantSplit/>
+        </w:trPr>
         <w:tc>
           <w:tcPr>
             <w:tcW w:type="dxa" w:w="2600"/>
@@ -38747,6 +40428,9 @@
         </w:tc>
       </w:tr>
       <w:tr>
+        <w:trPr>
+          <w:cantSplit/>
+        </w:trPr>
         <w:tc>
           <w:tcPr>
             <w:tcW w:type="dxa" w:w="2600"/>
@@ -38815,6 +40499,9 @@
         </w:tc>
       </w:tr>
       <w:tr>
+        <w:trPr>
+          <w:cantSplit/>
+        </w:trPr>
         <w:tc>
           <w:tcPr>
             <w:tcW w:type="dxa" w:w="2600"/>
@@ -38883,6 +40570,9 @@
         </w:tc>
       </w:tr>
       <w:tr>
+        <w:trPr>
+          <w:cantSplit/>
+        </w:trPr>
         <w:tc>
           <w:tcPr>
             <w:tcW w:type="dxa" w:w="2600"/>
@@ -38951,6 +40641,9 @@
         </w:tc>
       </w:tr>
       <w:tr>
+        <w:trPr>
+          <w:cantSplit/>
+        </w:trPr>
         <w:tc>
           <w:tcPr>
             <w:tcW w:type="dxa" w:w="2600"/>
@@ -39047,15 +40740,17 @@
           <w:insideH w:val="single" w:color="auto" w:sz="4"/>
           <w:insideV w:val="single" w:color="auto" w:sz="4"/>
         </w:tblBorders>
+        <w:tblLayout w:type="fixed"/>
       </w:tblPr>
       <w:tblGrid>
-        <w:gridCol w:w="100"/>
-        <w:gridCol w:w="100"/>
-        <w:gridCol w:w="100"/>
-        <w:gridCol w:w="100"/>
+        <w:gridCol w:w="2200"/>
+        <w:gridCol w:w="1800"/>
+        <w:gridCol w:w="1400"/>
+        <w:gridCol w:w="3800"/>
       </w:tblGrid>
       <w:tr>
         <w:trPr>
+          <w:cantSplit/>
           <w:tblHeader/>
         </w:trPr>
         <w:tc>
@@ -39196,6 +40891,9 @@
         </w:tc>
       </w:tr>
       <w:tr>
+        <w:trPr>
+          <w:cantSplit/>
+        </w:trPr>
         <w:tc>
           <w:tcPr>
             <w:tcW w:type="dxa" w:w="2200"/>
@@ -39330,6 +41028,9 @@
         </w:tc>
       </w:tr>
       <w:tr>
+        <w:trPr>
+          <w:cantSplit/>
+        </w:trPr>
         <w:tc>
           <w:tcPr>
             <w:tcW w:type="dxa" w:w="2200"/>
@@ -39644,13 +41345,15 @@
           <w:insideH w:val="single" w:color="auto" w:sz="4"/>
           <w:insideV w:val="single" w:color="auto" w:sz="4"/>
         </w:tblBorders>
+        <w:tblLayout w:type="fixed"/>
       </w:tblPr>
       <w:tblGrid>
-        <w:gridCol w:w="100"/>
-        <w:gridCol w:w="100"/>
+        <w:gridCol w:w="2600"/>
+        <w:gridCol w:w="6600"/>
       </w:tblGrid>
       <w:tr>
         <w:trPr>
+          <w:cantSplit/>
           <w:tblHeader/>
         </w:trPr>
         <w:tc>
@@ -39723,6 +41426,9 @@
         </w:tc>
       </w:tr>
       <w:tr>
+        <w:trPr>
+          <w:cantSplit/>
+        </w:trPr>
         <w:tc>
           <w:tcPr>
             <w:tcW w:type="dxa" w:w="2600"/>
@@ -39791,6 +41497,9 @@
         </w:tc>
       </w:tr>
       <w:tr>
+        <w:trPr>
+          <w:cantSplit/>
+        </w:trPr>
         <w:tc>
           <w:tcPr>
             <w:tcW w:type="dxa" w:w="2600"/>
@@ -39859,6 +41568,9 @@
         </w:tc>
       </w:tr>
       <w:tr>
+        <w:trPr>
+          <w:cantSplit/>
+        </w:trPr>
         <w:tc>
           <w:tcPr>
             <w:tcW w:type="dxa" w:w="2600"/>
@@ -39927,6 +41639,9 @@
         </w:tc>
       </w:tr>
       <w:tr>
+        <w:trPr>
+          <w:cantSplit/>
+        </w:trPr>
         <w:tc>
           <w:tcPr>
             <w:tcW w:type="dxa" w:w="2600"/>
@@ -39995,6 +41710,9 @@
         </w:tc>
       </w:tr>
       <w:tr>
+        <w:trPr>
+          <w:cantSplit/>
+        </w:trPr>
         <w:tc>
           <w:tcPr>
             <w:tcW w:type="dxa" w:w="2600"/>
@@ -40063,6 +41781,9 @@
         </w:tc>
       </w:tr>
       <w:tr>
+        <w:trPr>
+          <w:cantSplit/>
+        </w:trPr>
         <w:tc>
           <w:tcPr>
             <w:tcW w:type="dxa" w:w="2600"/>
@@ -40131,6 +41852,9 @@
         </w:tc>
       </w:tr>
       <w:tr>
+        <w:trPr>
+          <w:cantSplit/>
+        </w:trPr>
         <w:tc>
           <w:tcPr>
             <w:tcW w:type="dxa" w:w="2600"/>
@@ -40199,6 +41923,9 @@
         </w:tc>
       </w:tr>
       <w:tr>
+        <w:trPr>
+          <w:cantSplit/>
+        </w:trPr>
         <w:tc>
           <w:tcPr>
             <w:tcW w:type="dxa" w:w="2600"/>
@@ -40267,6 +41994,9 @@
         </w:tc>
       </w:tr>
       <w:tr>
+        <w:trPr>
+          <w:cantSplit/>
+        </w:trPr>
         <w:tc>
           <w:tcPr>
             <w:tcW w:type="dxa" w:w="2600"/>
@@ -40363,15 +42093,17 @@
           <w:insideH w:val="single" w:color="auto" w:sz="4"/>
           <w:insideV w:val="single" w:color="auto" w:sz="4"/>
         </w:tblBorders>
+        <w:tblLayout w:type="fixed"/>
       </w:tblPr>
       <w:tblGrid>
-        <w:gridCol w:w="100"/>
-        <w:gridCol w:w="100"/>
-        <w:gridCol w:w="100"/>
-        <w:gridCol w:w="100"/>
+        <w:gridCol w:w="2200"/>
+        <w:gridCol w:w="1800"/>
+        <w:gridCol w:w="1400"/>
+        <w:gridCol w:w="3800"/>
       </w:tblGrid>
       <w:tr>
         <w:trPr>
+          <w:cantSplit/>
           <w:tblHeader/>
         </w:trPr>
         <w:tc>
@@ -40512,6 +42244,9 @@
         </w:tc>
       </w:tr>
       <w:tr>
+        <w:trPr>
+          <w:cantSplit/>
+        </w:trPr>
         <w:tc>
           <w:tcPr>
             <w:tcW w:type="dxa" w:w="2200"/>
@@ -40646,6 +42381,9 @@
         </w:tc>
       </w:tr>
       <w:tr>
+        <w:trPr>
+          <w:cantSplit/>
+        </w:trPr>
         <w:tc>
           <w:tcPr>
             <w:tcW w:type="dxa" w:w="2200"/>
@@ -41101,13 +42839,15 @@
           <w:insideH w:val="single" w:color="auto" w:sz="4"/>
           <w:insideV w:val="single" w:color="auto" w:sz="4"/>
         </w:tblBorders>
+        <w:tblLayout w:type="fixed"/>
       </w:tblPr>
       <w:tblGrid>
-        <w:gridCol w:w="100"/>
-        <w:gridCol w:w="100"/>
+        <w:gridCol w:w="2600"/>
+        <w:gridCol w:w="6600"/>
       </w:tblGrid>
       <w:tr>
         <w:trPr>
+          <w:cantSplit/>
           <w:tblHeader/>
         </w:trPr>
         <w:tc>
@@ -41180,6 +42920,9 @@
         </w:tc>
       </w:tr>
       <w:tr>
+        <w:trPr>
+          <w:cantSplit/>
+        </w:trPr>
         <w:tc>
           <w:tcPr>
             <w:tcW w:type="dxa" w:w="2600"/>
@@ -41248,6 +42991,9 @@
         </w:tc>
       </w:tr>
       <w:tr>
+        <w:trPr>
+          <w:cantSplit/>
+        </w:trPr>
         <w:tc>
           <w:tcPr>
             <w:tcW w:type="dxa" w:w="2600"/>
@@ -41316,6 +43062,9 @@
         </w:tc>
       </w:tr>
       <w:tr>
+        <w:trPr>
+          <w:cantSplit/>
+        </w:trPr>
         <w:tc>
           <w:tcPr>
             <w:tcW w:type="dxa" w:w="2600"/>
@@ -41384,6 +43133,9 @@
         </w:tc>
       </w:tr>
       <w:tr>
+        <w:trPr>
+          <w:cantSplit/>
+        </w:trPr>
         <w:tc>
           <w:tcPr>
             <w:tcW w:type="dxa" w:w="2600"/>
@@ -41452,6 +43204,9 @@
         </w:tc>
       </w:tr>
       <w:tr>
+        <w:trPr>
+          <w:cantSplit/>
+        </w:trPr>
         <w:tc>
           <w:tcPr>
             <w:tcW w:type="dxa" w:w="2600"/>
@@ -41520,6 +43275,9 @@
         </w:tc>
       </w:tr>
       <w:tr>
+        <w:trPr>
+          <w:cantSplit/>
+        </w:trPr>
         <w:tc>
           <w:tcPr>
             <w:tcW w:type="dxa" w:w="2600"/>
@@ -41588,6 +43346,9 @@
         </w:tc>
       </w:tr>
       <w:tr>
+        <w:trPr>
+          <w:cantSplit/>
+        </w:trPr>
         <w:tc>
           <w:tcPr>
             <w:tcW w:type="dxa" w:w="2600"/>
@@ -41656,6 +43417,9 @@
         </w:tc>
       </w:tr>
       <w:tr>
+        <w:trPr>
+          <w:cantSplit/>
+        </w:trPr>
         <w:tc>
           <w:tcPr>
             <w:tcW w:type="dxa" w:w="2600"/>
@@ -41724,6 +43488,9 @@
         </w:tc>
       </w:tr>
       <w:tr>
+        <w:trPr>
+          <w:cantSplit/>
+        </w:trPr>
         <w:tc>
           <w:tcPr>
             <w:tcW w:type="dxa" w:w="2600"/>
@@ -41820,15 +43587,17 @@
           <w:insideH w:val="single" w:color="auto" w:sz="4"/>
           <w:insideV w:val="single" w:color="auto" w:sz="4"/>
         </w:tblBorders>
+        <w:tblLayout w:type="fixed"/>
       </w:tblPr>
       <w:tblGrid>
-        <w:gridCol w:w="100"/>
-        <w:gridCol w:w="100"/>
-        <w:gridCol w:w="100"/>
-        <w:gridCol w:w="100"/>
+        <w:gridCol w:w="2200"/>
+        <w:gridCol w:w="1800"/>
+        <w:gridCol w:w="1400"/>
+        <w:gridCol w:w="3800"/>
       </w:tblGrid>
       <w:tr>
         <w:trPr>
+          <w:cantSplit/>
           <w:tblHeader/>
         </w:trPr>
         <w:tc>
@@ -41969,6 +43738,9 @@
         </w:tc>
       </w:tr>
       <w:tr>
+        <w:trPr>
+          <w:cantSplit/>
+        </w:trPr>
         <w:tc>
           <w:tcPr>
             <w:tcW w:type="dxa" w:w="2200"/>
@@ -42103,6 +43875,9 @@
         </w:tc>
       </w:tr>
       <w:tr>
+        <w:trPr>
+          <w:cantSplit/>
+        </w:trPr>
         <w:tc>
           <w:tcPr>
             <w:tcW w:type="dxa" w:w="2200"/>
@@ -42237,6 +44012,9 @@
         </w:tc>
       </w:tr>
       <w:tr>
+        <w:trPr>
+          <w:cantSplit/>
+        </w:trPr>
         <w:tc>
           <w:tcPr>
             <w:tcW w:type="dxa" w:w="2200"/>
@@ -42371,6 +44149,9 @@
         </w:tc>
       </w:tr>
       <w:tr>
+        <w:trPr>
+          <w:cantSplit/>
+        </w:trPr>
         <w:tc>
           <w:tcPr>
             <w:tcW w:type="dxa" w:w="2200"/>
@@ -42805,13 +44586,15 @@
           <w:insideH w:val="single" w:color="auto" w:sz="4"/>
           <w:insideV w:val="single" w:color="auto" w:sz="4"/>
         </w:tblBorders>
+        <w:tblLayout w:type="fixed"/>
       </w:tblPr>
       <w:tblGrid>
-        <w:gridCol w:w="100"/>
-        <w:gridCol w:w="100"/>
+        <w:gridCol w:w="2600"/>
+        <w:gridCol w:w="6600"/>
       </w:tblGrid>
       <w:tr>
         <w:trPr>
+          <w:cantSplit/>
           <w:tblHeader/>
         </w:trPr>
         <w:tc>
@@ -42884,6 +44667,9 @@
         </w:tc>
       </w:tr>
       <w:tr>
+        <w:trPr>
+          <w:cantSplit/>
+        </w:trPr>
         <w:tc>
           <w:tcPr>
             <w:tcW w:type="dxa" w:w="2600"/>
@@ -42952,6 +44738,9 @@
         </w:tc>
       </w:tr>
       <w:tr>
+        <w:trPr>
+          <w:cantSplit/>
+        </w:trPr>
         <w:tc>
           <w:tcPr>
             <w:tcW w:type="dxa" w:w="2600"/>
@@ -43020,6 +44809,9 @@
         </w:tc>
       </w:tr>
       <w:tr>
+        <w:trPr>
+          <w:cantSplit/>
+        </w:trPr>
         <w:tc>
           <w:tcPr>
             <w:tcW w:type="dxa" w:w="2600"/>
@@ -43088,6 +44880,9 @@
         </w:tc>
       </w:tr>
       <w:tr>
+        <w:trPr>
+          <w:cantSplit/>
+        </w:trPr>
         <w:tc>
           <w:tcPr>
             <w:tcW w:type="dxa" w:w="2600"/>
@@ -43156,6 +44951,9 @@
         </w:tc>
       </w:tr>
       <w:tr>
+        <w:trPr>
+          <w:cantSplit/>
+        </w:trPr>
         <w:tc>
           <w:tcPr>
             <w:tcW w:type="dxa" w:w="2600"/>
@@ -43224,6 +45022,9 @@
         </w:tc>
       </w:tr>
       <w:tr>
+        <w:trPr>
+          <w:cantSplit/>
+        </w:trPr>
         <w:tc>
           <w:tcPr>
             <w:tcW w:type="dxa" w:w="2600"/>
@@ -43292,6 +45093,9 @@
         </w:tc>
       </w:tr>
       <w:tr>
+        <w:trPr>
+          <w:cantSplit/>
+        </w:trPr>
         <w:tc>
           <w:tcPr>
             <w:tcW w:type="dxa" w:w="2600"/>
@@ -43360,6 +45164,9 @@
         </w:tc>
       </w:tr>
       <w:tr>
+        <w:trPr>
+          <w:cantSplit/>
+        </w:trPr>
         <w:tc>
           <w:tcPr>
             <w:tcW w:type="dxa" w:w="2600"/>
@@ -43428,6 +45235,9 @@
         </w:tc>
       </w:tr>
       <w:tr>
+        <w:trPr>
+          <w:cantSplit/>
+        </w:trPr>
         <w:tc>
           <w:tcPr>
             <w:tcW w:type="dxa" w:w="2600"/>
@@ -43524,15 +45334,17 @@
           <w:insideH w:val="single" w:color="auto" w:sz="4"/>
           <w:insideV w:val="single" w:color="auto" w:sz="4"/>
         </w:tblBorders>
+        <w:tblLayout w:type="fixed"/>
       </w:tblPr>
       <w:tblGrid>
-        <w:gridCol w:w="100"/>
-        <w:gridCol w:w="100"/>
-        <w:gridCol w:w="100"/>
-        <w:gridCol w:w="100"/>
+        <w:gridCol w:w="2200"/>
+        <w:gridCol w:w="1800"/>
+        <w:gridCol w:w="1400"/>
+        <w:gridCol w:w="3800"/>
       </w:tblGrid>
       <w:tr>
         <w:trPr>
+          <w:cantSplit/>
           <w:tblHeader/>
         </w:trPr>
         <w:tc>
@@ -43673,6 +45485,9 @@
         </w:tc>
       </w:tr>
       <w:tr>
+        <w:trPr>
+          <w:cantSplit/>
+        </w:trPr>
         <w:tc>
           <w:tcPr>
             <w:tcW w:type="dxa" w:w="2200"/>
@@ -43807,6 +45622,9 @@
         </w:tc>
       </w:tr>
       <w:tr>
+        <w:trPr>
+          <w:cantSplit/>
+        </w:trPr>
         <w:tc>
           <w:tcPr>
             <w:tcW w:type="dxa" w:w="2200"/>
@@ -44121,13 +45939,15 @@
           <w:insideH w:val="single" w:color="auto" w:sz="4"/>
           <w:insideV w:val="single" w:color="auto" w:sz="4"/>
         </w:tblBorders>
+        <w:tblLayout w:type="fixed"/>
       </w:tblPr>
       <w:tblGrid>
-        <w:gridCol w:w="100"/>
-        <w:gridCol w:w="100"/>
+        <w:gridCol w:w="2600"/>
+        <w:gridCol w:w="6600"/>
       </w:tblGrid>
       <w:tr>
         <w:trPr>
+          <w:cantSplit/>
           <w:tblHeader/>
         </w:trPr>
         <w:tc>
@@ -44200,6 +46020,9 @@
         </w:tc>
       </w:tr>
       <w:tr>
+        <w:trPr>
+          <w:cantSplit/>
+        </w:trPr>
         <w:tc>
           <w:tcPr>
             <w:tcW w:type="dxa" w:w="2600"/>
@@ -44268,6 +46091,9 @@
         </w:tc>
       </w:tr>
       <w:tr>
+        <w:trPr>
+          <w:cantSplit/>
+        </w:trPr>
         <w:tc>
           <w:tcPr>
             <w:tcW w:type="dxa" w:w="2600"/>
@@ -44336,6 +46162,9 @@
         </w:tc>
       </w:tr>
       <w:tr>
+        <w:trPr>
+          <w:cantSplit/>
+        </w:trPr>
         <w:tc>
           <w:tcPr>
             <w:tcW w:type="dxa" w:w="2600"/>
@@ -44404,6 +46233,9 @@
         </w:tc>
       </w:tr>
       <w:tr>
+        <w:trPr>
+          <w:cantSplit/>
+        </w:trPr>
         <w:tc>
           <w:tcPr>
             <w:tcW w:type="dxa" w:w="2600"/>
@@ -44472,6 +46304,9 @@
         </w:tc>
       </w:tr>
       <w:tr>
+        <w:trPr>
+          <w:cantSplit/>
+        </w:trPr>
         <w:tc>
           <w:tcPr>
             <w:tcW w:type="dxa" w:w="2600"/>
@@ -44540,6 +46375,9 @@
         </w:tc>
       </w:tr>
       <w:tr>
+        <w:trPr>
+          <w:cantSplit/>
+        </w:trPr>
         <w:tc>
           <w:tcPr>
             <w:tcW w:type="dxa" w:w="2600"/>
@@ -44608,6 +46446,9 @@
         </w:tc>
       </w:tr>
       <w:tr>
+        <w:trPr>
+          <w:cantSplit/>
+        </w:trPr>
         <w:tc>
           <w:tcPr>
             <w:tcW w:type="dxa" w:w="2600"/>
@@ -44676,6 +46517,9 @@
         </w:tc>
       </w:tr>
       <w:tr>
+        <w:trPr>
+          <w:cantSplit/>
+        </w:trPr>
         <w:tc>
           <w:tcPr>
             <w:tcW w:type="dxa" w:w="2600"/>
@@ -44744,6 +46588,9 @@
         </w:tc>
       </w:tr>
       <w:tr>
+        <w:trPr>
+          <w:cantSplit/>
+        </w:trPr>
         <w:tc>
           <w:tcPr>
             <w:tcW w:type="dxa" w:w="2600"/>
@@ -44840,15 +46687,17 @@
           <w:insideH w:val="single" w:color="auto" w:sz="4"/>
           <w:insideV w:val="single" w:color="auto" w:sz="4"/>
         </w:tblBorders>
+        <w:tblLayout w:type="fixed"/>
       </w:tblPr>
       <w:tblGrid>
-        <w:gridCol w:w="100"/>
-        <w:gridCol w:w="100"/>
-        <w:gridCol w:w="100"/>
-        <w:gridCol w:w="100"/>
+        <w:gridCol w:w="2200"/>
+        <w:gridCol w:w="1800"/>
+        <w:gridCol w:w="1400"/>
+        <w:gridCol w:w="3800"/>
       </w:tblGrid>
       <w:tr>
         <w:trPr>
+          <w:cantSplit/>
           <w:tblHeader/>
         </w:trPr>
         <w:tc>
@@ -44989,6 +46838,9 @@
         </w:tc>
       </w:tr>
       <w:tr>
+        <w:trPr>
+          <w:cantSplit/>
+        </w:trPr>
         <w:tc>
           <w:tcPr>
             <w:tcW w:type="dxa" w:w="2200"/>
@@ -45123,6 +46975,9 @@
         </w:tc>
       </w:tr>
       <w:tr>
+        <w:trPr>
+          <w:cantSplit/>
+        </w:trPr>
         <w:tc>
           <w:tcPr>
             <w:tcW w:type="dxa" w:w="2200"/>
@@ -45257,6 +47112,9 @@
         </w:tc>
       </w:tr>
       <w:tr>
+        <w:trPr>
+          <w:cantSplit/>
+        </w:trPr>
         <w:tc>
           <w:tcPr>
             <w:tcW w:type="dxa" w:w="2200"/>
@@ -45604,13 +47462,15 @@
           <w:insideH w:val="single" w:color="auto" w:sz="4"/>
           <w:insideV w:val="single" w:color="auto" w:sz="4"/>
         </w:tblBorders>
+        <w:tblLayout w:type="fixed"/>
       </w:tblPr>
       <w:tblGrid>
-        <w:gridCol w:w="100"/>
-        <w:gridCol w:w="100"/>
+        <w:gridCol w:w="2600"/>
+        <w:gridCol w:w="6600"/>
       </w:tblGrid>
       <w:tr>
         <w:trPr>
+          <w:cantSplit/>
           <w:tblHeader/>
         </w:trPr>
         <w:tc>
@@ -45683,6 +47543,9 @@
         </w:tc>
       </w:tr>
       <w:tr>
+        <w:trPr>
+          <w:cantSplit/>
+        </w:trPr>
         <w:tc>
           <w:tcPr>
             <w:tcW w:type="dxa" w:w="2600"/>
@@ -45751,6 +47614,9 @@
         </w:tc>
       </w:tr>
       <w:tr>
+        <w:trPr>
+          <w:cantSplit/>
+        </w:trPr>
         <w:tc>
           <w:tcPr>
             <w:tcW w:type="dxa" w:w="2600"/>
@@ -45819,6 +47685,9 @@
         </w:tc>
       </w:tr>
       <w:tr>
+        <w:trPr>
+          <w:cantSplit/>
+        </w:trPr>
         <w:tc>
           <w:tcPr>
             <w:tcW w:type="dxa" w:w="2600"/>
@@ -45887,6 +47756,9 @@
         </w:tc>
       </w:tr>
       <w:tr>
+        <w:trPr>
+          <w:cantSplit/>
+        </w:trPr>
         <w:tc>
           <w:tcPr>
             <w:tcW w:type="dxa" w:w="2600"/>
@@ -45955,6 +47827,9 @@
         </w:tc>
       </w:tr>
       <w:tr>
+        <w:trPr>
+          <w:cantSplit/>
+        </w:trPr>
         <w:tc>
           <w:tcPr>
             <w:tcW w:type="dxa" w:w="2600"/>
@@ -46023,6 +47898,9 @@
         </w:tc>
       </w:tr>
       <w:tr>
+        <w:trPr>
+          <w:cantSplit/>
+        </w:trPr>
         <w:tc>
           <w:tcPr>
             <w:tcW w:type="dxa" w:w="2600"/>
@@ -46091,6 +47969,9 @@
         </w:tc>
       </w:tr>
       <w:tr>
+        <w:trPr>
+          <w:cantSplit/>
+        </w:trPr>
         <w:tc>
           <w:tcPr>
             <w:tcW w:type="dxa" w:w="2600"/>
@@ -46159,6 +48040,9 @@
         </w:tc>
       </w:tr>
       <w:tr>
+        <w:trPr>
+          <w:cantSplit/>
+        </w:trPr>
         <w:tc>
           <w:tcPr>
             <w:tcW w:type="dxa" w:w="2600"/>
@@ -46227,6 +48111,9 @@
         </w:tc>
       </w:tr>
       <w:tr>
+        <w:trPr>
+          <w:cantSplit/>
+        </w:trPr>
         <w:tc>
           <w:tcPr>
             <w:tcW w:type="dxa" w:w="2600"/>
@@ -46323,15 +48210,17 @@
           <w:insideH w:val="single" w:color="auto" w:sz="4"/>
           <w:insideV w:val="single" w:color="auto" w:sz="4"/>
         </w:tblBorders>
+        <w:tblLayout w:type="fixed"/>
       </w:tblPr>
       <w:tblGrid>
-        <w:gridCol w:w="100"/>
-        <w:gridCol w:w="100"/>
-        <w:gridCol w:w="100"/>
-        <w:gridCol w:w="100"/>
+        <w:gridCol w:w="2200"/>
+        <w:gridCol w:w="1800"/>
+        <w:gridCol w:w="1400"/>
+        <w:gridCol w:w="3800"/>
       </w:tblGrid>
       <w:tr>
         <w:trPr>
+          <w:cantSplit/>
           <w:tblHeader/>
         </w:trPr>
         <w:tc>
@@ -46472,6 +48361,9 @@
         </w:tc>
       </w:tr>
       <w:tr>
+        <w:trPr>
+          <w:cantSplit/>
+        </w:trPr>
         <w:tc>
           <w:tcPr>
             <w:tcW w:type="dxa" w:w="2200"/>
@@ -46606,6 +48498,9 @@
         </w:tc>
       </w:tr>
       <w:tr>
+        <w:trPr>
+          <w:cantSplit/>
+        </w:trPr>
         <w:tc>
           <w:tcPr>
             <w:tcW w:type="dxa" w:w="2200"/>
@@ -46879,7 +48774,7 @@
           <w:sz w:val="26"/>
           <w:szCs w:val="26"/>
         </w:rPr>
-        <w:t xml:space="preserve">[UC-CRM-SEC-01] Quản Trị Ma Trận Phân Quyền Vai Trò Động Dynamic RBAC 5 Cấp</w:t>
+        <w:t xml:space="preserve">[UC-CRM-SEC-01] Quản Trị Ma Trận Phân Quyền Vai Trò RBAC (Nhóm Menu Độc Lập &amp; URL Sync)</w:t>
       </w:r>
     </w:p>
     <w:tbl>
@@ -46893,13 +48788,15 @@
           <w:insideH w:val="single" w:color="auto" w:sz="4"/>
           <w:insideV w:val="single" w:color="auto" w:sz="4"/>
         </w:tblBorders>
+        <w:tblLayout w:type="fixed"/>
       </w:tblPr>
       <w:tblGrid>
-        <w:gridCol w:w="100"/>
-        <w:gridCol w:w="100"/>
+        <w:gridCol w:w="2600"/>
+        <w:gridCol w:w="6600"/>
       </w:tblGrid>
       <w:tr>
         <w:trPr>
+          <w:cantSplit/>
           <w:tblHeader/>
         </w:trPr>
         <w:tc>
@@ -46972,6 +48869,9 @@
         </w:tc>
       </w:tr>
       <w:tr>
+        <w:trPr>
+          <w:cantSplit/>
+        </w:trPr>
         <w:tc>
           <w:tcPr>
             <w:tcW w:type="dxa" w:w="2600"/>
@@ -47040,6 +48940,9 @@
         </w:tc>
       </w:tr>
       <w:tr>
+        <w:trPr>
+          <w:cantSplit/>
+        </w:trPr>
         <w:tc>
           <w:tcPr>
             <w:tcW w:type="dxa" w:w="2600"/>
@@ -47102,12 +49005,15 @@
                 <w:sz w:val="20"/>
                 <w:szCs w:val="20"/>
               </w:rPr>
-              <w:t xml:space="preserve">Quản Trị Ma Trận Phân Quyền Vai Trò Động Dynamic RBAC 5 Cấp</w:t>
+              <w:t xml:space="preserve">Quản Trị Ma Trận Phân Quyền Vai Trò RBAC (Nhóm Menu Độc Lập &amp; URL Sync)</w:t>
             </w:r>
           </w:p>
         </w:tc>
       </w:tr>
       <w:tr>
+        <w:trPr>
+          <w:cantSplit/>
+        </w:trPr>
         <w:tc>
           <w:tcPr>
             <w:tcW w:type="dxa" w:w="2600"/>
@@ -47176,6 +49082,9 @@
         </w:tc>
       </w:tr>
       <w:tr>
+        <w:trPr>
+          <w:cantSplit/>
+        </w:trPr>
         <w:tc>
           <w:tcPr>
             <w:tcW w:type="dxa" w:w="2600"/>
@@ -47238,12 +49147,15 @@
                 <w:sz w:val="20"/>
                 <w:szCs w:val="20"/>
               </w:rPr>
-              <w:t xml:space="preserve">Cho phép Superadmin cấu hình quyền hạn chi tiết (Xem, Thêm, Sửa, Xóa, Duyệt) cho 5 vai trò hệ thống.</w:t>
+              <w:t xml:space="preserve">Cung cấp phân hệ chuyên biệt 'PHÂN QUYỀN' trên thanh điều hướng Sidebar; cho phép Superadmin cấu hình ma trận phân quyền 5 vai trò, tra cứu quyền hạn người dùng và danh mục nhóm quyền kèm đồng bộ URL Query.</w:t>
             </w:r>
           </w:p>
         </w:tc>
       </w:tr>
       <w:tr>
+        <w:trPr>
+          <w:cantSplit/>
+        </w:trPr>
         <w:tc>
           <w:tcPr>
             <w:tcW w:type="dxa" w:w="2600"/>
@@ -47312,6 +49224,9 @@
         </w:tc>
       </w:tr>
       <w:tr>
+        <w:trPr>
+          <w:cantSplit/>
+        </w:trPr>
         <w:tc>
           <w:tcPr>
             <w:tcW w:type="dxa" w:w="2600"/>
@@ -47380,6 +49295,9 @@
         </w:tc>
       </w:tr>
       <w:tr>
+        <w:trPr>
+          <w:cantSplit/>
+        </w:trPr>
         <w:tc>
           <w:tcPr>
             <w:tcW w:type="dxa" w:w="2600"/>
@@ -47442,12 +49360,15 @@
                 <w:sz w:val="20"/>
                 <w:szCs w:val="20"/>
               </w:rPr>
-              <w:t xml:space="preserve">Các tài khoản đang hoạt động được áp dụng ma trận quyền mới ngay trong lần gọi API kế tiếp.</w:t>
+              <w:t xml:space="preserve">Ma trận phân quyền mới có hiệu lực ngay lập tức trên toàn bộ Web CRM và Mobile App mà không cần người dùng đăng xuất.</w:t>
             </w:r>
           </w:p>
         </w:tc>
       </w:tr>
       <w:tr>
+        <w:trPr>
+          <w:cantSplit/>
+        </w:trPr>
         <w:tc>
           <w:tcPr>
             <w:tcW w:type="dxa" w:w="2600"/>
@@ -47510,12 +49431,15 @@
                 <w:sz w:val="20"/>
                 <w:szCs w:val="20"/>
               </w:rPr>
-              <w:t xml:space="preserve">Đảm bảo tính bất biến của tài khoản Quản trị tối cao Superadmin.</w:t>
+              <w:t xml:space="preserve">RULE-RBAC-DEDICATED-MENU-GROUP: Nhóm menu độc lập 'PHÂN QUYỀN'; RULE-AUTH-BTV-EXCLUSIVE: Độc quyền duyệt hội viên của BTV.</w:t>
             </w:r>
           </w:p>
         </w:tc>
       </w:tr>
       <w:tr>
+        <w:trPr>
+          <w:cantSplit/>
+        </w:trPr>
         <w:tc>
           <w:tcPr>
             <w:tcW w:type="dxa" w:w="2600"/>
@@ -47578,7 +49502,7 @@
                 <w:sz w:val="20"/>
                 <w:szCs w:val="20"/>
               </w:rPr>
-              <w:t xml:space="preserve">Route: `/settings/roles` | API: `PUT /api/roles/permissions` | Table: `role_permissions`</w:t>
+              <w:t xml:space="preserve">Route: `/permissions` | Nav Group: `nav.group.permissions` | Component: `permissions.tsx`, `Sidebar.tsx`</w:t>
             </w:r>
           </w:p>
         </w:tc>
@@ -47612,15 +49536,17 @@
           <w:insideH w:val="single" w:color="auto" w:sz="4"/>
           <w:insideV w:val="single" w:color="auto" w:sz="4"/>
         </w:tblBorders>
+        <w:tblLayout w:type="fixed"/>
       </w:tblPr>
       <w:tblGrid>
-        <w:gridCol w:w="100"/>
-        <w:gridCol w:w="100"/>
-        <w:gridCol w:w="100"/>
-        <w:gridCol w:w="100"/>
+        <w:gridCol w:w="2200"/>
+        <w:gridCol w:w="1800"/>
+        <w:gridCol w:w="1400"/>
+        <w:gridCol w:w="3800"/>
       </w:tblGrid>
       <w:tr>
         <w:trPr>
+          <w:cantSplit/>
           <w:tblHeader/>
         </w:trPr>
         <w:tc>
@@ -47761,6 +49687,9 @@
         </w:tc>
       </w:tr>
       <w:tr>
+        <w:trPr>
+          <w:cantSplit/>
+        </w:trPr>
         <w:tc>
           <w:tcPr>
             <w:tcW w:type="dxa" w:w="2200"/>
@@ -47889,12 +49818,15 @@
                 <w:sz w:val="20"/>
                 <w:szCs w:val="20"/>
               </w:rPr>
-              <w:t xml:space="preserve">Thuộc danh mục 5 vai trò hệ thống</w:t>
+              <w:t xml:space="preserve">Thuộc danh mục 5 vai trò hệ thống (quan_tri, admin, tong_thu_ky, truong_ban, member)</w:t>
             </w:r>
           </w:p>
         </w:tc>
       </w:tr>
       <w:tr>
+        <w:trPr>
+          <w:cantSplit/>
+        </w:trPr>
         <w:tc>
           <w:tcPr>
             <w:tcW w:type="dxa" w:w="2200"/>
@@ -48023,12 +49955,15 @@
                 <w:sz w:val="20"/>
                 <w:szCs w:val="20"/>
               </w:rPr>
-              <w:t xml:space="preserve">Mã module/màn hình chức năng</w:t>
+              <w:t xml:space="preserve">Mã module/màn hình chức năng (30 màn hình hệ thống)</w:t>
             </w:r>
           </w:p>
         </w:tc>
       </w:tr>
       <w:tr>
+        <w:trPr>
+          <w:cantSplit/>
+        </w:trPr>
         <w:tc>
           <w:tcPr>
             <w:tcW w:type="dxa" w:w="2200"/>
@@ -48158,6 +50093,143 @@
                 <w:szCs w:val="20"/>
               </w:rPr>
               <w:t xml:space="preserve">Tập hợp các quyền: read, create, update, delete, approve</w:t>
+            </w:r>
+          </w:p>
+        </w:tc>
+      </w:tr>
+      <w:tr>
+        <w:trPr>
+          <w:cantSplit/>
+        </w:trPr>
+        <w:tc>
+          <w:tcPr>
+            <w:tcW w:type="dxa" w:w="2200"/>
+            <w:tcBorders>
+              <w:top w:val="single" w:color="CBD5E1" w:sz="4"/>
+              <w:left w:val="single" w:color="CBD5E1" w:sz="4"/>
+              <w:bottom w:val="single" w:color="CBD5E1" w:sz="4"/>
+              <w:right w:val="single" w:color="CBD5E1" w:sz="4"/>
+            </w:tcBorders>
+            <w:shd w:fill="F8FAFC" w:val="clear"/>
+            <w:tcMar>
+              <w:top w:type="dxa" w:w="100"/>
+              <w:left w:type="dxa" w:w="140"/>
+              <w:bottom w:type="dxa" w:w="100"/>
+              <w:right w:type="dxa" w:w="140"/>
+            </w:tcMar>
+          </w:tcPr>
+          <w:p>
+            <w:pPr>
+              <w:spacing w:after="25" w:before="25" w:line="240"/>
+              <w:jc w:val="center"/>
+            </w:pPr>
+            <w:r>
+              <w:rPr>
+                <w:rFonts w:ascii="Times New Roman" w:cs="Times New Roman" w:eastAsia="Times New Roman" w:hAnsi="Times New Roman"/>
+                <w:color w:val="1E293B"/>
+                <w:sz w:val="20"/>
+                <w:szCs w:val="20"/>
+              </w:rPr>
+              <w:t xml:space="preserve">activeTab</w:t>
+            </w:r>
+          </w:p>
+        </w:tc>
+        <w:tc>
+          <w:tcPr>
+            <w:tcW w:type="dxa" w:w="1800"/>
+            <w:tcBorders>
+              <w:top w:val="single" w:color="CBD5E1" w:sz="4"/>
+              <w:left w:val="single" w:color="CBD5E1" w:sz="4"/>
+              <w:bottom w:val="single" w:color="CBD5E1" w:sz="4"/>
+              <w:right w:val="single" w:color="CBD5E1" w:sz="4"/>
+            </w:tcBorders>
+            <w:shd w:fill="F8FAFC" w:val="clear"/>
+            <w:tcMar>
+              <w:top w:type="dxa" w:w="100"/>
+              <w:left w:type="dxa" w:w="140"/>
+              <w:bottom w:type="dxa" w:w="100"/>
+              <w:right w:type="dxa" w:w="140"/>
+            </w:tcMar>
+          </w:tcPr>
+          <w:p>
+            <w:pPr>
+              <w:spacing w:after="25" w:before="25" w:line="240"/>
+              <w:jc w:val="left"/>
+            </w:pPr>
+            <w:r>
+              <w:rPr>
+                <w:rFonts w:ascii="Times New Roman" w:cs="Times New Roman" w:eastAsia="Times New Roman" w:hAnsi="Times New Roman"/>
+                <w:color w:val="1E293B"/>
+                <w:sz w:val="20"/>
+                <w:szCs w:val="20"/>
+              </w:rPr>
+              <w:t xml:space="preserve">String Query</w:t>
+            </w:r>
+          </w:p>
+        </w:tc>
+        <w:tc>
+          <w:tcPr>
+            <w:tcW w:type="dxa" w:w="1400"/>
+            <w:tcBorders>
+              <w:top w:val="single" w:color="CBD5E1" w:sz="4"/>
+              <w:left w:val="single" w:color="CBD5E1" w:sz="4"/>
+              <w:bottom w:val="single" w:color="CBD5E1" w:sz="4"/>
+              <w:right w:val="single" w:color="CBD5E1" w:sz="4"/>
+            </w:tcBorders>
+            <w:shd w:fill="F8FAFC" w:val="clear"/>
+            <w:tcMar>
+              <w:top w:type="dxa" w:w="100"/>
+              <w:left w:type="dxa" w:w="140"/>
+              <w:bottom w:type="dxa" w:w="100"/>
+              <w:right w:type="dxa" w:w="140"/>
+            </w:tcMar>
+          </w:tcPr>
+          <w:p>
+            <w:pPr>
+              <w:spacing w:after="25" w:before="25" w:line="240"/>
+              <w:jc w:val="left"/>
+            </w:pPr>
+            <w:r>
+              <w:rPr>
+                <w:rFonts w:ascii="Times New Roman" w:cs="Times New Roman" w:eastAsia="Times New Roman" w:hAnsi="Times New Roman"/>
+                <w:color w:val="1E293B"/>
+                <w:sz w:val="20"/>
+                <w:szCs w:val="20"/>
+              </w:rPr>
+              <w:t xml:space="preserve">Tùy chọn</w:t>
+            </w:r>
+          </w:p>
+        </w:tc>
+        <w:tc>
+          <w:tcPr>
+            <w:tcW w:type="dxa" w:w="3800"/>
+            <w:tcBorders>
+              <w:top w:val="single" w:color="CBD5E1" w:sz="4"/>
+              <w:left w:val="single" w:color="CBD5E1" w:sz="4"/>
+              <w:bottom w:val="single" w:color="CBD5E1" w:sz="4"/>
+              <w:right w:val="single" w:color="CBD5E1" w:sz="4"/>
+            </w:tcBorders>
+            <w:shd w:fill="F8FAFC" w:val="clear"/>
+            <w:tcMar>
+              <w:top w:type="dxa" w:w="100"/>
+              <w:left w:type="dxa" w:w="140"/>
+              <w:bottom w:type="dxa" w:w="100"/>
+              <w:right w:type="dxa" w:w="140"/>
+            </w:tcMar>
+          </w:tcPr>
+          <w:p>
+            <w:pPr>
+              <w:spacing w:after="25" w:before="25" w:line="240"/>
+              <w:jc w:val="left"/>
+            </w:pPr>
+            <w:r>
+              <w:rPr>
+                <w:rFonts w:ascii="Times New Roman" w:cs="Times New Roman" w:eastAsia="Times New Roman" w:hAnsi="Times New Roman"/>
+                <w:color w:val="1E293B"/>
+                <w:sz w:val="20"/>
+                <w:szCs w:val="20"/>
+              </w:rPr>
+              <w:t xml:space="preserve">matrix | user_actions | role_groups</w:t>
             </w:r>
           </w:p>
         </w:tc>
@@ -48204,7 +50276,7 @@
           <w:sz w:val="22"/>
           <w:szCs w:val="22"/>
         </w:rPr>
-        <w:t xml:space="preserve">Superadmin mở màn hình 'Phân Quyền Vai Trò' (/settings/roles) trên Web CRM.</w:t>
+        <w:t xml:space="preserve">Superadmin truy cập trực tiếp Nhóm Menu Cấp 1 'PHÂN QUYỀN' trên Sidebar hoặc Mobile Drawer (`/permissions`).</w:t>
       </w:r>
     </w:p>
     <w:p>
@@ -48231,7 +50303,7 @@
           <w:sz w:val="22"/>
           <w:szCs w:val="22"/>
         </w:rPr>
-        <w:t xml:space="preserve">Hệ thống tải ma trận phân quyền dạng bảng: Cột dọc là danh sách 5 vai trò, Cột ngang là 30 màn hình chức năng chia theo 8 nhóm sidebar.</w:t>
+        <w:t xml:space="preserve">Hệ thống tải giao diện phân quyền trung tâm gồm 3 tab nghiệp vụ:</w:t>
       </w:r>
     </w:p>
     <w:p>
@@ -48249,7 +50321,7 @@
           <w:sz w:val="22"/>
           <w:szCs w:val="22"/>
         </w:rPr>
-        <w:t xml:space="preserve">Bước 3: </w:t>
+        <w:t xml:space="preserve">- </w:t>
       </w:r>
       <w:r>
         <w:rPr>
@@ -48258,7 +50330,7 @@
           <w:sz w:val="22"/>
           <w:szCs w:val="22"/>
         </w:rPr>
-        <w:t xml:space="preserve">Superadmin tích chọn hoặc hủy chọn các ActionPills (Xem, Sửa, Xóa, Duyệt) tương ứng.</w:t>
+        <w:t xml:space="preserve">Tab 1: Ma Trận Phân Quyền Vai Trò (`?tab=matrix`): Cột dọc là 5 vai trò, Cột ngang là 30 màn hình chức năng chia theo từng nhóm nghiệp vụ.</w:t>
       </w:r>
     </w:p>
     <w:p>
@@ -48276,7 +50348,7 @@
           <w:sz w:val="22"/>
           <w:szCs w:val="22"/>
         </w:rPr>
-        <w:t xml:space="preserve">Bước 4: </w:t>
+        <w:t xml:space="preserve">- </w:t>
       </w:r>
       <w:r>
         <w:rPr>
@@ -48285,7 +50357,7 @@
           <w:sz w:val="22"/>
           <w:szCs w:val="22"/>
         </w:rPr>
-        <w:t xml:space="preserve">Nhấn nút 'Lưu Ma Trận Phân Quyền'.</w:t>
+        <w:t xml:space="preserve">Tab 2: Tra Cứu Quyền Người Dùng (`?tab=user_actions`): Tìm kiếm tài khoản cụ thể và xem danh sách hành vi được phép/bị chặn.</w:t>
       </w:r>
     </w:p>
     <w:p>
@@ -48303,7 +50375,7 @@
           <w:sz w:val="22"/>
           <w:szCs w:val="22"/>
         </w:rPr>
-        <w:t xml:space="preserve">Bước 5: </w:t>
+        <w:t xml:space="preserve">- </w:t>
       </w:r>
       <w:r>
         <w:rPr>
@@ -48312,7 +50384,7 @@
           <w:sz w:val="22"/>
           <w:szCs w:val="22"/>
         </w:rPr>
-        <w:t xml:space="preserve">Hệ thống kiểm tra tính toàn vẹn (Không cho phép tước quyền quản trị của chính vai trò quan_tri).</w:t>
+        <w:t xml:space="preserve">Tab 3: Danh Mục Nhóm Quyền &amp; Ban Chuyên Môn (`?tab=role_groups`): Quản trị cấu trúc 6 ban và nhóm quyền tương ứng.</w:t>
       </w:r>
     </w:p>
     <w:p>
@@ -48330,7 +50402,7 @@
           <w:sz w:val="22"/>
           <w:szCs w:val="22"/>
         </w:rPr>
-        <w:t xml:space="preserve">Bước 6: </w:t>
+        <w:t xml:space="preserve">Bước 3: </w:t>
       </w:r>
       <w:r>
         <w:rPr>
@@ -48339,7 +50411,7 @@
           <w:sz w:val="22"/>
           <w:szCs w:val="22"/>
         </w:rPr>
-        <w:t xml:space="preserve">Cập nhật các bản ghi trong bảng `role_permissions`.</w:t>
+        <w:t xml:space="preserve">Chuyển đổi giữa các Tab sẽ tự động đồng bộ tham số trên thanh địa chỉ URL (`window.history.pushState`), hỗ trợ bookmark và chia sẻ liên kết sâu.</w:t>
       </w:r>
     </w:p>
     <w:p>
@@ -48357,7 +50429,7 @@
           <w:sz w:val="22"/>
           <w:szCs w:val="22"/>
         </w:rPr>
-        <w:t xml:space="preserve">Bước 7: </w:t>
+        <w:t xml:space="preserve">Bước 4: </w:t>
       </w:r>
       <w:r>
         <w:rPr>
@@ -48366,7 +50438,7 @@
           <w:sz w:val="22"/>
           <w:szCs w:val="22"/>
         </w:rPr>
-        <w:t xml:space="preserve">Làm mới bộ đệm phân quyền (Permission Cache) tức thời trên toàn hệ thống.</w:t>
+        <w:t xml:space="preserve">Tại Tab Ma Trận, Superadmin tích chọn hoặc hủy chọn các ActionPills (Xem, Sửa, Xóa, Duyệt) tương ứng.</w:t>
       </w:r>
     </w:p>
     <w:p>
@@ -48384,7 +50456,7 @@
           <w:sz w:val="22"/>
           <w:szCs w:val="22"/>
         </w:rPr>
-        <w:t xml:space="preserve">Bước 8: </w:t>
+        <w:t xml:space="preserve">Bước 5: </w:t>
       </w:r>
       <w:r>
         <w:rPr>
@@ -48393,24 +50465,7 @@
           <w:sz w:val="22"/>
           <w:szCs w:val="22"/>
         </w:rPr>
-        <w:t xml:space="preserve">Hiển thị thông báo cập nhật thành công.</w:t>
-      </w:r>
-    </w:p>
-    <w:p>
-      <w:pPr>
-        <w:pStyle w:val="Heading3"/>
-        <w:spacing w:after="60" w:before="140"/>
-      </w:pPr>
-      <w:r>
-        <w:rPr>
-          <w:rFonts w:ascii="Times New Roman" w:cs="Times New Roman" w:eastAsia="Times New Roman" w:hAnsi="Times New Roman"/>
-          <w:b/>
-          <w:bCs/>
-          <w:color w:val="D97706"/>
-          <w:sz w:val="24"/>
-          <w:szCs w:val="24"/>
-        </w:rPr>
-        <w:t xml:space="preserve">Luồng Rẽ Nhánh / Thay Thế (Alternative Flows)</w:t>
+        <w:t xml:space="preserve">Bấm nút 'Lưu Ma Trận Phân Quyền'.</w:t>
       </w:r>
     </w:p>
     <w:p>
@@ -48422,28 +50477,22 @@
       <w:r>
         <w:rPr>
           <w:rFonts w:ascii="Times New Roman" w:cs="Times New Roman" w:eastAsia="Times New Roman" w:hAnsi="Times New Roman"/>
-          <w:color w:val="1E293B"/>
-          <w:sz w:val="22"/>
-          <w:szCs w:val="22"/>
-        </w:rPr>
-        <w:t xml:space="preserve">Bước A1: Superadmin bấm 'Đặt lại mặc định' để khôi phục ma trận phân quyền tiêu chuẩn.</w:t>
-      </w:r>
-    </w:p>
-    <w:p>
-      <w:pPr>
-        <w:pStyle w:val="Heading3"/>
-        <w:spacing w:after="60" w:before="140"/>
-      </w:pPr>
-      <w:r>
-        <w:rPr>
-          <w:rFonts w:ascii="Times New Roman" w:cs="Times New Roman" w:eastAsia="Times New Roman" w:hAnsi="Times New Roman"/>
           <w:b/>
           <w:bCs/>
-          <w:color w:val="D97706"/>
-          <w:sz w:val="24"/>
-          <w:szCs w:val="24"/>
-        </w:rPr>
-        <w:t xml:space="preserve">Luồng Ngoại Lệ &amp; Xử Lý Lỗi (Exception Flows)</w:t>
+          <w:color w:val="003B95"/>
+          <w:sz w:val="22"/>
+          <w:szCs w:val="22"/>
+        </w:rPr>
+        <w:t xml:space="preserve">Bước 6: </w:t>
+      </w:r>
+      <w:r>
+        <w:rPr>
+          <w:rFonts w:ascii="Times New Roman" w:cs="Times New Roman" w:eastAsia="Times New Roman" w:hAnsi="Times New Roman"/>
+          <w:color w:val="1E293B"/>
+          <w:sz w:val="22"/>
+          <w:szCs w:val="22"/>
+        </w:rPr>
+        <w:t xml:space="preserve">Hệ thống kiểm tra tính toàn vẹn (Không cho phép tước quyền quản trị của chính vai trò quan_tri, chặn cứng quyền duyệt hội viên của Ban Thư Ký).</w:t>
       </w:r>
     </w:p>
     <w:p>
@@ -48455,11 +50504,147 @@
       <w:r>
         <w:rPr>
           <w:rFonts w:ascii="Times New Roman" w:cs="Times New Roman" w:eastAsia="Times New Roman" w:hAnsi="Times New Roman"/>
+          <w:b/>
+          <w:bCs/>
+          <w:color w:val="003B95"/>
+          <w:sz w:val="22"/>
+          <w:szCs w:val="22"/>
+        </w:rPr>
+        <w:t xml:space="preserve">Bước 7: </w:t>
+      </w:r>
+      <w:r>
+        <w:rPr>
+          <w:rFonts w:ascii="Times New Roman" w:cs="Times New Roman" w:eastAsia="Times New Roman" w:hAnsi="Times New Roman"/>
+          <w:color w:val="1E293B"/>
+          <w:sz w:val="22"/>
+          <w:szCs w:val="22"/>
+        </w:rPr>
+        <w:t xml:space="preserve">Cập nhật các bản ghi trong bảng `role_permissions` và làm mới bộ đệm phân quyền (Permission Cache) tức thời.</w:t>
+      </w:r>
+    </w:p>
+    <w:p>
+      <w:pPr>
+        <w:spacing w:after="60" w:before="50" w:line="260"/>
+        <w:ind w:left="360"/>
+        <w:jc w:val="left"/>
+      </w:pPr>
+      <w:r>
+        <w:rPr>
+          <w:rFonts w:ascii="Times New Roman" w:cs="Times New Roman" w:eastAsia="Times New Roman" w:hAnsi="Times New Roman"/>
+          <w:b/>
+          <w:bCs/>
+          <w:color w:val="003B95"/>
+          <w:sz w:val="22"/>
+          <w:szCs w:val="22"/>
+        </w:rPr>
+        <w:t xml:space="preserve">Bước 8: </w:t>
+      </w:r>
+      <w:r>
+        <w:rPr>
+          <w:rFonts w:ascii="Times New Roman" w:cs="Times New Roman" w:eastAsia="Times New Roman" w:hAnsi="Times New Roman"/>
+          <w:color w:val="1E293B"/>
+          <w:sz w:val="22"/>
+          <w:szCs w:val="22"/>
+        </w:rPr>
+        <w:t xml:space="preserve">Hiển thị thông báo cập nhật thành công.</w:t>
+      </w:r>
+    </w:p>
+    <w:p>
+      <w:pPr>
+        <w:pStyle w:val="Heading3"/>
+        <w:spacing w:after="60" w:before="140"/>
+      </w:pPr>
+      <w:r>
+        <w:rPr>
+          <w:rFonts w:ascii="Times New Roman" w:cs="Times New Roman" w:eastAsia="Times New Roman" w:hAnsi="Times New Roman"/>
+          <w:b/>
+          <w:bCs/>
+          <w:color w:val="D97706"/>
+          <w:sz w:val="24"/>
+          <w:szCs w:val="24"/>
+        </w:rPr>
+        <w:t xml:space="preserve">Luồng Rẽ Nhánh / Thay Thế (Alternative Flows)</w:t>
+      </w:r>
+    </w:p>
+    <w:p>
+      <w:pPr>
+        <w:spacing w:after="60" w:before="50" w:line="260"/>
+        <w:ind w:left="360"/>
+        <w:jc w:val="left"/>
+      </w:pPr>
+      <w:r>
+        <w:rPr>
+          <w:rFonts w:ascii="Times New Roman" w:cs="Times New Roman" w:eastAsia="Times New Roman" w:hAnsi="Times New Roman"/>
+          <w:color w:val="1E293B"/>
+          <w:sz w:val="22"/>
+          <w:szCs w:val="22"/>
+        </w:rPr>
+        <w:t xml:space="preserve">Bước A1: Superadmin bấm 'Đặt lại mặc định' để khôi phục ma trận phân quyền chuẩn quốc tế của CLB CEO 1983.</w:t>
+      </w:r>
+    </w:p>
+    <w:p>
+      <w:pPr>
+        <w:spacing w:after="60" w:before="50" w:line="260"/>
+        <w:ind w:left="360"/>
+        <w:jc w:val="left"/>
+      </w:pPr>
+      <w:r>
+        <w:rPr>
+          <w:rFonts w:ascii="Times New Roman" w:cs="Times New Roman" w:eastAsia="Times New Roman" w:hAnsi="Times New Roman"/>
+          <w:color w:val="1E293B"/>
+          <w:sz w:val="22"/>
+          <w:szCs w:val="22"/>
+        </w:rPr>
+        <w:t xml:space="preserve">Bước A2: Quản trị viên truy cập từ đường dẫn cũ `/settings/roles` -&gt; Hệ thống tự động chuyển hướng sang `/permissions?tab=matrix`.</w:t>
+      </w:r>
+    </w:p>
+    <w:p>
+      <w:pPr>
+        <w:pStyle w:val="Heading3"/>
+        <w:spacing w:after="60" w:before="140"/>
+      </w:pPr>
+      <w:r>
+        <w:rPr>
+          <w:rFonts w:ascii="Times New Roman" w:cs="Times New Roman" w:eastAsia="Times New Roman" w:hAnsi="Times New Roman"/>
+          <w:b/>
+          <w:bCs/>
+          <w:color w:val="D97706"/>
+          <w:sz w:val="24"/>
+          <w:szCs w:val="24"/>
+        </w:rPr>
+        <w:t xml:space="preserve">Luồng Ngoại Lệ &amp; Xử Lý Lỗi (Exception Flows)</w:t>
+      </w:r>
+    </w:p>
+    <w:p>
+      <w:pPr>
+        <w:spacing w:after="60" w:before="50" w:line="260"/>
+        <w:ind w:left="360"/>
+        <w:jc w:val="left"/>
+      </w:pPr>
+      <w:r>
+        <w:rPr>
+          <w:rFonts w:ascii="Times New Roman" w:cs="Times New Roman" w:eastAsia="Times New Roman" w:hAnsi="Times New Roman"/>
           <w:color w:val="991B1B"/>
           <w:sz w:val="22"/>
           <w:szCs w:val="22"/>
         </w:rPr>
-        <w:t xml:space="preserve">Bước E1: Cố tình tước quyền truy cập module Cấu hình của vai trò quan_tri -&gt; Hệ thống chặn và báo lỗi an toàn.</w:t>
+        <w:t xml:space="preserve">Bước E1: Cố tình tước quyền truy cập module Phân quyền của vai trò quan_tri -&gt; Hệ thống chặn và báo lỗi an toàn: 'Không thể tước quyền quản trị tối cao của Superadmin'.</w:t>
+      </w:r>
+    </w:p>
+    <w:p>
+      <w:pPr>
+        <w:spacing w:after="60" w:before="50" w:line="260"/>
+        <w:ind w:left="360"/>
+        <w:jc w:val="left"/>
+      </w:pPr>
+      <w:r>
+        <w:rPr>
+          <w:rFonts w:ascii="Times New Roman" w:cs="Times New Roman" w:eastAsia="Times New Roman" w:hAnsi="Times New Roman"/>
+          <w:color w:val="991B1B"/>
+          <w:sz w:val="22"/>
+          <w:szCs w:val="22"/>
+        </w:rPr>
+        <w:t xml:space="preserve">Bước E2: Cố tình cấp quyền duyệt hội viên cho Ban Thư Ký -&gt; Hệ thống từ chối theo RULE-AUTH-BTV-EXCLUSIVE.</w:t>
       </w:r>
     </w:p>
     <w:p>
@@ -48490,13 +50675,15 @@
           <w:insideH w:val="single" w:color="auto" w:sz="4"/>
           <w:insideV w:val="single" w:color="auto" w:sz="4"/>
         </w:tblBorders>
+        <w:tblLayout w:type="fixed"/>
       </w:tblPr>
       <w:tblGrid>
-        <w:gridCol w:w="100"/>
-        <w:gridCol w:w="100"/>
+        <w:gridCol w:w="2600"/>
+        <w:gridCol w:w="6600"/>
       </w:tblGrid>
       <w:tr>
         <w:trPr>
+          <w:cantSplit/>
           <w:tblHeader/>
         </w:trPr>
         <w:tc>
@@ -48569,6 +50756,9 @@
         </w:tc>
       </w:tr>
       <w:tr>
+        <w:trPr>
+          <w:cantSplit/>
+        </w:trPr>
         <w:tc>
           <w:tcPr>
             <w:tcW w:type="dxa" w:w="2600"/>
@@ -48637,6 +50827,9 @@
         </w:tc>
       </w:tr>
       <w:tr>
+        <w:trPr>
+          <w:cantSplit/>
+        </w:trPr>
         <w:tc>
           <w:tcPr>
             <w:tcW w:type="dxa" w:w="2600"/>
@@ -48705,6 +50898,9 @@
         </w:tc>
       </w:tr>
       <w:tr>
+        <w:trPr>
+          <w:cantSplit/>
+        </w:trPr>
         <w:tc>
           <w:tcPr>
             <w:tcW w:type="dxa" w:w="2600"/>
@@ -48773,6 +50969,9 @@
         </w:tc>
       </w:tr>
       <w:tr>
+        <w:trPr>
+          <w:cantSplit/>
+        </w:trPr>
         <w:tc>
           <w:tcPr>
             <w:tcW w:type="dxa" w:w="2600"/>
@@ -48841,6 +51040,9 @@
         </w:tc>
       </w:tr>
       <w:tr>
+        <w:trPr>
+          <w:cantSplit/>
+        </w:trPr>
         <w:tc>
           <w:tcPr>
             <w:tcW w:type="dxa" w:w="2600"/>
@@ -48909,6 +51111,9 @@
         </w:tc>
       </w:tr>
       <w:tr>
+        <w:trPr>
+          <w:cantSplit/>
+        </w:trPr>
         <w:tc>
           <w:tcPr>
             <w:tcW w:type="dxa" w:w="2600"/>
@@ -48977,6 +51182,9 @@
         </w:tc>
       </w:tr>
       <w:tr>
+        <w:trPr>
+          <w:cantSplit/>
+        </w:trPr>
         <w:tc>
           <w:tcPr>
             <w:tcW w:type="dxa" w:w="2600"/>
@@ -49045,6 +51253,9 @@
         </w:tc>
       </w:tr>
       <w:tr>
+        <w:trPr>
+          <w:cantSplit/>
+        </w:trPr>
         <w:tc>
           <w:tcPr>
             <w:tcW w:type="dxa" w:w="2600"/>
@@ -49113,6 +51324,9 @@
         </w:tc>
       </w:tr>
       <w:tr>
+        <w:trPr>
+          <w:cantSplit/>
+        </w:trPr>
         <w:tc>
           <w:tcPr>
             <w:tcW w:type="dxa" w:w="2600"/>
@@ -49209,15 +51423,17 @@
           <w:insideH w:val="single" w:color="auto" w:sz="4"/>
           <w:insideV w:val="single" w:color="auto" w:sz="4"/>
         </w:tblBorders>
+        <w:tblLayout w:type="fixed"/>
       </w:tblPr>
       <w:tblGrid>
-        <w:gridCol w:w="100"/>
-        <w:gridCol w:w="100"/>
-        <w:gridCol w:w="100"/>
-        <w:gridCol w:w="100"/>
+        <w:gridCol w:w="2200"/>
+        <w:gridCol w:w="1800"/>
+        <w:gridCol w:w="1400"/>
+        <w:gridCol w:w="3800"/>
       </w:tblGrid>
       <w:tr>
         <w:trPr>
+          <w:cantSplit/>
           <w:tblHeader/>
         </w:trPr>
         <w:tc>
@@ -49358,6 +51574,9 @@
         </w:tc>
       </w:tr>
       <w:tr>
+        <w:trPr>
+          <w:cantSplit/>
+        </w:trPr>
         <w:tc>
           <w:tcPr>
             <w:tcW w:type="dxa" w:w="2200"/>
@@ -49492,6 +51711,9 @@
         </w:tc>
       </w:tr>
       <w:tr>
+        <w:trPr>
+          <w:cantSplit/>
+        </w:trPr>
         <w:tc>
           <w:tcPr>
             <w:tcW w:type="dxa" w:w="2200"/>
@@ -49626,6 +51848,9 @@
         </w:tc>
       </w:tr>
       <w:tr>
+        <w:trPr>
+          <w:cantSplit/>
+        </w:trPr>
         <w:tc>
           <w:tcPr>
             <w:tcW w:type="dxa" w:w="2200"/>
@@ -49760,6 +51985,9 @@
         </w:tc>
       </w:tr>
       <w:tr>
+        <w:trPr>
+          <w:cantSplit/>
+        </w:trPr>
         <w:tc>
           <w:tcPr>
             <w:tcW w:type="dxa" w:w="2200"/>
@@ -49894,6 +52122,9 @@
         </w:tc>
       </w:tr>
       <w:tr>
+        <w:trPr>
+          <w:cantSplit/>
+        </w:trPr>
         <w:tc>
           <w:tcPr>
             <w:tcW w:type="dxa" w:w="2200"/>
@@ -50211,6 +52442,1282 @@
           <w:szCs w:val="22"/>
         </w:rPr>
         <w:t xml:space="preserve">Bước E1: Lỗi ghi log không được làm gián đoạn giao dịch chính nhưng phải kích hoạt cảnh báo giám sát hệ thống.</w:t>
+      </w:r>
+    </w:p>
+    <w:p>
+      <w:pPr>
+        <w:pStyle w:val="Heading2"/>
+        <w:spacing w:after="80" w:before="180"/>
+      </w:pPr>
+      <w:r>
+        <w:rPr>
+          <w:rFonts w:ascii="Times New Roman" w:cs="Times New Roman" w:eastAsia="Times New Roman" w:hAnsi="Times New Roman"/>
+          <w:b/>
+          <w:bCs/>
+          <w:color w:val="0084FF"/>
+          <w:sz w:val="26"/>
+          <w:szCs w:val="26"/>
+        </w:rPr>
+        <w:t xml:space="preserve">[UC-CRM-AI-01] Trợ Lý AI Điều Hành &amp; Dẫn Đường Thao Tác Quản Trị CRM (Sự Kiện, Duyệt Hội Viên, Kế Toán, Giao Việc, Phân Quyền)</w:t>
+      </w:r>
+    </w:p>
+    <w:tbl>
+      <w:tblPr>
+        <w:tblW w:type="dxa" w:w="9200"/>
+        <w:tblBorders>
+          <w:top w:val="single" w:color="auto" w:sz="4"/>
+          <w:left w:val="single" w:color="auto" w:sz="4"/>
+          <w:bottom w:val="single" w:color="auto" w:sz="4"/>
+          <w:right w:val="single" w:color="auto" w:sz="4"/>
+          <w:insideH w:val="single" w:color="auto" w:sz="4"/>
+          <w:insideV w:val="single" w:color="auto" w:sz="4"/>
+        </w:tblBorders>
+        <w:tblLayout w:type="fixed"/>
+      </w:tblPr>
+      <w:tblGrid>
+        <w:gridCol w:w="2600"/>
+        <w:gridCol w:w="6600"/>
+      </w:tblGrid>
+      <w:tr>
+        <w:trPr>
+          <w:cantSplit/>
+          <w:tblHeader/>
+        </w:trPr>
+        <w:tc>
+          <w:tcPr>
+            <w:tcW w:type="dxa" w:w="2600"/>
+            <w:tcBorders>
+              <w:top w:val="single" w:color="CBD5E1" w:sz="4"/>
+              <w:left w:val="single" w:color="CBD5E1" w:sz="4"/>
+              <w:bottom w:val="single" w:color="CBD5E1" w:sz="4"/>
+              <w:right w:val="single" w:color="CBD5E1" w:sz="4"/>
+            </w:tcBorders>
+            <w:shd w:fill="003B95" w:val="clear"/>
+            <w:tcMar>
+              <w:top w:type="dxa" w:w="120"/>
+              <w:left w:type="dxa" w:w="140"/>
+              <w:bottom w:type="dxa" w:w="120"/>
+              <w:right w:type="dxa" w:w="140"/>
+            </w:tcMar>
+          </w:tcPr>
+          <w:p>
+            <w:pPr>
+              <w:jc w:val="center"/>
+            </w:pPr>
+            <w:r>
+              <w:rPr>
+                <w:rFonts w:ascii="Times New Roman" w:cs="Times New Roman" w:eastAsia="Times New Roman" w:hAnsi="Times New Roman"/>
+                <w:b/>
+                <w:bCs/>
+                <w:color w:val="FFFFFF"/>
+                <w:sz w:val="20"/>
+                <w:szCs w:val="20"/>
+              </w:rPr>
+              <w:t xml:space="preserve">Thuộc Tính</w:t>
+            </w:r>
+          </w:p>
+        </w:tc>
+        <w:tc>
+          <w:tcPr>
+            <w:tcW w:type="dxa" w:w="6600"/>
+            <w:tcBorders>
+              <w:top w:val="single" w:color="CBD5E1" w:sz="4"/>
+              <w:left w:val="single" w:color="CBD5E1" w:sz="4"/>
+              <w:bottom w:val="single" w:color="CBD5E1" w:sz="4"/>
+              <w:right w:val="single" w:color="CBD5E1" w:sz="4"/>
+            </w:tcBorders>
+            <w:shd w:fill="003B95" w:val="clear"/>
+            <w:tcMar>
+              <w:top w:type="dxa" w:w="120"/>
+              <w:left w:type="dxa" w:w="140"/>
+              <w:bottom w:type="dxa" w:w="120"/>
+              <w:right w:type="dxa" w:w="140"/>
+            </w:tcMar>
+          </w:tcPr>
+          <w:p>
+            <w:pPr>
+              <w:jc w:val="center"/>
+            </w:pPr>
+            <w:r>
+              <w:rPr>
+                <w:rFonts w:ascii="Times New Roman" w:cs="Times New Roman" w:eastAsia="Times New Roman" w:hAnsi="Times New Roman"/>
+                <w:b/>
+                <w:bCs/>
+                <w:color w:val="FFFFFF"/>
+                <w:sz w:val="20"/>
+                <w:szCs w:val="20"/>
+              </w:rPr>
+              <w:t xml:space="preserve">Đặc Tả Kỹ Thuật Chi Tiết</w:t>
+            </w:r>
+          </w:p>
+        </w:tc>
+      </w:tr>
+      <w:tr>
+        <w:trPr>
+          <w:cantSplit/>
+        </w:trPr>
+        <w:tc>
+          <w:tcPr>
+            <w:tcW w:type="dxa" w:w="2600"/>
+            <w:tcBorders>
+              <w:top w:val="single" w:color="CBD5E1" w:sz="4"/>
+              <w:left w:val="single" w:color="CBD5E1" w:sz="4"/>
+              <w:bottom w:val="single" w:color="CBD5E1" w:sz="4"/>
+              <w:right w:val="single" w:color="CBD5E1" w:sz="4"/>
+            </w:tcBorders>
+            <w:shd w:fill="FFFFFF" w:val="clear"/>
+            <w:tcMar>
+              <w:top w:type="dxa" w:w="100"/>
+              <w:left w:type="dxa" w:w="140"/>
+              <w:bottom w:type="dxa" w:w="100"/>
+              <w:right w:type="dxa" w:w="140"/>
+            </w:tcMar>
+          </w:tcPr>
+          <w:p>
+            <w:pPr>
+              <w:spacing w:after="25" w:before="25" w:line="240"/>
+              <w:jc w:val="left"/>
+            </w:pPr>
+            <w:r>
+              <w:rPr>
+                <w:rFonts w:ascii="Times New Roman" w:cs="Times New Roman" w:eastAsia="Times New Roman" w:hAnsi="Times New Roman"/>
+                <w:color w:val="1E293B"/>
+                <w:sz w:val="20"/>
+                <w:szCs w:val="20"/>
+              </w:rPr>
+              <w:t xml:space="preserve">Mã Use Case</w:t>
+            </w:r>
+          </w:p>
+        </w:tc>
+        <w:tc>
+          <w:tcPr>
+            <w:tcW w:type="dxa" w:w="6600"/>
+            <w:tcBorders>
+              <w:top w:val="single" w:color="CBD5E1" w:sz="4"/>
+              <w:left w:val="single" w:color="CBD5E1" w:sz="4"/>
+              <w:bottom w:val="single" w:color="CBD5E1" w:sz="4"/>
+              <w:right w:val="single" w:color="CBD5E1" w:sz="4"/>
+            </w:tcBorders>
+            <w:shd w:fill="FFFFFF" w:val="clear"/>
+            <w:tcMar>
+              <w:top w:type="dxa" w:w="100"/>
+              <w:left w:type="dxa" w:w="140"/>
+              <w:bottom w:type="dxa" w:w="100"/>
+              <w:right w:type="dxa" w:w="140"/>
+            </w:tcMar>
+          </w:tcPr>
+          <w:p>
+            <w:pPr>
+              <w:spacing w:after="25" w:before="25" w:line="240"/>
+              <w:jc w:val="left"/>
+            </w:pPr>
+            <w:r>
+              <w:rPr>
+                <w:rFonts w:ascii="Times New Roman" w:cs="Times New Roman" w:eastAsia="Times New Roman" w:hAnsi="Times New Roman"/>
+                <w:color w:val="1E293B"/>
+                <w:sz w:val="20"/>
+                <w:szCs w:val="20"/>
+              </w:rPr>
+              <w:t xml:space="preserve">UC-CRM-AI-01</w:t>
+            </w:r>
+          </w:p>
+        </w:tc>
+      </w:tr>
+      <w:tr>
+        <w:trPr>
+          <w:cantSplit/>
+        </w:trPr>
+        <w:tc>
+          <w:tcPr>
+            <w:tcW w:type="dxa" w:w="2600"/>
+            <w:tcBorders>
+              <w:top w:val="single" w:color="CBD5E1" w:sz="4"/>
+              <w:left w:val="single" w:color="CBD5E1" w:sz="4"/>
+              <w:bottom w:val="single" w:color="CBD5E1" w:sz="4"/>
+              <w:right w:val="single" w:color="CBD5E1" w:sz="4"/>
+            </w:tcBorders>
+            <w:shd w:fill="F8FAFC" w:val="clear"/>
+            <w:tcMar>
+              <w:top w:type="dxa" w:w="100"/>
+              <w:left w:type="dxa" w:w="140"/>
+              <w:bottom w:type="dxa" w:w="100"/>
+              <w:right w:type="dxa" w:w="140"/>
+            </w:tcMar>
+          </w:tcPr>
+          <w:p>
+            <w:pPr>
+              <w:spacing w:after="25" w:before="25" w:line="240"/>
+              <w:jc w:val="left"/>
+            </w:pPr>
+            <w:r>
+              <w:rPr>
+                <w:rFonts w:ascii="Times New Roman" w:cs="Times New Roman" w:eastAsia="Times New Roman" w:hAnsi="Times New Roman"/>
+                <w:color w:val="1E293B"/>
+                <w:sz w:val="20"/>
+                <w:szCs w:val="20"/>
+              </w:rPr>
+              <w:t xml:space="preserve">Tên Chức Năng</w:t>
+            </w:r>
+          </w:p>
+        </w:tc>
+        <w:tc>
+          <w:tcPr>
+            <w:tcW w:type="dxa" w:w="6600"/>
+            <w:tcBorders>
+              <w:top w:val="single" w:color="CBD5E1" w:sz="4"/>
+              <w:left w:val="single" w:color="CBD5E1" w:sz="4"/>
+              <w:bottom w:val="single" w:color="CBD5E1" w:sz="4"/>
+              <w:right w:val="single" w:color="CBD5E1" w:sz="4"/>
+            </w:tcBorders>
+            <w:shd w:fill="F8FAFC" w:val="clear"/>
+            <w:tcMar>
+              <w:top w:type="dxa" w:w="100"/>
+              <w:left w:type="dxa" w:w="140"/>
+              <w:bottom w:type="dxa" w:w="100"/>
+              <w:right w:type="dxa" w:w="140"/>
+            </w:tcMar>
+          </w:tcPr>
+          <w:p>
+            <w:pPr>
+              <w:spacing w:after="25" w:before="25" w:line="240"/>
+              <w:jc w:val="left"/>
+            </w:pPr>
+            <w:r>
+              <w:rPr>
+                <w:rFonts w:ascii="Times New Roman" w:cs="Times New Roman" w:eastAsia="Times New Roman" w:hAnsi="Times New Roman"/>
+                <w:color w:val="1E293B"/>
+                <w:sz w:val="20"/>
+                <w:szCs w:val="20"/>
+              </w:rPr>
+              <w:t xml:space="preserve">Trợ Lý AI Điều Hành &amp; Dẫn Đường Thao Tác Quản Trị CRM (Sự Kiện, Duyệt Hội Viên, Kế Toán, Giao Việc, Phân Quyền)</w:t>
+            </w:r>
+          </w:p>
+        </w:tc>
+      </w:tr>
+      <w:tr>
+        <w:trPr>
+          <w:cantSplit/>
+        </w:trPr>
+        <w:tc>
+          <w:tcPr>
+            <w:tcW w:type="dxa" w:w="2600"/>
+            <w:tcBorders>
+              <w:top w:val="single" w:color="CBD5E1" w:sz="4"/>
+              <w:left w:val="single" w:color="CBD5E1" w:sz="4"/>
+              <w:bottom w:val="single" w:color="CBD5E1" w:sz="4"/>
+              <w:right w:val="single" w:color="CBD5E1" w:sz="4"/>
+            </w:tcBorders>
+            <w:shd w:fill="FFFFFF" w:val="clear"/>
+            <w:tcMar>
+              <w:top w:type="dxa" w:w="100"/>
+              <w:left w:type="dxa" w:w="140"/>
+              <w:bottom w:type="dxa" w:w="100"/>
+              <w:right w:type="dxa" w:w="140"/>
+            </w:tcMar>
+          </w:tcPr>
+          <w:p>
+            <w:pPr>
+              <w:spacing w:after="25" w:before="25" w:line="240"/>
+              <w:jc w:val="left"/>
+            </w:pPr>
+            <w:r>
+              <w:rPr>
+                <w:rFonts w:ascii="Times New Roman" w:cs="Times New Roman" w:eastAsia="Times New Roman" w:hAnsi="Times New Roman"/>
+                <w:color w:val="1E293B"/>
+                <w:sz w:val="20"/>
+                <w:szCs w:val="20"/>
+              </w:rPr>
+              <w:t xml:space="preserve">Phân Hệ / Module</w:t>
+            </w:r>
+          </w:p>
+        </w:tc>
+        <w:tc>
+          <w:tcPr>
+            <w:tcW w:type="dxa" w:w="6600"/>
+            <w:tcBorders>
+              <w:top w:val="single" w:color="CBD5E1" w:sz="4"/>
+              <w:left w:val="single" w:color="CBD5E1" w:sz="4"/>
+              <w:bottom w:val="single" w:color="CBD5E1" w:sz="4"/>
+              <w:right w:val="single" w:color="CBD5E1" w:sz="4"/>
+            </w:tcBorders>
+            <w:shd w:fill="FFFFFF" w:val="clear"/>
+            <w:tcMar>
+              <w:top w:type="dxa" w:w="100"/>
+              <w:left w:type="dxa" w:w="140"/>
+              <w:bottom w:type="dxa" w:w="100"/>
+              <w:right w:type="dxa" w:w="140"/>
+            </w:tcMar>
+          </w:tcPr>
+          <w:p>
+            <w:pPr>
+              <w:spacing w:after="25" w:before="25" w:line="240"/>
+              <w:jc w:val="left"/>
+            </w:pPr>
+            <w:r>
+              <w:rPr>
+                <w:rFonts w:ascii="Times New Roman" w:cs="Times New Roman" w:eastAsia="Times New Roman" w:hAnsi="Times New Roman"/>
+                <w:color w:val="1E293B"/>
+                <w:sz w:val="20"/>
+                <w:szCs w:val="20"/>
+              </w:rPr>
+              <w:t xml:space="preserve">Phân hệ 2: Cổng Quản Trị Điều Hành Trung Tâm (Web CRM)</w:t>
+            </w:r>
+          </w:p>
+        </w:tc>
+      </w:tr>
+      <w:tr>
+        <w:trPr>
+          <w:cantSplit/>
+        </w:trPr>
+        <w:tc>
+          <w:tcPr>
+            <w:tcW w:type="dxa" w:w="2600"/>
+            <w:tcBorders>
+              <w:top w:val="single" w:color="CBD5E1" w:sz="4"/>
+              <w:left w:val="single" w:color="CBD5E1" w:sz="4"/>
+              <w:bottom w:val="single" w:color="CBD5E1" w:sz="4"/>
+              <w:right w:val="single" w:color="CBD5E1" w:sz="4"/>
+            </w:tcBorders>
+            <w:shd w:fill="F8FAFC" w:val="clear"/>
+            <w:tcMar>
+              <w:top w:type="dxa" w:w="100"/>
+              <w:left w:type="dxa" w:w="140"/>
+              <w:bottom w:type="dxa" w:w="100"/>
+              <w:right w:type="dxa" w:w="140"/>
+            </w:tcMar>
+          </w:tcPr>
+          <w:p>
+            <w:pPr>
+              <w:spacing w:after="25" w:before="25" w:line="240"/>
+              <w:jc w:val="left"/>
+            </w:pPr>
+            <w:r>
+              <w:rPr>
+                <w:rFonts w:ascii="Times New Roman" w:cs="Times New Roman" w:eastAsia="Times New Roman" w:hAnsi="Times New Roman"/>
+                <w:color w:val="1E293B"/>
+                <w:sz w:val="20"/>
+                <w:szCs w:val="20"/>
+              </w:rPr>
+              <w:t xml:space="preserve">Mục Tiêu Nghiệp Vụ</w:t>
+            </w:r>
+          </w:p>
+        </w:tc>
+        <w:tc>
+          <w:tcPr>
+            <w:tcW w:type="dxa" w:w="6600"/>
+            <w:tcBorders>
+              <w:top w:val="single" w:color="CBD5E1" w:sz="4"/>
+              <w:left w:val="single" w:color="CBD5E1" w:sz="4"/>
+              <w:bottom w:val="single" w:color="CBD5E1" w:sz="4"/>
+              <w:right w:val="single" w:color="CBD5E1" w:sz="4"/>
+            </w:tcBorders>
+            <w:shd w:fill="F8FAFC" w:val="clear"/>
+            <w:tcMar>
+              <w:top w:type="dxa" w:w="100"/>
+              <w:left w:type="dxa" w:w="140"/>
+              <w:bottom w:type="dxa" w:w="100"/>
+              <w:right w:type="dxa" w:w="140"/>
+            </w:tcMar>
+          </w:tcPr>
+          <w:p>
+            <w:pPr>
+              <w:spacing w:after="25" w:before="25" w:line="240"/>
+              <w:jc w:val="left"/>
+            </w:pPr>
+            <w:r>
+              <w:rPr>
+                <w:rFonts w:ascii="Times New Roman" w:cs="Times New Roman" w:eastAsia="Times New Roman" w:hAnsi="Times New Roman"/>
+                <w:color w:val="1E293B"/>
+                <w:sz w:val="20"/>
+                <w:szCs w:val="20"/>
+              </w:rPr>
+              <w:t xml:space="preserve">Hỗ trợ cán bộ quản trị CRM hướng dẫn và dẫn đường trực tiếp các nghiệp vụ điều hành phức tạp: Tạo sự kiện mới, thẩm định duyệt hội viên, quản trị tài chính hội phí, giao việc bảng Kanban, phân quyền RBAC và quản lý nhà tài trợ.</w:t>
+            </w:r>
+          </w:p>
+        </w:tc>
+      </w:tr>
+      <w:tr>
+        <w:trPr>
+          <w:cantSplit/>
+        </w:trPr>
+        <w:tc>
+          <w:tcPr>
+            <w:tcW w:type="dxa" w:w="2600"/>
+            <w:tcBorders>
+              <w:top w:val="single" w:color="CBD5E1" w:sz="4"/>
+              <w:left w:val="single" w:color="CBD5E1" w:sz="4"/>
+              <w:bottom w:val="single" w:color="CBD5E1" w:sz="4"/>
+              <w:right w:val="single" w:color="CBD5E1" w:sz="4"/>
+            </w:tcBorders>
+            <w:shd w:fill="FFFFFF" w:val="clear"/>
+            <w:tcMar>
+              <w:top w:type="dxa" w:w="100"/>
+              <w:left w:type="dxa" w:w="140"/>
+              <w:bottom w:type="dxa" w:w="100"/>
+              <w:right w:type="dxa" w:w="140"/>
+            </w:tcMar>
+          </w:tcPr>
+          <w:p>
+            <w:pPr>
+              <w:spacing w:after="25" w:before="25" w:line="240"/>
+              <w:jc w:val="left"/>
+            </w:pPr>
+            <w:r>
+              <w:rPr>
+                <w:rFonts w:ascii="Times New Roman" w:cs="Times New Roman" w:eastAsia="Times New Roman" w:hAnsi="Times New Roman"/>
+                <w:color w:val="1E293B"/>
+                <w:sz w:val="20"/>
+                <w:szCs w:val="20"/>
+              </w:rPr>
+              <w:t xml:space="preserve">Tác Nhân (Actors)</w:t>
+            </w:r>
+          </w:p>
+        </w:tc>
+        <w:tc>
+          <w:tcPr>
+            <w:tcW w:type="dxa" w:w="6600"/>
+            <w:tcBorders>
+              <w:top w:val="single" w:color="CBD5E1" w:sz="4"/>
+              <w:left w:val="single" w:color="CBD5E1" w:sz="4"/>
+              <w:bottom w:val="single" w:color="CBD5E1" w:sz="4"/>
+              <w:right w:val="single" w:color="CBD5E1" w:sz="4"/>
+            </w:tcBorders>
+            <w:shd w:fill="FFFFFF" w:val="clear"/>
+            <w:tcMar>
+              <w:top w:type="dxa" w:w="100"/>
+              <w:left w:type="dxa" w:w="140"/>
+              <w:bottom w:type="dxa" w:w="100"/>
+              <w:right w:type="dxa" w:w="140"/>
+            </w:tcMar>
+          </w:tcPr>
+          <w:p>
+            <w:pPr>
+              <w:spacing w:after="25" w:before="25" w:line="240"/>
+              <w:jc w:val="left"/>
+            </w:pPr>
+            <w:r>
+              <w:rPr>
+                <w:rFonts w:ascii="Times New Roman" w:cs="Times New Roman" w:eastAsia="Times New Roman" w:hAnsi="Times New Roman"/>
+                <w:color w:val="1E293B"/>
+                <w:sz w:val="20"/>
+                <w:szCs w:val="20"/>
+              </w:rPr>
+              <w:t xml:space="preserve">Ban Quản Trị, Ban Thư Ký, Ban Thành Viên, Ban Tài Chính, Ban Sự Kiện</w:t>
+            </w:r>
+          </w:p>
+        </w:tc>
+      </w:tr>
+      <w:tr>
+        <w:trPr>
+          <w:cantSplit/>
+        </w:trPr>
+        <w:tc>
+          <w:tcPr>
+            <w:tcW w:type="dxa" w:w="2600"/>
+            <w:tcBorders>
+              <w:top w:val="single" w:color="CBD5E1" w:sz="4"/>
+              <w:left w:val="single" w:color="CBD5E1" w:sz="4"/>
+              <w:bottom w:val="single" w:color="CBD5E1" w:sz="4"/>
+              <w:right w:val="single" w:color="CBD5E1" w:sz="4"/>
+            </w:tcBorders>
+            <w:shd w:fill="F8FAFC" w:val="clear"/>
+            <w:tcMar>
+              <w:top w:type="dxa" w:w="100"/>
+              <w:left w:type="dxa" w:w="140"/>
+              <w:bottom w:type="dxa" w:w="100"/>
+              <w:right w:type="dxa" w:w="140"/>
+            </w:tcMar>
+          </w:tcPr>
+          <w:p>
+            <w:pPr>
+              <w:spacing w:after="25" w:before="25" w:line="240"/>
+              <w:jc w:val="left"/>
+            </w:pPr>
+            <w:r>
+              <w:rPr>
+                <w:rFonts w:ascii="Times New Roman" w:cs="Times New Roman" w:eastAsia="Times New Roman" w:hAnsi="Times New Roman"/>
+                <w:color w:val="1E293B"/>
+                <w:sz w:val="20"/>
+                <w:szCs w:val="20"/>
+              </w:rPr>
+              <w:t xml:space="preserve">Tiền Điều Kiện (Pre-conditions)</w:t>
+            </w:r>
+          </w:p>
+        </w:tc>
+        <w:tc>
+          <w:tcPr>
+            <w:tcW w:type="dxa" w:w="6600"/>
+            <w:tcBorders>
+              <w:top w:val="single" w:color="CBD5E1" w:sz="4"/>
+              <w:left w:val="single" w:color="CBD5E1" w:sz="4"/>
+              <w:bottom w:val="single" w:color="CBD5E1" w:sz="4"/>
+              <w:right w:val="single" w:color="CBD5E1" w:sz="4"/>
+            </w:tcBorders>
+            <w:shd w:fill="F8FAFC" w:val="clear"/>
+            <w:tcMar>
+              <w:top w:type="dxa" w:w="100"/>
+              <w:left w:type="dxa" w:w="140"/>
+              <w:bottom w:type="dxa" w:w="100"/>
+              <w:right w:type="dxa" w:w="140"/>
+            </w:tcMar>
+          </w:tcPr>
+          <w:p>
+            <w:pPr>
+              <w:spacing w:after="25" w:before="25" w:line="240"/>
+              <w:jc w:val="left"/>
+            </w:pPr>
+            <w:r>
+              <w:rPr>
+                <w:rFonts w:ascii="Times New Roman" w:cs="Times New Roman" w:eastAsia="Times New Roman" w:hAnsi="Times New Roman"/>
+                <w:color w:val="1E293B"/>
+                <w:sz w:val="20"/>
+                <w:szCs w:val="20"/>
+              </w:rPr>
+              <w:t xml:space="preserve">Cán bộ quản trị đã đăng nhập Cổng Web CRM (`/events`, `/members`, `/fees`, `/tasks`, `/permissions`, `/sponsors`, `/documents`).</w:t>
+            </w:r>
+          </w:p>
+        </w:tc>
+      </w:tr>
+      <w:tr>
+        <w:trPr>
+          <w:cantSplit/>
+        </w:trPr>
+        <w:tc>
+          <w:tcPr>
+            <w:tcW w:type="dxa" w:w="2600"/>
+            <w:tcBorders>
+              <w:top w:val="single" w:color="CBD5E1" w:sz="4"/>
+              <w:left w:val="single" w:color="CBD5E1" w:sz="4"/>
+              <w:bottom w:val="single" w:color="CBD5E1" w:sz="4"/>
+              <w:right w:val="single" w:color="CBD5E1" w:sz="4"/>
+            </w:tcBorders>
+            <w:shd w:fill="FFFFFF" w:val="clear"/>
+            <w:tcMar>
+              <w:top w:type="dxa" w:w="100"/>
+              <w:left w:type="dxa" w:w="140"/>
+              <w:bottom w:type="dxa" w:w="100"/>
+              <w:right w:type="dxa" w:w="140"/>
+            </w:tcMar>
+          </w:tcPr>
+          <w:p>
+            <w:pPr>
+              <w:spacing w:after="25" w:before="25" w:line="240"/>
+              <w:jc w:val="left"/>
+            </w:pPr>
+            <w:r>
+              <w:rPr>
+                <w:rFonts w:ascii="Times New Roman" w:cs="Times New Roman" w:eastAsia="Times New Roman" w:hAnsi="Times New Roman"/>
+                <w:color w:val="1E293B"/>
+                <w:sz w:val="20"/>
+                <w:szCs w:val="20"/>
+              </w:rPr>
+              <w:t xml:space="preserve">Hậu Điều Kiện (Post-conditions)</w:t>
+            </w:r>
+          </w:p>
+        </w:tc>
+        <w:tc>
+          <w:tcPr>
+            <w:tcW w:type="dxa" w:w="6600"/>
+            <w:tcBorders>
+              <w:top w:val="single" w:color="CBD5E1" w:sz="4"/>
+              <w:left w:val="single" w:color="CBD5E1" w:sz="4"/>
+              <w:bottom w:val="single" w:color="CBD5E1" w:sz="4"/>
+              <w:right w:val="single" w:color="CBD5E1" w:sz="4"/>
+            </w:tcBorders>
+            <w:shd w:fill="FFFFFF" w:val="clear"/>
+            <w:tcMar>
+              <w:top w:type="dxa" w:w="100"/>
+              <w:left w:type="dxa" w:w="140"/>
+              <w:bottom w:type="dxa" w:w="100"/>
+              <w:right w:type="dxa" w:w="140"/>
+            </w:tcMar>
+          </w:tcPr>
+          <w:p>
+            <w:pPr>
+              <w:spacing w:after="25" w:before="25" w:line="240"/>
+              <w:jc w:val="left"/>
+            </w:pPr>
+            <w:r>
+              <w:rPr>
+                <w:rFonts w:ascii="Times New Roman" w:cs="Times New Roman" w:eastAsia="Times New Roman" w:hAnsi="Times New Roman"/>
+                <w:color w:val="1E293B"/>
+                <w:sz w:val="20"/>
+                <w:szCs w:val="20"/>
+              </w:rPr>
+              <w:t xml:space="preserve">Cán bộ các ban thực hiện tác nghiệp quản trị chính xác 100%, tuân thủ đúng phân định thẩm quyền và quy chế hiệp hội.</w:t>
+            </w:r>
+          </w:p>
+        </w:tc>
+      </w:tr>
+      <w:tr>
+        <w:trPr>
+          <w:cantSplit/>
+        </w:trPr>
+        <w:tc>
+          <w:tcPr>
+            <w:tcW w:type="dxa" w:w="2600"/>
+            <w:tcBorders>
+              <w:top w:val="single" w:color="CBD5E1" w:sz="4"/>
+              <w:left w:val="single" w:color="CBD5E1" w:sz="4"/>
+              <w:bottom w:val="single" w:color="CBD5E1" w:sz="4"/>
+              <w:right w:val="single" w:color="CBD5E1" w:sz="4"/>
+            </w:tcBorders>
+            <w:shd w:fill="F8FAFC" w:val="clear"/>
+            <w:tcMar>
+              <w:top w:type="dxa" w:w="100"/>
+              <w:left w:type="dxa" w:w="140"/>
+              <w:bottom w:type="dxa" w:w="100"/>
+              <w:right w:type="dxa" w:w="140"/>
+            </w:tcMar>
+          </w:tcPr>
+          <w:p>
+            <w:pPr>
+              <w:spacing w:after="25" w:before="25" w:line="240"/>
+              <w:jc w:val="left"/>
+            </w:pPr>
+            <w:r>
+              <w:rPr>
+                <w:rFonts w:ascii="Times New Roman" w:cs="Times New Roman" w:eastAsia="Times New Roman" w:hAnsi="Times New Roman"/>
+                <w:color w:val="1E293B"/>
+                <w:sz w:val="20"/>
+                <w:szCs w:val="20"/>
+              </w:rPr>
+              <w:t xml:space="preserve">Quy Tắc Nghiệp Vụ (Business Rules)</w:t>
+            </w:r>
+          </w:p>
+        </w:tc>
+        <w:tc>
+          <w:tcPr>
+            <w:tcW w:type="dxa" w:w="6600"/>
+            <w:tcBorders>
+              <w:top w:val="single" w:color="CBD5E1" w:sz="4"/>
+              <w:left w:val="single" w:color="CBD5E1" w:sz="4"/>
+              <w:bottom w:val="single" w:color="CBD5E1" w:sz="4"/>
+              <w:right w:val="single" w:color="CBD5E1" w:sz="4"/>
+            </w:tcBorders>
+            <w:shd w:fill="F8FAFC" w:val="clear"/>
+            <w:tcMar>
+              <w:top w:type="dxa" w:w="100"/>
+              <w:left w:type="dxa" w:w="140"/>
+              <w:bottom w:type="dxa" w:w="100"/>
+              <w:right w:type="dxa" w:w="140"/>
+            </w:tcMar>
+          </w:tcPr>
+          <w:p>
+            <w:pPr>
+              <w:spacing w:after="25" w:before="25" w:line="240"/>
+              <w:jc w:val="left"/>
+            </w:pPr>
+            <w:r>
+              <w:rPr>
+                <w:rFonts w:ascii="Times New Roman" w:cs="Times New Roman" w:eastAsia="Times New Roman" w:hAnsi="Times New Roman"/>
+                <w:color w:val="1E293B"/>
+                <w:sz w:val="20"/>
+                <w:szCs w:val="20"/>
+              </w:rPr>
+              <w:t xml:space="preserve">RULE-AUTH-BTV-EXCLUSIVE &amp; RULE-RBAC-DEDICATED-MENU-GROUP: Kiểm tra quyền hạn trước khi hướng dẫn thao tác nhạy cảm.</w:t>
+            </w:r>
+          </w:p>
+        </w:tc>
+      </w:tr>
+      <w:tr>
+        <w:trPr>
+          <w:cantSplit/>
+        </w:trPr>
+        <w:tc>
+          <w:tcPr>
+            <w:tcW w:type="dxa" w:w="2600"/>
+            <w:tcBorders>
+              <w:top w:val="single" w:color="CBD5E1" w:sz="4"/>
+              <w:left w:val="single" w:color="CBD5E1" w:sz="4"/>
+              <w:bottom w:val="single" w:color="CBD5E1" w:sz="4"/>
+              <w:right w:val="single" w:color="CBD5E1" w:sz="4"/>
+            </w:tcBorders>
+            <w:shd w:fill="FFFFFF" w:val="clear"/>
+            <w:tcMar>
+              <w:top w:type="dxa" w:w="100"/>
+              <w:left w:type="dxa" w:w="140"/>
+              <w:bottom w:type="dxa" w:w="100"/>
+              <w:right w:type="dxa" w:w="140"/>
+            </w:tcMar>
+          </w:tcPr>
+          <w:p>
+            <w:pPr>
+              <w:spacing w:after="25" w:before="25" w:line="240"/>
+              <w:jc w:val="left"/>
+            </w:pPr>
+            <w:r>
+              <w:rPr>
+                <w:rFonts w:ascii="Times New Roman" w:cs="Times New Roman" w:eastAsia="Times New Roman" w:hAnsi="Times New Roman"/>
+                <w:color w:val="1E293B"/>
+                <w:sz w:val="20"/>
+                <w:szCs w:val="20"/>
+              </w:rPr>
+              <w:t xml:space="preserve">Ánh Xạ Kỹ Thuật (Tech Mapping)</w:t>
+            </w:r>
+          </w:p>
+        </w:tc>
+        <w:tc>
+          <w:tcPr>
+            <w:tcW w:type="dxa" w:w="6600"/>
+            <w:tcBorders>
+              <w:top w:val="single" w:color="CBD5E1" w:sz="4"/>
+              <w:left w:val="single" w:color="CBD5E1" w:sz="4"/>
+              <w:bottom w:val="single" w:color="CBD5E1" w:sz="4"/>
+              <w:right w:val="single" w:color="CBD5E1" w:sz="4"/>
+            </w:tcBorders>
+            <w:shd w:fill="FFFFFF" w:val="clear"/>
+            <w:tcMar>
+              <w:top w:type="dxa" w:w="100"/>
+              <w:left w:type="dxa" w:w="140"/>
+              <w:bottom w:type="dxa" w:w="100"/>
+              <w:right w:type="dxa" w:w="140"/>
+            </w:tcMar>
+          </w:tcPr>
+          <w:p>
+            <w:pPr>
+              <w:spacing w:after="25" w:before="25" w:line="240"/>
+              <w:jc w:val="left"/>
+            </w:pPr>
+            <w:r>
+              <w:rPr>
+                <w:rFonts w:ascii="Times New Roman" w:cs="Times New Roman" w:eastAsia="Times New Roman" w:hAnsi="Times New Roman"/>
+                <w:color w:val="1E293B"/>
+                <w:sz w:val="20"/>
+                <w:szCs w:val="20"/>
+              </w:rPr>
+              <w:t xml:space="preserve">Route: `/events`, `/members`, `/fees`, `/tasks`, `/permissions` | Tour IDs: `events-admin`, `members-admin`, `fees-admin`, `tasks-admin`, `permissions-admin`</w:t>
+            </w:r>
+          </w:p>
+        </w:tc>
+      </w:tr>
+    </w:tbl>
+    <w:p>
+      <w:pPr>
+        <w:pStyle w:val="Heading3"/>
+        <w:spacing w:after="60" w:before="140"/>
+      </w:pPr>
+      <w:r>
+        <w:rPr>
+          <w:rFonts w:ascii="Times New Roman" w:cs="Times New Roman" w:eastAsia="Times New Roman" w:hAnsi="Times New Roman"/>
+          <w:b/>
+          <w:bCs/>
+          <w:color w:val="D97706"/>
+          <w:sz w:val="24"/>
+          <w:szCs w:val="24"/>
+        </w:rPr>
+        <w:t xml:space="preserve">Từ Điển Dữ Liệu Đầu Vào (Input Data Dictionary)</w:t>
+      </w:r>
+    </w:p>
+    <w:tbl>
+      <w:tblPr>
+        <w:tblW w:type="dxa" w:w="9200"/>
+        <w:tblBorders>
+          <w:top w:val="single" w:color="auto" w:sz="4"/>
+          <w:left w:val="single" w:color="auto" w:sz="4"/>
+          <w:bottom w:val="single" w:color="auto" w:sz="4"/>
+          <w:right w:val="single" w:color="auto" w:sz="4"/>
+          <w:insideH w:val="single" w:color="auto" w:sz="4"/>
+          <w:insideV w:val="single" w:color="auto" w:sz="4"/>
+        </w:tblBorders>
+        <w:tblLayout w:type="fixed"/>
+      </w:tblPr>
+      <w:tblGrid>
+        <w:gridCol w:w="2200"/>
+        <w:gridCol w:w="1800"/>
+        <w:gridCol w:w="1400"/>
+        <w:gridCol w:w="3800"/>
+      </w:tblGrid>
+      <w:tr>
+        <w:trPr>
+          <w:cantSplit/>
+          <w:tblHeader/>
+        </w:trPr>
+        <w:tc>
+          <w:tcPr>
+            <w:tcW w:type="dxa" w:w="2200"/>
+            <w:tcBorders>
+              <w:top w:val="single" w:color="CBD5E1" w:sz="4"/>
+              <w:left w:val="single" w:color="CBD5E1" w:sz="4"/>
+              <w:bottom w:val="single" w:color="CBD5E1" w:sz="4"/>
+              <w:right w:val="single" w:color="CBD5E1" w:sz="4"/>
+            </w:tcBorders>
+            <w:shd w:fill="003B95" w:val="clear"/>
+            <w:tcMar>
+              <w:top w:type="dxa" w:w="120"/>
+              <w:left w:type="dxa" w:w="140"/>
+              <w:bottom w:type="dxa" w:w="120"/>
+              <w:right w:type="dxa" w:w="140"/>
+            </w:tcMar>
+          </w:tcPr>
+          <w:p>
+            <w:pPr>
+              <w:jc w:val="center"/>
+            </w:pPr>
+            <w:r>
+              <w:rPr>
+                <w:rFonts w:ascii="Times New Roman" w:cs="Times New Roman" w:eastAsia="Times New Roman" w:hAnsi="Times New Roman"/>
+                <w:b/>
+                <w:bCs/>
+                <w:color w:val="FFFFFF"/>
+                <w:sz w:val="20"/>
+                <w:szCs w:val="20"/>
+              </w:rPr>
+              <w:t xml:space="preserve">Trường Dữ Liệu</w:t>
+            </w:r>
+          </w:p>
+        </w:tc>
+        <w:tc>
+          <w:tcPr>
+            <w:tcW w:type="dxa" w:w="1800"/>
+            <w:tcBorders>
+              <w:top w:val="single" w:color="CBD5E1" w:sz="4"/>
+              <w:left w:val="single" w:color="CBD5E1" w:sz="4"/>
+              <w:bottom w:val="single" w:color="CBD5E1" w:sz="4"/>
+              <w:right w:val="single" w:color="CBD5E1" w:sz="4"/>
+            </w:tcBorders>
+            <w:shd w:fill="003B95" w:val="clear"/>
+            <w:tcMar>
+              <w:top w:type="dxa" w:w="120"/>
+              <w:left w:type="dxa" w:w="140"/>
+              <w:bottom w:type="dxa" w:w="120"/>
+              <w:right w:type="dxa" w:w="140"/>
+            </w:tcMar>
+          </w:tcPr>
+          <w:p>
+            <w:pPr>
+              <w:jc w:val="center"/>
+            </w:pPr>
+            <w:r>
+              <w:rPr>
+                <w:rFonts w:ascii="Times New Roman" w:cs="Times New Roman" w:eastAsia="Times New Roman" w:hAnsi="Times New Roman"/>
+                <w:b/>
+                <w:bCs/>
+                <w:color w:val="FFFFFF"/>
+                <w:sz w:val="20"/>
+                <w:szCs w:val="20"/>
+              </w:rPr>
+              <w:t xml:space="preserve">Kiểu Dữ Liệu</w:t>
+            </w:r>
+          </w:p>
+        </w:tc>
+        <w:tc>
+          <w:tcPr>
+            <w:tcW w:type="dxa" w:w="1400"/>
+            <w:tcBorders>
+              <w:top w:val="single" w:color="CBD5E1" w:sz="4"/>
+              <w:left w:val="single" w:color="CBD5E1" w:sz="4"/>
+              <w:bottom w:val="single" w:color="CBD5E1" w:sz="4"/>
+              <w:right w:val="single" w:color="CBD5E1" w:sz="4"/>
+            </w:tcBorders>
+            <w:shd w:fill="003B95" w:val="clear"/>
+            <w:tcMar>
+              <w:top w:type="dxa" w:w="120"/>
+              <w:left w:type="dxa" w:w="140"/>
+              <w:bottom w:type="dxa" w:w="120"/>
+              <w:right w:type="dxa" w:w="140"/>
+            </w:tcMar>
+          </w:tcPr>
+          <w:p>
+            <w:pPr>
+              <w:jc w:val="center"/>
+            </w:pPr>
+            <w:r>
+              <w:rPr>
+                <w:rFonts w:ascii="Times New Roman" w:cs="Times New Roman" w:eastAsia="Times New Roman" w:hAnsi="Times New Roman"/>
+                <w:b/>
+                <w:bCs/>
+                <w:color w:val="FFFFFF"/>
+                <w:sz w:val="20"/>
+                <w:szCs w:val="20"/>
+              </w:rPr>
+              <w:t xml:space="preserve">Bắt Buộc</w:t>
+            </w:r>
+          </w:p>
+        </w:tc>
+        <w:tc>
+          <w:tcPr>
+            <w:tcW w:type="dxa" w:w="3800"/>
+            <w:tcBorders>
+              <w:top w:val="single" w:color="CBD5E1" w:sz="4"/>
+              <w:left w:val="single" w:color="CBD5E1" w:sz="4"/>
+              <w:bottom w:val="single" w:color="CBD5E1" w:sz="4"/>
+              <w:right w:val="single" w:color="CBD5E1" w:sz="4"/>
+            </w:tcBorders>
+            <w:shd w:fill="003B95" w:val="clear"/>
+            <w:tcMar>
+              <w:top w:type="dxa" w:w="120"/>
+              <w:left w:type="dxa" w:w="140"/>
+              <w:bottom w:type="dxa" w:w="120"/>
+              <w:right w:type="dxa" w:w="140"/>
+            </w:tcMar>
+          </w:tcPr>
+          <w:p>
+            <w:pPr>
+              <w:jc w:val="center"/>
+            </w:pPr>
+            <w:r>
+              <w:rPr>
+                <w:rFonts w:ascii="Times New Roman" w:cs="Times New Roman" w:eastAsia="Times New Roman" w:hAnsi="Times New Roman"/>
+                <w:b/>
+                <w:bCs/>
+                <w:color w:val="FFFFFF"/>
+                <w:sz w:val="20"/>
+                <w:szCs w:val="20"/>
+              </w:rPr>
+              <w:t xml:space="preserve">Quy Tắc Kiểm Tra &amp; Định Dạng (Validation)</w:t>
+            </w:r>
+          </w:p>
+        </w:tc>
+      </w:tr>
+      <w:tr>
+        <w:trPr>
+          <w:cantSplit/>
+        </w:trPr>
+        <w:tc>
+          <w:tcPr>
+            <w:tcW w:type="dxa" w:w="2200"/>
+            <w:tcBorders>
+              <w:top w:val="single" w:color="CBD5E1" w:sz="4"/>
+              <w:left w:val="single" w:color="CBD5E1" w:sz="4"/>
+              <w:bottom w:val="single" w:color="CBD5E1" w:sz="4"/>
+              <w:right w:val="single" w:color="CBD5E1" w:sz="4"/>
+            </w:tcBorders>
+            <w:shd w:fill="FFFFFF" w:val="clear"/>
+            <w:tcMar>
+              <w:top w:type="dxa" w:w="100"/>
+              <w:left w:type="dxa" w:w="140"/>
+              <w:bottom w:type="dxa" w:w="100"/>
+              <w:right w:type="dxa" w:w="140"/>
+            </w:tcMar>
+          </w:tcPr>
+          <w:p>
+            <w:pPr>
+              <w:spacing w:after="25" w:before="25" w:line="240"/>
+              <w:jc w:val="center"/>
+            </w:pPr>
+            <w:r>
+              <w:rPr>
+                <w:rFonts w:ascii="Times New Roman" w:cs="Times New Roman" w:eastAsia="Times New Roman" w:hAnsi="Times New Roman"/>
+                <w:color w:val="1E293B"/>
+                <w:sz w:val="20"/>
+                <w:szCs w:val="20"/>
+              </w:rPr>
+              <w:t xml:space="preserve">adminPrompt</w:t>
+            </w:r>
+          </w:p>
+        </w:tc>
+        <w:tc>
+          <w:tcPr>
+            <w:tcW w:type="dxa" w:w="1800"/>
+            <w:tcBorders>
+              <w:top w:val="single" w:color="CBD5E1" w:sz="4"/>
+              <w:left w:val="single" w:color="CBD5E1" w:sz="4"/>
+              <w:bottom w:val="single" w:color="CBD5E1" w:sz="4"/>
+              <w:right w:val="single" w:color="CBD5E1" w:sz="4"/>
+            </w:tcBorders>
+            <w:shd w:fill="FFFFFF" w:val="clear"/>
+            <w:tcMar>
+              <w:top w:type="dxa" w:w="100"/>
+              <w:left w:type="dxa" w:w="140"/>
+              <w:bottom w:type="dxa" w:w="100"/>
+              <w:right w:type="dxa" w:w="140"/>
+            </w:tcMar>
+          </w:tcPr>
+          <w:p>
+            <w:pPr>
+              <w:spacing w:after="25" w:before="25" w:line="240"/>
+              <w:jc w:val="left"/>
+            </w:pPr>
+            <w:r>
+              <w:rPr>
+                <w:rFonts w:ascii="Times New Roman" w:cs="Times New Roman" w:eastAsia="Times New Roman" w:hAnsi="Times New Roman"/>
+                <w:color w:val="1E293B"/>
+                <w:sz w:val="20"/>
+                <w:szCs w:val="20"/>
+              </w:rPr>
+              <w:t xml:space="preserve">String</w:t>
+            </w:r>
+          </w:p>
+        </w:tc>
+        <w:tc>
+          <w:tcPr>
+            <w:tcW w:type="dxa" w:w="1400"/>
+            <w:tcBorders>
+              <w:top w:val="single" w:color="CBD5E1" w:sz="4"/>
+              <w:left w:val="single" w:color="CBD5E1" w:sz="4"/>
+              <w:bottom w:val="single" w:color="CBD5E1" w:sz="4"/>
+              <w:right w:val="single" w:color="CBD5E1" w:sz="4"/>
+            </w:tcBorders>
+            <w:shd w:fill="FFFFFF" w:val="clear"/>
+            <w:tcMar>
+              <w:top w:type="dxa" w:w="100"/>
+              <w:left w:type="dxa" w:w="140"/>
+              <w:bottom w:type="dxa" w:w="100"/>
+              <w:right w:type="dxa" w:w="140"/>
+            </w:tcMar>
+          </w:tcPr>
+          <w:p>
+            <w:pPr>
+              <w:spacing w:after="25" w:before="25" w:line="240"/>
+              <w:jc w:val="left"/>
+            </w:pPr>
+            <w:r>
+              <w:rPr>
+                <w:rFonts w:ascii="Times New Roman" w:cs="Times New Roman" w:eastAsia="Times New Roman" w:hAnsi="Times New Roman"/>
+                <w:color w:val="1E293B"/>
+                <w:sz w:val="20"/>
+                <w:szCs w:val="20"/>
+              </w:rPr>
+              <w:t xml:space="preserve">BẮT BUỘC</w:t>
+            </w:r>
+          </w:p>
+        </w:tc>
+        <w:tc>
+          <w:tcPr>
+            <w:tcW w:type="dxa" w:w="3800"/>
+            <w:tcBorders>
+              <w:top w:val="single" w:color="CBD5E1" w:sz="4"/>
+              <w:left w:val="single" w:color="CBD5E1" w:sz="4"/>
+              <w:bottom w:val="single" w:color="CBD5E1" w:sz="4"/>
+              <w:right w:val="single" w:color="CBD5E1" w:sz="4"/>
+            </w:tcBorders>
+            <w:shd w:fill="FFFFFF" w:val="clear"/>
+            <w:tcMar>
+              <w:top w:type="dxa" w:w="100"/>
+              <w:left w:type="dxa" w:w="140"/>
+              <w:bottom w:type="dxa" w:w="100"/>
+              <w:right w:type="dxa" w:w="140"/>
+            </w:tcMar>
+          </w:tcPr>
+          <w:p>
+            <w:pPr>
+              <w:spacing w:after="25" w:before="25" w:line="240"/>
+              <w:jc w:val="left"/>
+            </w:pPr>
+            <w:r>
+              <w:rPr>
+                <w:rFonts w:ascii="Times New Roman" w:cs="Times New Roman" w:eastAsia="Times New Roman" w:hAnsi="Times New Roman"/>
+                <w:color w:val="1E293B"/>
+                <w:sz w:val="20"/>
+                <w:szCs w:val="20"/>
+              </w:rPr>
+              <w:t xml:space="preserve">Câu hỏi nghiệp vụ quản trị từ cán bộ ban</w:t>
+            </w:r>
+          </w:p>
+        </w:tc>
+      </w:tr>
+    </w:tbl>
+    <w:p>
+      <w:pPr>
+        <w:pStyle w:val="Heading3"/>
+        <w:spacing w:after="60" w:before="140"/>
+      </w:pPr>
+      <w:r>
+        <w:rPr>
+          <w:rFonts w:ascii="Times New Roman" w:cs="Times New Roman" w:eastAsia="Times New Roman" w:hAnsi="Times New Roman"/>
+          <w:b/>
+          <w:bCs/>
+          <w:color w:val="D97706"/>
+          <w:sz w:val="24"/>
+          <w:szCs w:val="24"/>
+        </w:rPr>
+        <w:t xml:space="preserve">Luồng Sự Kiện Chính (Step-by-step Main Flow)</w:t>
+      </w:r>
+    </w:p>
+    <w:p>
+      <w:pPr>
+        <w:spacing w:after="60" w:before="50" w:line="260"/>
+        <w:ind w:left="360"/>
+        <w:jc w:val="left"/>
+      </w:pPr>
+      <w:r>
+        <w:rPr>
+          <w:rFonts w:ascii="Times New Roman" w:cs="Times New Roman" w:eastAsia="Times New Roman" w:hAnsi="Times New Roman"/>
+          <w:b/>
+          <w:bCs/>
+          <w:color w:val="003B95"/>
+          <w:sz w:val="22"/>
+          <w:szCs w:val="22"/>
+        </w:rPr>
+        <w:t xml:space="preserve">Bước 1: </w:t>
+      </w:r>
+      <w:r>
+        <w:rPr>
+          <w:rFonts w:ascii="Times New Roman" w:cs="Times New Roman" w:eastAsia="Times New Roman" w:hAnsi="Times New Roman"/>
+          <w:color w:val="1E293B"/>
+          <w:sz w:val="22"/>
+          <w:szCs w:val="22"/>
+        </w:rPr>
+        <w:t xml:space="preserve">Cán bộ quản lý hỏi trợ lý AI về thao tác CRM (Ví dụ: 'Tạo sự kiện mới cho Ban Tổ Chức kiểu gì', 'Duyệt hồ sơ kết nạp hội viên ở đâu', 'Giao việc cho ban chuyên môn như nào').</w:t>
+      </w:r>
+    </w:p>
+    <w:p>
+      <w:pPr>
+        <w:spacing w:after="60" w:before="50" w:line="260"/>
+        <w:ind w:left="360"/>
+        <w:jc w:val="left"/>
+      </w:pPr>
+      <w:r>
+        <w:rPr>
+          <w:rFonts w:ascii="Times New Roman" w:cs="Times New Roman" w:eastAsia="Times New Roman" w:hAnsi="Times New Roman"/>
+          <w:b/>
+          <w:bCs/>
+          <w:color w:val="003B95"/>
+          <w:sz w:val="22"/>
+          <w:szCs w:val="22"/>
+        </w:rPr>
+        <w:t xml:space="preserve">Bước 2: </w:t>
+      </w:r>
+      <w:r>
+        <w:rPr>
+          <w:rFonts w:ascii="Times New Roman" w:cs="Times New Roman" w:eastAsia="Times New Roman" w:hAnsi="Times New Roman"/>
+          <w:color w:val="1E293B"/>
+          <w:sz w:val="22"/>
+          <w:szCs w:val="22"/>
+        </w:rPr>
+        <w:t xml:space="preserve">AI phân tích và trình bày các bước tác nghiệp chuẩn theo Quy chế hoạt động của Hiệp hội HanoiBA.</w:t>
+      </w:r>
+    </w:p>
+    <w:p>
+      <w:pPr>
+        <w:spacing w:after="60" w:before="50" w:line="260"/>
+        <w:ind w:left="360"/>
+        <w:jc w:val="left"/>
+      </w:pPr>
+      <w:r>
+        <w:rPr>
+          <w:rFonts w:ascii="Times New Roman" w:cs="Times New Roman" w:eastAsia="Times New Roman" w:hAnsi="Times New Roman"/>
+          <w:b/>
+          <w:bCs/>
+          <w:color w:val="003B95"/>
+          <w:sz w:val="22"/>
+          <w:szCs w:val="22"/>
+        </w:rPr>
+        <w:t xml:space="preserve">Bước 3: </w:t>
+      </w:r>
+      <w:r>
+        <w:rPr>
+          <w:rFonts w:ascii="Times New Roman" w:cs="Times New Roman" w:eastAsia="Times New Roman" w:hAnsi="Times New Roman"/>
+          <w:color w:val="1E293B"/>
+          <w:sz w:val="22"/>
+          <w:szCs w:val="22"/>
+        </w:rPr>
+        <w:t xml:space="preserve">AI hỏi: 'Quý Anh/Chị có muốn tôi hướng dẫn thao tác trực tiếp trên màn hình quản trị không?'.</w:t>
+      </w:r>
+    </w:p>
+    <w:p>
+      <w:pPr>
+        <w:spacing w:after="60" w:before="50" w:line="260"/>
+        <w:ind w:left="360"/>
+        <w:jc w:val="left"/>
+      </w:pPr>
+      <w:r>
+        <w:rPr>
+          <w:rFonts w:ascii="Times New Roman" w:cs="Times New Roman" w:eastAsia="Times New Roman" w:hAnsi="Times New Roman"/>
+          <w:b/>
+          <w:bCs/>
+          <w:color w:val="003B95"/>
+          <w:sz w:val="22"/>
+          <w:szCs w:val="22"/>
+        </w:rPr>
+        <w:t xml:space="preserve">Bước 4: </w:t>
+      </w:r>
+      <w:r>
+        <w:rPr>
+          <w:rFonts w:ascii="Times New Roman" w:cs="Times New Roman" w:eastAsia="Times New Roman" w:hAnsi="Times New Roman"/>
+          <w:color w:val="1E293B"/>
+          <w:sz w:val="22"/>
+          <w:szCs w:val="22"/>
+        </w:rPr>
+        <w:t xml:space="preserve">Cán bộ bấm 'Có' hoặc nói 'Có'.</w:t>
+      </w:r>
+    </w:p>
+    <w:p>
+      <w:pPr>
+        <w:spacing w:after="60" w:before="50" w:line="260"/>
+        <w:ind w:left="360"/>
+        <w:jc w:val="left"/>
+      </w:pPr>
+      <w:r>
+        <w:rPr>
+          <w:rFonts w:ascii="Times New Roman" w:cs="Times New Roman" w:eastAsia="Times New Roman" w:hAnsi="Times New Roman"/>
+          <w:b/>
+          <w:bCs/>
+          <w:color w:val="003B95"/>
+          <w:sz w:val="22"/>
+          <w:szCs w:val="22"/>
+        </w:rPr>
+        <w:t xml:space="preserve">Bước 5: </w:t>
+      </w:r>
+      <w:r>
+        <w:rPr>
+          <w:rFonts w:ascii="Times New Roman" w:cs="Times New Roman" w:eastAsia="Times New Roman" w:hAnsi="Times New Roman"/>
+          <w:color w:val="1E293B"/>
+          <w:sz w:val="22"/>
+          <w:szCs w:val="22"/>
+        </w:rPr>
+        <w:t xml:space="preserve">Hệ thống tự động chuyển trang đến màn hình quản trị CRM tương ứng (`/events`, `/members`, `/fees`, `/tasks`, `/permissions`, `/sponsors`, `/documents`).</w:t>
+      </w:r>
+    </w:p>
+    <w:p>
+      <w:pPr>
+        <w:spacing w:after="60" w:before="50" w:line="260"/>
+        <w:ind w:left="360"/>
+        <w:jc w:val="left"/>
+      </w:pPr>
+      <w:r>
+        <w:rPr>
+          <w:rFonts w:ascii="Times New Roman" w:cs="Times New Roman" w:eastAsia="Times New Roman" w:hAnsi="Times New Roman"/>
+          <w:b/>
+          <w:bCs/>
+          <w:color w:val="003B95"/>
+          <w:sz w:val="22"/>
+          <w:szCs w:val="22"/>
+        </w:rPr>
+        <w:t xml:space="preserve">Bước 6: </w:t>
+      </w:r>
+      <w:r>
+        <w:rPr>
+          <w:rFonts w:ascii="Times New Roman" w:cs="Times New Roman" w:eastAsia="Times New Roman" w:hAnsi="Times New Roman"/>
+          <w:color w:val="1E293B"/>
+          <w:sz w:val="22"/>
+          <w:szCs w:val="22"/>
+        </w:rPr>
+        <w:t xml:space="preserve">Khởi chạy lộ trình Spotlight HUD chuyên biệt cho CRM: Khoanh vùng các nút bấm then chốt ('Tạo sự kiện', 'Duyệt kết nạp', 'Duyệt gạch nợ', 'Giao việc', 'Cấp quyền soát vé') kèm lưu ý bảo mật dữ liệu.</w:t>
+      </w:r>
+    </w:p>
+    <w:p>
+      <w:pPr>
+        <w:pStyle w:val="Heading3"/>
+        <w:spacing w:after="60" w:before="140"/>
+      </w:pPr>
+      <w:r>
+        <w:rPr>
+          <w:rFonts w:ascii="Times New Roman" w:cs="Times New Roman" w:eastAsia="Times New Roman" w:hAnsi="Times New Roman"/>
+          <w:b/>
+          <w:bCs/>
+          <w:color w:val="D97706"/>
+          <w:sz w:val="24"/>
+          <w:szCs w:val="24"/>
+        </w:rPr>
+        <w:t xml:space="preserve">Luồng Ngoại Lệ &amp; Xử Lý Lỗi (Exception Flows)</w:t>
+      </w:r>
+    </w:p>
+    <w:p>
+      <w:pPr>
+        <w:spacing w:after="60" w:before="50" w:line="260"/>
+        <w:ind w:left="360"/>
+        <w:jc w:val="left"/>
+      </w:pPr>
+      <w:r>
+        <w:rPr>
+          <w:rFonts w:ascii="Times New Roman" w:cs="Times New Roman" w:eastAsia="Times New Roman" w:hAnsi="Times New Roman"/>
+          <w:color w:val="991B1B"/>
+          <w:sz w:val="22"/>
+          <w:szCs w:val="22"/>
+        </w:rPr>
+        <w:t xml:space="preserve">Bước E1: Tài khoản không đủ quyền hạn RBAC đối với tính năng được yêu cầu -&gt; AI cảnh báo: 'Chức năng này yêu cầu quyền hạn của Trưởng Ban Thành Viên / Superadmin' và không mở tour.</w:t>
       </w:r>
     </w:p>
     <w:p>
